--- a/CoPaw操作手册.docx
+++ b/CoPaw操作手册.docx
@@ -16,22 +16,11 @@
       </w:r>
     </w:p>
     <w:p>
-      <w:r>
-        <w:rPr>
-          <w:rFonts w:hint="eastAsia"/>
-        </w:rPr>
-        <w:t>部署方法：</w:t>
-      </w:r>
-      <w:hyperlink r:id="rId5" w:history="1">
-        <w:r>
-          <w:rPr>
-            <w:rStyle w:val="ae"/>
-          </w:rPr>
-          <w:t>QwenPaw — Works for you, grows with you.</w:t>
-        </w:r>
-      </w:hyperlink>
-    </w:p>
-    <w:p>
+      <w:pPr>
+        <w:rPr>
+          <w:rFonts w:hint="eastAsia"/>
+        </w:rPr>
+      </w:pPr>
       <w:r>
         <w:rPr>
           <w:rFonts w:hint="eastAsia"/>
@@ -109,6 +98,11 @@
       </w:r>
     </w:p>
     <w:p>
+      <w:pPr>
+        <w:rPr>
+          <w:rFonts w:hint="eastAsia"/>
+        </w:rPr>
+      </w:pPr>
       <w:r>
         <w:rPr>
           <w:rFonts w:hint="eastAsia"/>
@@ -122,6 +116,9 @@
           <w:ilvl w:val="0"/>
           <w:numId w:val="3"/>
         </w:numPr>
+        <w:rPr>
+          <w:rFonts w:hint="eastAsia"/>
+        </w:rPr>
       </w:pPr>
       <w:r>
         <w:rPr>
@@ -139,6 +136,9 @@
           <w:ilvl w:val="0"/>
           <w:numId w:val="3"/>
         </w:numPr>
+        <w:rPr>
+          <w:rFonts w:hint="eastAsia"/>
+        </w:rPr>
       </w:pPr>
       <w:r>
         <w:rPr>
@@ -156,6 +156,9 @@
           <w:ilvl w:val="0"/>
           <w:numId w:val="3"/>
         </w:numPr>
+        <w:rPr>
+          <w:rFonts w:hint="eastAsia"/>
+        </w:rPr>
       </w:pPr>
       <w:r>
         <w:rPr>
@@ -206,7 +209,13 @@
         <w:t>。</w:t>
       </w:r>
     </w:p>
-    <w:p/>
+    <w:p>
+      <w:pPr>
+        <w:rPr>
+          <w:rFonts w:hint="eastAsia"/>
+        </w:rPr>
+      </w:pPr>
+    </w:p>
     <w:p>
       <w:pPr>
         <w:rPr>
@@ -221,6 +230,9 @@
           <w:ilvl w:val="0"/>
           <w:numId w:val="2"/>
         </w:numPr>
+        <w:rPr>
+          <w:rFonts w:hint="eastAsia"/>
+        </w:rPr>
       </w:pPr>
       <w:r>
         <w:rPr>
@@ -233,6 +245,9 @@
       <w:pPr>
         <w:pStyle w:val="a9"/>
         <w:ind w:left="360"/>
+        <w:rPr>
+          <w:rFonts w:hint="eastAsia"/>
+        </w:rPr>
       </w:pPr>
       <w:r>
         <w:rPr>
@@ -262,6 +277,9 @@
           <w:ilvl w:val="0"/>
           <w:numId w:val="2"/>
         </w:numPr>
+        <w:rPr>
+          <w:rFonts w:hint="eastAsia"/>
+        </w:rPr>
       </w:pPr>
       <w:r>
         <w:rPr>
@@ -281,6 +299,7 @@
         <w:pStyle w:val="a9"/>
         <w:ind w:left="360"/>
         <w:rPr>
+          <w:rFonts w:hint="eastAsia"/>
           <w:b/>
           <w:bCs/>
         </w:rPr>
@@ -310,6 +329,9 @@
       <w:pPr>
         <w:pStyle w:val="a9"/>
         <w:ind w:left="360"/>
+        <w:rPr>
+          <w:rFonts w:hint="eastAsia"/>
+        </w:rPr>
       </w:pPr>
     </w:p>
     <w:p>
@@ -328,6 +350,9 @@
           <w:ilvl w:val="0"/>
           <w:numId w:val="2"/>
         </w:numPr>
+        <w:rPr>
+          <w:rFonts w:hint="eastAsia"/>
+        </w:rPr>
       </w:pPr>
       <w:r>
         <w:rPr>
@@ -340,12 +365,18 @@
       <w:pPr>
         <w:pStyle w:val="a9"/>
         <w:ind w:left="360"/>
+        <w:rPr>
+          <w:rFonts w:hint="eastAsia"/>
+        </w:rPr>
       </w:pPr>
     </w:p>
     <w:p>
       <w:pPr>
         <w:pStyle w:val="a9"/>
         <w:ind w:left="360"/>
+        <w:rPr>
+          <w:rFonts w:hint="eastAsia"/>
+        </w:rPr>
       </w:pPr>
       <w:r>
         <w:rPr>
@@ -420,6 +451,7 @@
         <w:pStyle w:val="a9"/>
         <w:ind w:left="360"/>
         <w:rPr>
+          <w:rFonts w:hint="eastAsia"/>
           <w:b/>
           <w:bCs/>
         </w:rPr>
@@ -438,6 +470,7 @@
         <w:pStyle w:val="a9"/>
         <w:ind w:left="360"/>
         <w:rPr>
+          <w:rFonts w:hint="eastAsia"/>
           <w:b/>
           <w:bCs/>
         </w:rPr>
@@ -455,13 +488,7 @@
         <w:rPr>
           <w:rFonts w:hint="eastAsia"/>
         </w:rPr>
-        <w:t>如果使用“</w:t>
-      </w:r>
-      <w:r>
-        <w:rPr>
-          <w:rFonts w:hint="eastAsia"/>
-        </w:rPr>
-        <w:t>set UV_NATIVE_TLS=true</w:t>
+        <w:t>如果使用“set UV_NATIVE_TLS=true</w:t>
       </w:r>
     </w:p>
     <w:p>
@@ -476,7 +503,6 @@
         <w:rPr>
           <w:rFonts w:hint="eastAsia"/>
         </w:rPr>
-        <w:lastRenderedPageBreak/>
         <w:t>”后报错“</w:t>
       </w:r>
       <w:r>
@@ -495,6 +521,7 @@
         <w:rPr>
           <w:rFonts w:hint="eastAsia"/>
         </w:rPr>
+        <w:lastRenderedPageBreak/>
         <w:t>”</w:t>
       </w:r>
       <w:r>
@@ -721,6 +748,11 @@
       </w:r>
     </w:p>
     <w:p>
+      <w:pPr>
+        <w:rPr>
+          <w:rFonts w:hint="eastAsia"/>
+        </w:rPr>
+      </w:pPr>
       <w:r>
         <w:rPr>
           <w:rFonts w:hint="eastAsia"/>
@@ -737,7 +769,13 @@
         <w:t>version</w:t>
       </w:r>
     </w:p>
-    <w:p/>
+    <w:p>
+      <w:pPr>
+        <w:rPr>
+          <w:rFonts w:hint="eastAsia"/>
+        </w:rPr>
+      </w:pPr>
+    </w:p>
     <w:p>
       <w:pPr>
         <w:rPr>
@@ -858,8 +896,20 @@
         <w:t>uv pip install qwenpaw --index-url https://pypi.tuna.tsinghua.edu.cn/simple</w:t>
       </w:r>
     </w:p>
-    <w:p/>
-    <w:p/>
+    <w:p>
+      <w:pPr>
+        <w:rPr>
+          <w:rFonts w:hint="eastAsia"/>
+        </w:rPr>
+      </w:pPr>
+    </w:p>
+    <w:p>
+      <w:pPr>
+        <w:rPr>
+          <w:rFonts w:hint="eastAsia"/>
+        </w:rPr>
+      </w:pPr>
+    </w:p>
     <w:p>
       <w:pPr>
         <w:pStyle w:val="a9"/>
@@ -881,6 +931,7 @@
     <w:p>
       <w:pPr>
         <w:rPr>
+          <w:rFonts w:hint="eastAsia"/>
           <w:b/>
           <w:bCs/>
         </w:rPr>
@@ -895,24 +946,29 @@
       </w:r>
     </w:p>
     <w:p>
+      <w:pPr>
+        <w:rPr>
+          <w:rFonts w:hint="eastAsia"/>
+        </w:rPr>
+      </w:pPr>
+      <w:r>
+        <w:rPr>
+          <w:rFonts w:hint="eastAsia"/>
+        </w:rPr>
+        <w:t>占用空间大；</w:t>
+      </w:r>
+    </w:p>
+    <w:p>
+      <w:pPr>
+        <w:rPr>
+          <w:rFonts w:hint="eastAsia"/>
+        </w:rPr>
+      </w:pPr>
       <w:r>
         <w:rPr>
           <w:rFonts w:hint="eastAsia"/>
         </w:rPr>
         <w:lastRenderedPageBreak/>
-        <w:t>占用空间大；</w:t>
-      </w:r>
-    </w:p>
-    <w:p>
-      <w:pPr>
-        <w:rPr>
-          <w:rFonts w:hint="eastAsia"/>
-        </w:rPr>
-      </w:pPr>
-      <w:r>
-        <w:rPr>
-          <w:rFonts w:hint="eastAsia"/>
-        </w:rPr>
         <w:t>运行慢。</w:t>
       </w:r>
     </w:p>
@@ -937,6 +993,9 @@
           <w:ilvl w:val="0"/>
           <w:numId w:val="2"/>
         </w:numPr>
+        <w:rPr>
+          <w:rFonts w:hint="eastAsia"/>
+        </w:rPr>
       </w:pPr>
       <w:r>
         <w:rPr>
@@ -948,6 +1007,7 @@
     <w:p>
       <w:pPr>
         <w:rPr>
+          <w:rFonts w:hint="eastAsia"/>
           <w:b/>
           <w:bCs/>
         </w:rPr>
@@ -962,6 +1022,11 @@
       </w:r>
     </w:p>
     <w:p>
+      <w:pPr>
+        <w:rPr>
+          <w:rFonts w:hint="eastAsia"/>
+        </w:rPr>
+      </w:pPr>
       <w:r>
         <w:rPr>
           <w:rFonts w:hint="eastAsia"/>
@@ -1069,6 +1134,7 @@
     <w:p>
       <w:pPr>
         <w:rPr>
+          <w:rFonts w:hint="eastAsia"/>
           <w:b/>
           <w:bCs/>
         </w:rPr>
@@ -1083,6 +1149,11 @@
       </w:r>
     </w:p>
     <w:p>
+      <w:pPr>
+        <w:rPr>
+          <w:rFonts w:hint="eastAsia"/>
+        </w:rPr>
+      </w:pPr>
       <w:r>
         <w:rPr>
           <w:rFonts w:hint="eastAsia"/>
@@ -1115,6 +1186,9 @@
         </w:rPr>
       </w:pPr>
       <w:r>
+        <w:rPr>
+          <w:noProof/>
+        </w:rPr>
         <w:drawing>
           <wp:inline distT="0" distB="0" distL="0" distR="0" wp14:anchorId="728CD66A" wp14:editId="7F14681A">
             <wp:extent cx="4735525" cy="3019425"/>
@@ -1131,7 +1205,7 @@
                     <pic:cNvPicPr/>
                   </pic:nvPicPr>
                   <pic:blipFill>
-                    <a:blip r:embed="rId6"/>
+                    <a:blip r:embed="rId5"/>
                     <a:stretch>
                       <a:fillRect/>
                     </a:stretch>
@@ -1159,7 +1233,13 @@
         </w:rPr>
       </w:pPr>
     </w:p>
-    <w:p/>
+    <w:p>
+      <w:pPr>
+        <w:rPr>
+          <w:rFonts w:hint="eastAsia"/>
+        </w:rPr>
+      </w:pPr>
+    </w:p>
     <w:p>
       <w:pPr>
         <w:rPr>
@@ -1192,7 +1272,12 @@
       </w:r>
     </w:p>
     <w:p>
-      <w:hyperlink r:id="rId7" w:history="1">
+      <w:pPr>
+        <w:rPr>
+          <w:rFonts w:hint="eastAsia"/>
+        </w:rPr>
+      </w:pPr>
+      <w:hyperlink r:id="rId6" w:history="1">
         <w:r>
           <w:rPr>
             <w:rStyle w:val="ae"/>
@@ -1209,7 +1294,16 @@
       </w:pPr>
     </w:p>
     <w:p>
-      <w:r>
+      <w:pPr>
+        <w:rPr>
+          <w:rFonts w:hint="eastAsia"/>
+        </w:rPr>
+      </w:pPr>
+      <w:r>
+        <w:rPr>
+          <w:noProof/>
+        </w:rPr>
+        <w:lastRenderedPageBreak/>
         <w:drawing>
           <wp:inline distT="0" distB="0" distL="0" distR="0" wp14:anchorId="68D8C895" wp14:editId="462D5A1C">
             <wp:extent cx="5274310" cy="2844800"/>
@@ -1226,7 +1320,7 @@
                     <pic:cNvPicPr/>
                   </pic:nvPicPr>
                   <pic:blipFill>
-                    <a:blip r:embed="rId8"/>
+                    <a:blip r:embed="rId7"/>
                     <a:stretch>
                       <a:fillRect/>
                     </a:stretch>
@@ -1252,13 +1346,112 @@
         <w:rPr>
           <w:rFonts w:hint="eastAsia"/>
         </w:rPr>
-        <w:t>1. 可接入多智能体，</w:t>
-      </w:r>
-      <w:r>
-        <w:rPr>
-          <w:rFonts w:hint="eastAsia"/>
-        </w:rPr>
-        <w:t>按用途、平台分离</w:t>
+        <w:t xml:space="preserve">1. </w:t>
+      </w:r>
+      <w:r>
+        <w:rPr>
+          <w:rFonts w:hint="eastAsia"/>
+        </w:rPr>
+        <w:t>多智能体</w:t>
+      </w:r>
+    </w:p>
+    <w:p>
+      <w:r>
+        <w:rPr>
+          <w:rFonts w:hint="eastAsia"/>
+        </w:rPr>
+        <w:t>1.1</w:t>
+      </w:r>
+      <w:r>
+        <w:rPr>
+          <w:rFonts w:hint="eastAsia"/>
+        </w:rPr>
+        <w:t xml:space="preserve"> 为什么要用多智能体</w:t>
+      </w:r>
+    </w:p>
+    <w:p>
+      <w:pPr>
+        <w:rPr>
+          <w:rFonts w:hint="eastAsia"/>
+        </w:rPr>
+      </w:pPr>
+      <w:r>
+        <w:rPr>
+          <w:rFonts w:hint="eastAsia"/>
+        </w:rPr>
+        <w:t>需要</w:t>
+      </w:r>
+      <w:r>
+        <w:rPr>
+          <w:rFonts w:hint="eastAsia"/>
+        </w:rPr>
+        <w:t>按</w:t>
+      </w:r>
+      <w:r>
+        <w:rPr>
+          <w:rFonts w:hint="eastAsia"/>
+          <w:b/>
+          <w:bCs/>
+        </w:rPr>
+        <w:t>用途、平台</w:t>
+      </w:r>
+      <w:r>
+        <w:rPr>
+          <w:rFonts w:hint="eastAsia"/>
+          <w:b/>
+          <w:bCs/>
+        </w:rPr>
+        <w:t>、</w:t>
+      </w:r>
+      <w:r>
+        <w:rPr>
+          <w:rFonts w:hint="eastAsia"/>
+          <w:b/>
+          <w:bCs/>
+        </w:rPr>
+        <w:t>语言、</w:t>
+      </w:r>
+      <w:r>
+        <w:rPr>
+          <w:rFonts w:hint="eastAsia"/>
+          <w:b/>
+          <w:bCs/>
+        </w:rPr>
+        <w:t>或</w:t>
+      </w:r>
+      <w:r>
+        <w:rPr>
+          <w:rFonts w:hint="eastAsia"/>
+          <w:b/>
+          <w:bCs/>
+        </w:rPr>
+        <w:t>使用</w:t>
+      </w:r>
+      <w:r>
+        <w:rPr>
+          <w:rFonts w:hint="eastAsia"/>
+          <w:b/>
+          <w:bCs/>
+        </w:rPr>
+        <w:t>环境</w:t>
+      </w:r>
+      <w:r>
+        <w:rPr>
+          <w:rFonts w:hint="eastAsia"/>
+        </w:rPr>
+        <w:t>，</w:t>
+      </w:r>
+      <w:r>
+        <w:rPr>
+          <w:rFonts w:hint="eastAsia"/>
+        </w:rPr>
+        <w:t>将Agent对话</w:t>
+      </w:r>
+      <w:r>
+        <w:rPr>
+          <w:rFonts w:hint="eastAsia"/>
+        </w:rPr>
+        <w:t>分割</w:t>
       </w:r>
       <w:r>
         <w:rPr>
@@ -1268,6 +1461,11 @@
       </w:r>
     </w:p>
     <w:p>
+      <w:pPr>
+        <w:rPr>
+          <w:rFonts w:hint="eastAsia"/>
+        </w:rPr>
+      </w:pPr>
       <w:r>
         <w:rPr>
           <w:rFonts w:hint="eastAsia"/>
@@ -1308,7 +1506,19 @@
         <w:rPr>
           <w:rFonts w:hint="eastAsia"/>
         </w:rPr>
-        <w:t>资料</w:t>
+        <w:t>处理（</w:t>
+      </w:r>
+      <w:r>
+        <w:rPr>
+          <w:rFonts w:hint="eastAsia"/>
+        </w:rPr>
+        <w:t>写作、摘要</w:t>
+      </w:r>
+      <w:r>
+        <w:rPr>
+          <w:rFonts w:hint="eastAsia"/>
+        </w:rPr>
+        <w:t>）</w:t>
       </w:r>
       <w:r>
         <w:rPr>
@@ -1358,17 +1568,960 @@
         <w:rPr>
           <w:rFonts w:hint="eastAsia"/>
         </w:rPr>
+        <w:t>；</w:t>
+      </w:r>
+    </w:p>
+    <w:p>
+      <w:pPr>
+        <w:rPr>
+          <w:rFonts w:hint="eastAsia"/>
+        </w:rPr>
+      </w:pPr>
+      <w:r>
+        <w:rPr>
+          <w:rFonts w:hint="eastAsia"/>
+        </w:rPr>
+        <w:t>使用环境：测试、生产。</w:t>
+      </w:r>
+    </w:p>
+    <w:p/>
+    <w:p>
+      <w:r>
+        <w:rPr>
+          <w:rFonts w:hint="eastAsia"/>
+        </w:rPr>
+        <w:t>注意：</w:t>
+      </w:r>
+      <w:r>
+        <w:rPr>
+          <w:rFonts w:hint="eastAsia"/>
+        </w:rPr>
+        <w:t>多智能体共享</w:t>
+      </w:r>
+      <w:r>
+        <w:t>API Key、模型选择</w:t>
+      </w:r>
+      <w:r>
+        <w:rPr>
+          <w:rFonts w:hint="eastAsia"/>
+        </w:rPr>
         <w:t>。</w:t>
       </w:r>
     </w:p>
-    <w:p>
-      <w:pPr>
-        <w:rPr>
-          <w:rFonts w:hint="eastAsia"/>
-        </w:rPr>
-      </w:pPr>
-    </w:p>
-    <w:p>
+    <w:p/>
+    <w:p>
+      <w:r>
+        <w:rPr>
+          <w:rFonts w:hint="eastAsia"/>
+        </w:rPr>
+        <w:t xml:space="preserve">1.2 </w:t>
+      </w:r>
+      <w:r>
+        <w:rPr>
+          <w:rFonts w:hint="eastAsia"/>
+        </w:rPr>
+        <w:t>智能体协作</w:t>
+      </w:r>
+    </w:p>
+    <w:p>
+      <w:r>
+        <w:rPr>
+          <w:rFonts w:hint="eastAsia"/>
+        </w:rPr>
+        <w:t>作用：</w:t>
+      </w:r>
+    </w:p>
+    <w:p>
+      <w:pPr>
+        <w:numPr>
+          <w:ilvl w:val="0"/>
+          <w:numId w:val="9"/>
+        </w:numPr>
+      </w:pPr>
+      <w:r>
+        <w:t>请求其他智能体的专业能力（如让代码智能体审查代码，让写作智能体润色文档）</w:t>
+      </w:r>
+    </w:p>
+    <w:p>
+      <w:pPr>
+        <w:numPr>
+          <w:ilvl w:val="0"/>
+          <w:numId w:val="9"/>
+        </w:numPr>
+      </w:pPr>
+      <w:r>
+        <w:t>访问其他智能体的工作区数据（如读取另一个智能体的配置或文件）</w:t>
+      </w:r>
+    </w:p>
+    <w:p>
+      <w:pPr>
+        <w:numPr>
+          <w:ilvl w:val="0"/>
+          <w:numId w:val="9"/>
+        </w:numPr>
+      </w:pPr>
+      <w:r>
+        <w:rPr>
+          <w:rFonts w:hint="eastAsia"/>
+        </w:rPr>
+        <w:t>复审意见，或寻求</w:t>
+      </w:r>
+      <w:r>
+        <w:t>第二意见</w:t>
+      </w:r>
+    </w:p>
+    <w:p/>
+    <w:p/>
+    <w:p/>
+    <w:p>
+      <w:pPr>
+        <w:rPr>
+          <w:rFonts w:hint="eastAsia"/>
+        </w:rPr>
+      </w:pPr>
+    </w:p>
+    <w:p>
+      <w:pPr>
+        <w:rPr>
+          <w:rFonts w:hint="eastAsia"/>
+        </w:rPr>
+      </w:pPr>
+      <w:r>
+        <w:rPr>
+          <w:rFonts w:hint="eastAsia"/>
+          <w:b/>
+          <w:bCs/>
+        </w:rPr>
+        <w:t>触发方式</w:t>
+      </w:r>
+      <w:r>
+        <w:rPr>
+          <w:rFonts w:hint="eastAsia"/>
+          <w:b/>
+          <w:bCs/>
+        </w:rPr>
+        <w:t>1</w:t>
+      </w:r>
+      <w:r>
+        <w:rPr>
+          <w:b/>
+          <w:bCs/>
+        </w:rPr>
+        <w:t>：</w:t>
+      </w:r>
+      <w:r>
+        <w:rPr>
+          <w:rFonts w:hint="eastAsia"/>
+          <w:b/>
+          <w:bCs/>
+        </w:rPr>
+        <w:t>用户</w:t>
+      </w:r>
+      <w:r>
+        <w:rPr>
+          <w:rFonts w:hint="eastAsia"/>
+          <w:b/>
+          <w:bCs/>
+        </w:rPr>
+        <w:t>触发</w:t>
+      </w:r>
+    </w:p>
+    <w:p>
+      <w:r>
+        <w:t>用户：请让代码助手帮我审查这段代码</w:t>
+      </w:r>
+      <w:r>
+        <w:rPr>
+          <w:rFonts w:hint="eastAsia"/>
+        </w:rPr>
+        <w:t>。</w:t>
+      </w:r>
+    </w:p>
+    <w:p/>
+    <w:p>
+      <w:pPr>
+        <w:rPr>
+          <w:rFonts w:hint="eastAsia"/>
+        </w:rPr>
+      </w:pPr>
+      <w:r>
+        <w:rPr>
+          <w:rFonts w:hint="eastAsia"/>
+          <w:b/>
+          <w:bCs/>
+        </w:rPr>
+        <w:t>触发方式2</w:t>
+      </w:r>
+      <w:r>
+        <w:rPr>
+          <w:b/>
+          <w:bCs/>
+        </w:rPr>
+        <w:t>：</w:t>
+      </w:r>
+      <w:r>
+        <w:rPr>
+          <w:rFonts w:hint="eastAsia"/>
+          <w:b/>
+          <w:bCs/>
+        </w:rPr>
+        <w:t>智能体主动判断</w:t>
+      </w:r>
+    </w:p>
+    <w:p>
+      <w:pPr>
+        <w:rPr>
+          <w:rFonts w:hint="eastAsia"/>
+        </w:rPr>
+      </w:pPr>
+      <w:r>
+        <w:rPr>
+          <w:rFonts w:hint="eastAsia"/>
+        </w:rPr>
+        <w:t>用户：帮我生成一份技术文档并用专业语言润色</w:t>
+      </w:r>
+    </w:p>
+    <w:p>
+      <w:pPr>
+        <w:rPr>
+          <w:rFonts w:hint="eastAsia"/>
+        </w:rPr>
+      </w:pPr>
+      <w:r>
+        <w:rPr>
+          <w:rFonts w:hint="eastAsia"/>
+        </w:rPr>
+        <w:t>当前智能体的处理流程：</w:t>
+      </w:r>
+    </w:p>
+    <w:p>
+      <w:pPr>
+        <w:pStyle w:val="a9"/>
+        <w:numPr>
+          <w:ilvl w:val="1"/>
+          <w:numId w:val="20"/>
+        </w:numPr>
+        <w:rPr>
+          <w:rFonts w:hint="eastAsia"/>
+        </w:rPr>
+      </w:pPr>
+      <w:r>
+        <w:rPr>
+          <w:rFonts w:hint="eastAsia"/>
+        </w:rPr>
+        <w:t>[生成技术文档初稿]</w:t>
+      </w:r>
+    </w:p>
+    <w:p>
+      <w:pPr>
+        <w:pStyle w:val="a9"/>
+        <w:numPr>
+          <w:ilvl w:val="1"/>
+          <w:numId w:val="20"/>
+        </w:numPr>
+        <w:rPr>
+          <w:rFonts w:hint="eastAsia"/>
+        </w:rPr>
+      </w:pPr>
+      <w:r>
+        <w:rPr>
+          <w:rFonts w:hint="eastAsia"/>
+        </w:rPr>
+        <w:t>[判断：润色需要写作专长，调用写作助手]</w:t>
+      </w:r>
+    </w:p>
+    <w:p>
+      <w:pPr>
+        <w:pStyle w:val="a9"/>
+        <w:numPr>
+          <w:ilvl w:val="1"/>
+          <w:numId w:val="20"/>
+        </w:numPr>
+        <w:rPr>
+          <w:rFonts w:hint="eastAsia"/>
+        </w:rPr>
+      </w:pPr>
+      <w:r>
+        <w:rPr>
+          <w:rFonts w:hint="eastAsia"/>
+        </w:rPr>
+        <w:t>[将初稿发送给写作助手]</w:t>
+      </w:r>
+    </w:p>
+    <w:p>
+      <w:pPr>
+        <w:pStyle w:val="a9"/>
+        <w:numPr>
+          <w:ilvl w:val="1"/>
+          <w:numId w:val="20"/>
+        </w:numPr>
+        <w:rPr>
+          <w:rFonts w:hint="eastAsia"/>
+        </w:rPr>
+      </w:pPr>
+      <w:r>
+        <w:rPr>
+          <w:rFonts w:hint="eastAsia"/>
+        </w:rPr>
+        <w:t>[接收写作助手返回的润色版本]</w:t>
+      </w:r>
+    </w:p>
+    <w:p>
+      <w:pPr>
+        <w:pStyle w:val="a9"/>
+        <w:numPr>
+          <w:ilvl w:val="1"/>
+          <w:numId w:val="20"/>
+        </w:numPr>
+      </w:pPr>
+      <w:r>
+        <w:rPr>
+          <w:rFonts w:hint="eastAsia"/>
+        </w:rPr>
+        <w:t>[返回最终文档给用户]</w:t>
+      </w:r>
+    </w:p>
+    <w:p>
+      <w:pPr>
+        <w:rPr>
+          <w:rFonts w:hint="eastAsia"/>
+        </w:rPr>
+      </w:pPr>
+    </w:p>
+    <w:p/>
+    <w:p>
+      <w:pPr>
+        <w:rPr>
+          <w:b/>
+          <w:bCs/>
+        </w:rPr>
+      </w:pPr>
+      <w:r>
+        <w:rPr>
+          <w:b/>
+          <w:bCs/>
+        </w:rPr>
+        <w:t>场景一：跨领域协作</w:t>
+      </w:r>
+    </w:p>
+    <w:p>
+      <w:pPr>
+        <w:rPr>
+          <w:rFonts w:hint="eastAsia"/>
+        </w:rPr>
+      </w:pPr>
+      <w:r>
+        <w:t>用户：请分析我的项目结构并生成架构文档</w:t>
+      </w:r>
+    </w:p>
+    <w:p>
+      <w:r>
+        <w:t>流程：</w:t>
+      </w:r>
+    </w:p>
+    <w:p>
+      <w:pPr>
+        <w:pStyle w:val="a9"/>
+        <w:numPr>
+          <w:ilvl w:val="1"/>
+          <w:numId w:val="18"/>
+        </w:numPr>
+      </w:pPr>
+      <w:r>
+        <w:t>代码智能体分析项目结构</w:t>
+      </w:r>
+    </w:p>
+    <w:p>
+      <w:pPr>
+        <w:pStyle w:val="a9"/>
+        <w:numPr>
+          <w:ilvl w:val="1"/>
+          <w:numId w:val="18"/>
+        </w:numPr>
+      </w:pPr>
+      <w:r>
+        <w:t>代码智能体调用写作智能体</w:t>
+      </w:r>
+    </w:p>
+    <w:p>
+      <w:pPr>
+        <w:pStyle w:val="a9"/>
+        <w:numPr>
+          <w:ilvl w:val="1"/>
+          <w:numId w:val="18"/>
+        </w:numPr>
+      </w:pPr>
+      <w:r>
+        <w:t>写作智能体生成专业文档</w:t>
+      </w:r>
+    </w:p>
+    <w:p>
+      <w:pPr>
+        <w:pStyle w:val="a9"/>
+        <w:numPr>
+          <w:ilvl w:val="1"/>
+          <w:numId w:val="18"/>
+        </w:numPr>
+      </w:pPr>
+      <w:r>
+        <w:t>代码智能体返回最终结果</w:t>
+      </w:r>
+    </w:p>
+    <w:p/>
+    <w:p>
+      <w:pPr>
+        <w:rPr>
+          <w:rFonts w:hint="eastAsia"/>
+          <w:b/>
+          <w:bCs/>
+        </w:rPr>
+      </w:pPr>
+      <w:r>
+        <w:rPr>
+          <w:b/>
+          <w:bCs/>
+        </w:rPr>
+        <w:t>场景</w:t>
+      </w:r>
+      <w:r>
+        <w:rPr>
+          <w:rFonts w:hint="eastAsia"/>
+          <w:b/>
+          <w:bCs/>
+        </w:rPr>
+        <w:t>二</w:t>
+      </w:r>
+      <w:r>
+        <w:rPr>
+          <w:b/>
+          <w:bCs/>
+        </w:rPr>
+        <w:t>：数据共享</w:t>
+      </w:r>
+    </w:p>
+    <w:p>
+      <w:r>
+        <w:t>用户：把财务智能体的月度报告发给我</w:t>
+      </w:r>
+    </w:p>
+    <w:p/>
+    <w:p>
+      <w:r>
+        <w:t>流程：</w:t>
+      </w:r>
+    </w:p>
+    <w:p>
+      <w:pPr>
+        <w:pStyle w:val="a9"/>
+        <w:numPr>
+          <w:ilvl w:val="1"/>
+          <w:numId w:val="16"/>
+        </w:numPr>
+      </w:pPr>
+      <w:r>
+        <w:t>当前智能体识别需要"财务智能体"的数据</w:t>
+      </w:r>
+    </w:p>
+    <w:p>
+      <w:pPr>
+        <w:pStyle w:val="a9"/>
+        <w:numPr>
+          <w:ilvl w:val="1"/>
+          <w:numId w:val="16"/>
+        </w:numPr>
+      </w:pPr>
+      <w:r>
+        <w:t>向财务智能体请求月度报告</w:t>
+      </w:r>
+    </w:p>
+    <w:p>
+      <w:pPr>
+        <w:pStyle w:val="a9"/>
+        <w:numPr>
+          <w:ilvl w:val="1"/>
+          <w:numId w:val="16"/>
+        </w:numPr>
+      </w:pPr>
+      <w:r>
+        <w:t>接收报告数据</w:t>
+      </w:r>
+    </w:p>
+    <w:p>
+      <w:pPr>
+        <w:pStyle w:val="a9"/>
+        <w:numPr>
+          <w:ilvl w:val="1"/>
+          <w:numId w:val="16"/>
+        </w:numPr>
+      </w:pPr>
+      <w:r>
+        <w:t>格式化后发送给用户</w:t>
+      </w:r>
+    </w:p>
+    <w:p>
+      <w:pPr>
+        <w:rPr>
+          <w:rFonts w:hint="eastAsia"/>
+        </w:rPr>
+      </w:pPr>
+    </w:p>
+    <w:p>
+      <w:pPr>
+        <w:rPr>
+          <w:rFonts w:hint="eastAsia"/>
+          <w:b/>
+          <w:bCs/>
+        </w:rPr>
+      </w:pPr>
+      <w:r>
+        <w:rPr>
+          <w:b/>
+          <w:bCs/>
+        </w:rPr>
+        <w:t>场景</w:t>
+      </w:r>
+      <w:r>
+        <w:rPr>
+          <w:rFonts w:hint="eastAsia"/>
+          <w:b/>
+          <w:bCs/>
+        </w:rPr>
+        <w:t>三</w:t>
+      </w:r>
+      <w:r>
+        <w:rPr>
+          <w:b/>
+          <w:bCs/>
+        </w:rPr>
+        <w:t>：专业复核</w:t>
+      </w:r>
+    </w:p>
+    <w:p>
+      <w:pPr>
+        <w:rPr>
+          <w:rFonts w:hint="eastAsia"/>
+        </w:rPr>
+      </w:pPr>
+      <w:r>
+        <w:t>用户：这段代码有什么问题？让资深助手也看看</w:t>
+      </w:r>
+    </w:p>
+    <w:p>
+      <w:r>
+        <w:t>流程：</w:t>
+      </w:r>
+    </w:p>
+    <w:p>
+      <w:pPr>
+        <w:pStyle w:val="a9"/>
+        <w:numPr>
+          <w:ilvl w:val="1"/>
+          <w:numId w:val="12"/>
+        </w:numPr>
+      </w:pPr>
+      <w:r>
+        <w:t>当前智能体先分析代码</w:t>
+      </w:r>
+    </w:p>
+    <w:p>
+      <w:pPr>
+        <w:pStyle w:val="a9"/>
+        <w:numPr>
+          <w:ilvl w:val="1"/>
+          <w:numId w:val="12"/>
+        </w:numPr>
+      </w:pPr>
+      <w:r>
+        <w:t>识别用户要求"资深助手"参与</w:t>
+      </w:r>
+    </w:p>
+    <w:p>
+      <w:pPr>
+        <w:pStyle w:val="a9"/>
+        <w:numPr>
+          <w:ilvl w:val="1"/>
+          <w:numId w:val="12"/>
+        </w:numPr>
+      </w:pPr>
+      <w:r>
+        <w:t>调用"资深助手"进行复核</w:t>
+      </w:r>
+    </w:p>
+    <w:p>
+      <w:pPr>
+        <w:pStyle w:val="a9"/>
+        <w:numPr>
+          <w:ilvl w:val="1"/>
+          <w:numId w:val="12"/>
+        </w:numPr>
+      </w:pPr>
+      <w:r>
+        <w:t>综合两方意见返回给用户</w:t>
+      </w:r>
+    </w:p>
+    <w:p>
+      <w:pPr>
+        <w:rPr>
+          <w:rFonts w:hint="eastAsia"/>
+        </w:rPr>
+      </w:pPr>
+    </w:p>
+    <w:p>
+      <w:r>
+        <w:rPr>
+          <w:rFonts w:hint="eastAsia"/>
+        </w:rPr>
+        <w:t>注意：</w:t>
+      </w:r>
+      <w:r>
+        <w:rPr>
+          <w:b/>
+          <w:bCs/>
+        </w:rPr>
+        <w:t>在创建智能体时</w:t>
+      </w:r>
+      <w:r>
+        <w:t>，描述字段应清晰说明：</w:t>
+      </w:r>
+    </w:p>
+    <w:p>
+      <w:pPr>
+        <w:rPr>
+          <w:rFonts w:hint="eastAsia"/>
+        </w:rPr>
+      </w:pPr>
+      <w:r>
+        <w:rPr>
+          <w:rFonts w:ascii="Segoe UI Emoji" w:hAnsi="Segoe UI Emoji" w:cs="Segoe UI Emoji"/>
+        </w:rPr>
+        <w:t>✅</w:t>
+      </w:r>
+      <w:r>
+        <w:t> </w:t>
+      </w:r>
+      <w:r>
+        <w:rPr>
+          <w:b/>
+          <w:bCs/>
+        </w:rPr>
+        <w:t>好的描述示例</w:t>
+      </w:r>
+      <w:r>
+        <w:t>：</w:t>
+      </w:r>
+    </w:p>
+    <w:p>
+      <w:pPr>
+        <w:pStyle w:val="a9"/>
+        <w:numPr>
+          <w:ilvl w:val="0"/>
+          <w:numId w:val="13"/>
+        </w:numPr>
+        <w:rPr>
+          <w:rFonts w:hint="eastAsia"/>
+        </w:rPr>
+      </w:pPr>
+      <w:r>
+        <w:t>专注于 Python/JavaScript 代码审查、重构和性能优化</w:t>
+      </w:r>
+    </w:p>
+    <w:p>
+      <w:pPr>
+        <w:pStyle w:val="a9"/>
+        <w:numPr>
+          <w:ilvl w:val="0"/>
+          <w:numId w:val="13"/>
+        </w:numPr>
+        <w:rPr>
+          <w:rFonts w:hint="eastAsia"/>
+        </w:rPr>
+      </w:pPr>
+      <w:r>
+        <w:t>负责文档撰写、内容润色和技术写作，擅长中英文双语</w:t>
+      </w:r>
+    </w:p>
+    <w:p>
+      <w:pPr>
+        <w:pStyle w:val="a9"/>
+        <w:numPr>
+          <w:ilvl w:val="0"/>
+          <w:numId w:val="13"/>
+        </w:numPr>
+      </w:pPr>
+      <w:r>
+        <w:t>处理财务数据分析、报表生成和预算管理</w:t>
+      </w:r>
+    </w:p>
+    <w:p>
+      <w:pPr>
+        <w:rPr>
+          <w:rFonts w:hint="eastAsia"/>
+        </w:rPr>
+      </w:pPr>
+      <w:r>
+        <w:rPr>
+          <w:rFonts w:ascii="Segoe UI Emoji" w:hAnsi="Segoe UI Emoji" w:cs="Segoe UI Emoji"/>
+        </w:rPr>
+        <w:t>❌</w:t>
+      </w:r>
+      <w:r>
+        <w:t> </w:t>
+      </w:r>
+      <w:r>
+        <w:rPr>
+          <w:b/>
+          <w:bCs/>
+        </w:rPr>
+        <w:t>不好的描述示例</w:t>
+      </w:r>
+      <w:r>
+        <w:t>：</w:t>
+      </w:r>
+    </w:p>
+    <w:p>
+      <w:pPr>
+        <w:pStyle w:val="a9"/>
+        <w:numPr>
+          <w:ilvl w:val="0"/>
+          <w:numId w:val="14"/>
+        </w:numPr>
+        <w:rPr>
+          <w:rFonts w:hint="eastAsia"/>
+        </w:rPr>
+      </w:pPr>
+      <w:r>
+        <w:t>我的助手</w:t>
+      </w:r>
+    </w:p>
+    <w:p>
+      <w:pPr>
+        <w:pStyle w:val="a9"/>
+        <w:numPr>
+          <w:ilvl w:val="0"/>
+          <w:numId w:val="14"/>
+        </w:numPr>
+        <w:rPr>
+          <w:rFonts w:hint="eastAsia"/>
+        </w:rPr>
+      </w:pPr>
+      <w:r>
+        <w:t>测试用</w:t>
+      </w:r>
+    </w:p>
+    <w:p>
+      <w:pPr>
+        <w:pStyle w:val="a9"/>
+        <w:numPr>
+          <w:ilvl w:val="0"/>
+          <w:numId w:val="14"/>
+        </w:numPr>
+      </w:pPr>
+      <w:r>
+        <w:t>（留空）</w:t>
+      </w:r>
+    </w:p>
+    <w:p/>
+    <w:p/>
+    <w:p>
+      <w:pPr>
+        <w:rPr>
+          <w:b/>
+          <w:bCs/>
+        </w:rPr>
+      </w:pPr>
+      <w:r>
+        <w:rPr>
+          <w:b/>
+          <w:bCs/>
+        </w:rPr>
+        <w:t>合理规划智能体数量</w:t>
+      </w:r>
+      <w:r>
+        <w:rPr>
+          <w:rFonts w:hint="eastAsia"/>
+          <w:b/>
+          <w:bCs/>
+        </w:rPr>
+        <w:t>：最好3-5个</w:t>
+      </w:r>
+    </w:p>
+    <w:p>
+      <w:pPr>
+        <w:rPr>
+          <w:rFonts w:hint="eastAsia"/>
+          <w:b/>
+          <w:bCs/>
+        </w:rPr>
+      </w:pPr>
+      <w:r>
+        <w:rPr>
+          <w:b/>
+          <w:bCs/>
+        </w:rPr>
+        <w:t>使用清晰的名称</w:t>
+      </w:r>
+      <w:r>
+        <w:rPr>
+          <w:rFonts w:hint="eastAsia"/>
+          <w:b/>
+          <w:bCs/>
+        </w:rPr>
+        <w:t>：比如</w:t>
+      </w:r>
+      <w:r>
+        <w:rPr>
+          <w:b/>
+          <w:bCs/>
+        </w:rPr>
+        <w:t>default</w:t>
+      </w:r>
+      <w:r>
+        <w:rPr>
+          <w:rFonts w:hint="eastAsia"/>
+          <w:b/>
+          <w:bCs/>
+        </w:rPr>
+        <w:t>、</w:t>
+      </w:r>
+      <w:r>
+        <w:rPr>
+          <w:rFonts w:hint="eastAsia"/>
+          <w:b/>
+          <w:bCs/>
+        </w:rPr>
+        <w:t>chat</w:t>
+      </w:r>
+      <w:r>
+        <w:rPr>
+          <w:b/>
+          <w:bCs/>
+        </w:rPr>
+        <w:t>-assistant</w:t>
+      </w:r>
+      <w:r>
+        <w:rPr>
+          <w:rFonts w:hint="eastAsia"/>
+          <w:b/>
+          <w:bCs/>
+        </w:rPr>
+        <w:t>、code</w:t>
+      </w:r>
+      <w:r>
+        <w:rPr>
+          <w:b/>
+          <w:bCs/>
+        </w:rPr>
+        <w:t>-assistant</w:t>
+      </w:r>
+      <w:r>
+        <w:rPr>
+          <w:rFonts w:hint="eastAsia"/>
+          <w:b/>
+          <w:bCs/>
+        </w:rPr>
+        <w:t>、</w:t>
+      </w:r>
+      <w:r>
+        <w:rPr>
+          <w:rFonts w:hint="eastAsia"/>
+          <w:b/>
+          <w:bCs/>
+        </w:rPr>
+        <w:t>doc</w:t>
+      </w:r>
+      <w:r>
+        <w:rPr>
+          <w:b/>
+          <w:bCs/>
+        </w:rPr>
+        <w:t>-assistant</w:t>
+      </w:r>
+      <w:r>
+        <w:rPr>
+          <w:rFonts w:hint="eastAsia"/>
+          <w:b/>
+          <w:bCs/>
+        </w:rPr>
+        <w:t>等。</w:t>
+      </w:r>
+    </w:p>
+    <w:p>
+      <w:pPr>
+        <w:rPr>
+          <w:rFonts w:hint="eastAsia"/>
+        </w:rPr>
+      </w:pPr>
+    </w:p>
+    <w:p>
+      <w:pPr>
+        <w:rPr>
+          <w:rFonts w:hint="eastAsia"/>
+        </w:rPr>
+      </w:pPr>
+      <w:r>
+        <w:rPr>
+          <w:rFonts w:hint="eastAsia"/>
+        </w:rPr>
+        <w:t>注意：</w:t>
+      </w:r>
+      <w:r>
+        <w:rPr>
+          <w:rFonts w:hint="eastAsia"/>
+        </w:rPr>
+        <w:t>重要智能体的</w:t>
+      </w:r>
+      <w:r>
+        <w:t>工作区</w:t>
+      </w:r>
+      <w:r>
+        <w:rPr>
+          <w:rFonts w:hint="eastAsia"/>
+        </w:rPr>
+        <w:t>应当</w:t>
+      </w:r>
+      <w:r>
+        <w:t>定期备份</w:t>
+      </w:r>
+      <w:r>
+        <w:rPr>
+          <w:rFonts w:hint="eastAsia"/>
+        </w:rPr>
+        <w:t>（</w:t>
+      </w:r>
+      <w:r>
+        <w:rPr>
+          <w:rFonts w:hint="eastAsia"/>
+        </w:rPr>
+        <w:t>cp -r 源目录 目标目录</w:t>
+      </w:r>
+      <w:r>
+        <w:rPr>
+          <w:rFonts w:hint="eastAsia"/>
+        </w:rPr>
+        <w:t>）</w:t>
+      </w:r>
+    </w:p>
+    <w:p/>
+    <w:p>
+      <w:pPr>
+        <w:rPr>
+          <w:rFonts w:hint="eastAsia"/>
+        </w:rPr>
+      </w:pPr>
+    </w:p>
+    <w:p>
+      <w:pPr>
+        <w:rPr>
+          <w:rFonts w:hint="eastAsia"/>
+        </w:rPr>
+      </w:pPr>
+    </w:p>
+    <w:p>
+      <w:pPr>
+        <w:rPr>
+          <w:rFonts w:hint="eastAsia"/>
+        </w:rPr>
+      </w:pPr>
       <w:r>
         <w:rPr>
           <w:rFonts w:hint="eastAsia"/>
@@ -1395,10 +2548,16 @@
       </w:r>
     </w:p>
     <w:p>
-      <w:r>
-        <w:rPr>
-          <w:rFonts w:hint="eastAsia"/>
-        </w:rPr>
+      <w:pPr>
+        <w:rPr>
+          <w:rFonts w:hint="eastAsia"/>
+        </w:rPr>
+      </w:pPr>
+      <w:r>
+        <w:rPr>
+          <w:rFonts w:hint="eastAsia"/>
+        </w:rPr>
+        <w:lastRenderedPageBreak/>
         <w:t>3</w:t>
       </w:r>
       <w:r>
@@ -1409,6 +2568,11 @@
       </w:r>
     </w:p>
     <w:p>
+      <w:pPr>
+        <w:rPr>
+          <w:rFonts w:hint="eastAsia"/>
+        </w:rPr>
+      </w:pPr>
       <w:r>
         <w:t>无需每次手动发消息，可按你设定的时间自动运行：</w:t>
       </w:r>
@@ -1419,6 +2583,9 @@
           <w:ilvl w:val="0"/>
           <w:numId w:val="4"/>
         </w:numPr>
+        <w:rPr>
+          <w:rFonts w:hint="eastAsia"/>
+        </w:rPr>
       </w:pPr>
       <w:r>
         <w:t>定时向某频道发送固定文案（如每天9点发</w:t>
@@ -1474,6 +2641,9 @@
     <w:p>
       <w:pPr>
         <w:ind w:leftChars="573" w:left="1261"/>
+        <w:rPr>
+          <w:rFonts w:hint="eastAsia"/>
+        </w:rPr>
       </w:pPr>
       <w:r>
         <w:t>配置频道有两种方式：</w:t>
@@ -1490,6 +2660,9 @@
           <w:tab w:val="num" w:pos="1260"/>
         </w:tabs>
         <w:ind w:leftChars="409" w:left="1260"/>
+        <w:rPr>
+          <w:rFonts w:hint="eastAsia"/>
+        </w:rPr>
       </w:pPr>
       <w:r>
         <w:rPr>
@@ -1501,7 +2674,7 @@
       <w:r>
         <w:t>（推荐）— 在 </w:t>
       </w:r>
-      <w:hyperlink r:id="rId9" w:history="1">
+      <w:hyperlink r:id="rId8" w:history="1">
         <w:r>
           <w:rPr>
             <w:rStyle w:val="ae"/>
@@ -1534,6 +2707,9 @@
           <w:tab w:val="num" w:pos="1260"/>
         </w:tabs>
         <w:ind w:leftChars="409" w:left="1260"/>
+        <w:rPr>
+          <w:rFonts w:hint="eastAsia"/>
+        </w:rPr>
       </w:pPr>
       <w:r>
         <w:rPr>
@@ -1560,6 +2736,9 @@
           <w:ilvl w:val="0"/>
           <w:numId w:val="4"/>
         </w:numPr>
+        <w:rPr>
+          <w:rFonts w:hint="eastAsia"/>
+        </w:rPr>
       </w:pPr>
       <w:r>
         <w:t>定时向 QwenPaw 提问并将回答发到指定频道（如每小时问</w:t>
@@ -1598,291 +2777,316 @@
           <w:ilvl w:val="0"/>
           <w:numId w:val="4"/>
         </w:numPr>
-      </w:pPr>
-      <w:r>
+        <w:rPr>
+          <w:rFonts w:hint="eastAsia"/>
+        </w:rPr>
+      </w:pPr>
+      <w:r>
+        <w:t>定时执行</w:t>
+      </w:r>
+      <w:r>
+        <w:rPr>
+          <w:rFonts w:hint="eastAsia"/>
+        </w:rPr>
+        <w:t>检查</w:t>
+      </w:r>
+      <w:r>
+        <w:t>/摘要：</w:t>
+      </w:r>
+      <w:r>
+        <w:rPr>
+          <w:rFonts w:hint="eastAsia"/>
+        </w:rPr>
+        <w:t>将</w:t>
+      </w:r>
+      <w:r>
+        <w:t>写好的一串问题问 QwenPaw，把回答发到上次</w:t>
+      </w:r>
+      <w:r>
+        <w:rPr>
+          <w:rFonts w:hint="eastAsia"/>
+        </w:rPr>
+        <w:t>的</w:t>
+      </w:r>
+      <w:r>
+        <w:t>对话</w:t>
+      </w:r>
+      <w:r>
+        <w:rPr>
+          <w:rFonts w:hint="eastAsia"/>
+        </w:rPr>
+        <w:t>区域</w:t>
+      </w:r>
+      <w:r>
+        <w:rPr>
+          <w:rFonts w:hint="eastAsia"/>
+        </w:rPr>
+        <w:t>，写好的一段问题即为</w:t>
+      </w:r>
+      <w:r>
+        <w:rPr>
+          <w:b/>
+          <w:bCs/>
+        </w:rPr>
+        <w:t>心跳</w:t>
+      </w:r>
+      <w:r>
+        <w:rPr>
+          <w:rFonts w:hint="eastAsia"/>
+          <w:b/>
+          <w:bCs/>
+        </w:rPr>
+        <w:t>（</w:t>
+      </w:r>
+      <w:r>
+        <w:rPr>
+          <w:b/>
+          <w:bCs/>
+        </w:rPr>
+        <w:t>HEARTBEAT.md</w:t>
+      </w:r>
+      <w:r>
+        <w:rPr>
+          <w:rFonts w:hint="eastAsia"/>
+          <w:b/>
+          <w:bCs/>
+        </w:rPr>
+        <w:t>）</w:t>
+      </w:r>
+      <w:r>
+        <w:rPr>
+          <w:rFonts w:hint="eastAsia"/>
+          <w:b/>
+          <w:bCs/>
+        </w:rPr>
+        <w:t>。</w:t>
+      </w:r>
+    </w:p>
+    <w:p>
+      <w:pPr>
+        <w:rPr>
+          <w:rFonts w:hint="eastAsia"/>
+        </w:rPr>
+      </w:pPr>
+    </w:p>
+    <w:p>
+      <w:pPr>
+        <w:rPr>
+          <w:rFonts w:hint="eastAsia"/>
+        </w:rPr>
+      </w:pPr>
+    </w:p>
+    <w:p>
+      <w:pPr>
+        <w:rPr>
+          <w:rFonts w:hint="eastAsia"/>
+        </w:rPr>
+      </w:pPr>
+    </w:p>
+    <w:p>
+      <w:pPr>
+        <w:rPr>
+          <w:rFonts w:hint="eastAsia"/>
+        </w:rPr>
+      </w:pPr>
+      <w:r>
+        <w:rPr>
+          <w:rFonts w:hint="eastAsia"/>
+        </w:rPr>
+        <w:t>4</w:t>
+      </w:r>
+      <w:r>
+        <w:rPr>
+          <w:rFonts w:hint="eastAsia"/>
+        </w:rPr>
+        <w:t xml:space="preserve">. </w:t>
+      </w:r>
+      <w:r>
+        <w:rPr>
+          <w:rFonts w:hint="eastAsia"/>
+        </w:rPr>
+        <w:t>处理</w:t>
+      </w:r>
+      <w:r>
+        <w:t>PDF</w:t>
+      </w:r>
+      <w:r>
+        <w:rPr>
+          <w:rFonts w:hint="eastAsia"/>
+        </w:rPr>
+        <w:t>/</w:t>
+      </w:r>
+      <w:r>
+        <w:t>Word/Excel/PPT文档</w:t>
+      </w:r>
+    </w:p>
+    <w:p>
+      <w:pPr>
+        <w:rPr>
+          <w:rFonts w:hint="eastAsia"/>
+        </w:rPr>
+      </w:pPr>
+      <w:r>
+        <w:rPr>
+          <w:rFonts w:hint="eastAsia"/>
+        </w:rPr>
+        <w:t xml:space="preserve">5. </w:t>
+      </w:r>
+      <w:r>
+        <w:rPr>
+          <w:rFonts w:hint="eastAsia"/>
+        </w:rPr>
+        <w:t>企业微信</w:t>
+      </w:r>
+    </w:p>
+    <w:p>
+      <w:pPr>
+        <w:rPr>
+          <w:rFonts w:hint="eastAsia"/>
+        </w:rPr>
+      </w:pPr>
+      <w:r>
+        <w:rPr>
+          <w:rFonts w:hint="eastAsia"/>
+        </w:rPr>
+        <w:t># 1. 克隆插件仓库</w:t>
+      </w:r>
+    </w:p>
+    <w:p>
+      <w:pPr>
+        <w:rPr>
+          <w:rFonts w:hint="eastAsia"/>
+        </w:rPr>
+      </w:pPr>
+      <w:r>
+        <w:rPr>
+          <w:rFonts w:hint="eastAsia"/>
+        </w:rPr>
+        <w:t>git clone https://github.com/maxuebing/copaw-wechat.git</w:t>
+      </w:r>
+    </w:p>
+    <w:p>
+      <w:pPr>
+        <w:rPr>
+          <w:rFonts w:hint="eastAsia"/>
+        </w:rPr>
+      </w:pPr>
+      <w:r>
+        <w:rPr>
+          <w:rFonts w:hint="eastAsia"/>
+        </w:rPr>
+        <w:t>cd copaw-wechat</w:t>
+      </w:r>
+    </w:p>
+    <w:p>
+      <w:pPr>
+        <w:rPr>
+          <w:rFonts w:hint="eastAsia"/>
+        </w:rPr>
+      </w:pPr>
+      <w:r>
+        <w:rPr>
+          <w:rFonts w:hint="eastAsia"/>
+        </w:rPr>
+        <w:t># 2. 安装依赖</w:t>
+      </w:r>
+    </w:p>
+    <w:p>
+      <w:pPr>
+        <w:rPr>
+          <w:rFonts w:hint="eastAsia"/>
+        </w:rPr>
+      </w:pPr>
+      <w:r>
+        <w:rPr>
+          <w:rFonts w:hint="eastAsia"/>
+        </w:rPr>
+        <w:t>pip install -r requirements.txt</w:t>
+      </w:r>
+    </w:p>
+    <w:p>
+      <w:pPr>
+        <w:rPr>
+          <w:rFonts w:hint="eastAsia"/>
+        </w:rPr>
+      </w:pPr>
+      <w:r>
+        <w:rPr>
+          <w:rFonts w:hint="eastAsia"/>
+        </w:rPr>
+        <w:t># 3. 创建软链接到 CoPaw 自定义频道目录</w:t>
+      </w:r>
+    </w:p>
+    <w:p>
+      <w:pPr>
+        <w:rPr>
+          <w:rFonts w:hint="eastAsia"/>
+        </w:rPr>
+      </w:pPr>
+      <w:r>
+        <w:rPr>
+          <w:rFonts w:hint="eastAsia"/>
+        </w:rPr>
+        <w:t>mkdir -p ~/.</w:t>
+      </w:r>
+      <w:r>
+        <w:rPr>
+          <w:rFonts w:hint="eastAsia"/>
+        </w:rPr>
+        <w:t>qwen</w:t>
+      </w:r>
+      <w:r>
+        <w:rPr>
+          <w:rFonts w:hint="eastAsia"/>
+        </w:rPr>
+        <w:t>paw/custom_channels</w:t>
+      </w:r>
+    </w:p>
+    <w:p>
+      <w:pPr>
+        <w:rPr>
+          <w:rFonts w:hint="eastAsia"/>
+        </w:rPr>
+      </w:pPr>
+      <w:r>
+        <w:rPr>
+          <w:rFonts w:hint="eastAsia"/>
+        </w:rPr>
+        <w:t>ln -s $(pwd)/wecom ~/.</w:t>
+      </w:r>
+      <w:r>
+        <w:rPr>
+          <w:rFonts w:hint="eastAsia"/>
+        </w:rPr>
+        <w:t>qwen</w:t>
+      </w:r>
+      <w:r>
+        <w:rPr>
+          <w:rFonts w:hint="eastAsia"/>
+        </w:rPr>
+        <w:t>paw/custom_channels/wecom</w:t>
+      </w:r>
+    </w:p>
+    <w:p>
+      <w:pPr>
+        <w:rPr>
+          <w:rFonts w:hint="eastAsia"/>
+        </w:rPr>
+      </w:pPr>
+      <w:r>
+        <w:rPr>
+          <w:rFonts w:hint="eastAsia"/>
+        </w:rPr>
         <w:lastRenderedPageBreak/>
-        <w:t>定时执行</w:t>
-      </w:r>
-      <w:r>
-        <w:rPr>
-          <w:rFonts w:hint="eastAsia"/>
-        </w:rPr>
-        <w:t>检查</w:t>
-      </w:r>
-      <w:r>
-        <w:t>/摘要：</w:t>
-      </w:r>
-      <w:r>
-        <w:rPr>
-          <w:rFonts w:hint="eastAsia"/>
-        </w:rPr>
-        <w:t>将</w:t>
-      </w:r>
-      <w:r>
-        <w:t>写好的一串问题问 QwenPaw，把回答发到上次</w:t>
-      </w:r>
-      <w:r>
-        <w:rPr>
-          <w:rFonts w:hint="eastAsia"/>
-        </w:rPr>
-        <w:t>的</w:t>
-      </w:r>
-      <w:r>
-        <w:t>对话</w:t>
-      </w:r>
-      <w:r>
-        <w:rPr>
-          <w:rFonts w:hint="eastAsia"/>
-        </w:rPr>
-        <w:t>区域</w:t>
-      </w:r>
-      <w:r>
-        <w:rPr>
-          <w:rFonts w:hint="eastAsia"/>
-        </w:rPr>
-        <w:t>，写好的一段问题即为</w:t>
-      </w:r>
-      <w:r>
-        <w:rPr>
-          <w:b/>
-          <w:bCs/>
-        </w:rPr>
-        <w:t>心跳</w:t>
-      </w:r>
-      <w:r>
-        <w:rPr>
-          <w:rFonts w:hint="eastAsia"/>
-          <w:b/>
-          <w:bCs/>
-        </w:rPr>
-        <w:t>（</w:t>
-      </w:r>
-      <w:r>
-        <w:rPr>
-          <w:b/>
-          <w:bCs/>
-        </w:rPr>
-        <w:t>HEARTBEAT.md</w:t>
-      </w:r>
-      <w:r>
-        <w:rPr>
-          <w:rFonts w:hint="eastAsia"/>
-          <w:b/>
-          <w:bCs/>
-        </w:rPr>
-        <w:t>）</w:t>
-      </w:r>
-      <w:r>
-        <w:rPr>
-          <w:rFonts w:hint="eastAsia"/>
-          <w:b/>
-          <w:bCs/>
-        </w:rPr>
-        <w:t>。</w:t>
-      </w:r>
-    </w:p>
-    <w:p/>
-    <w:p/>
-    <w:p>
-      <w:pPr>
-        <w:rPr>
-          <w:rFonts w:hint="eastAsia"/>
-        </w:rPr>
-      </w:pPr>
-    </w:p>
-    <w:p>
-      <w:r>
-        <w:rPr>
-          <w:rFonts w:hint="eastAsia"/>
-        </w:rPr>
-        <w:t>4</w:t>
-      </w:r>
-      <w:r>
-        <w:rPr>
-          <w:rFonts w:hint="eastAsia"/>
-        </w:rPr>
-        <w:t xml:space="preserve">. </w:t>
-      </w:r>
-      <w:r>
-        <w:rPr>
-          <w:rFonts w:hint="eastAsia"/>
-        </w:rPr>
-        <w:t>处理</w:t>
-      </w:r>
-      <w:r>
-        <w:t>PDF</w:t>
-      </w:r>
-      <w:r>
-        <w:rPr>
-          <w:rFonts w:hint="eastAsia"/>
-        </w:rPr>
-        <w:t>/</w:t>
-      </w:r>
-      <w:r>
-        <w:t>Word/Excel/PPT文档</w:t>
-      </w:r>
-    </w:p>
-    <w:p>
-      <w:pPr>
-        <w:rPr>
-          <w:rFonts w:hint="eastAsia"/>
-        </w:rPr>
-      </w:pPr>
-      <w:r>
-        <w:rPr>
-          <w:rFonts w:hint="eastAsia"/>
-        </w:rPr>
-        <w:t xml:space="preserve">5. </w:t>
-      </w:r>
-      <w:r>
-        <w:rPr>
-          <w:rFonts w:hint="eastAsia"/>
-        </w:rPr>
-        <w:t>企业微信</w:t>
-      </w:r>
-    </w:p>
-    <w:p>
-      <w:pPr>
-        <w:rPr>
-          <w:rFonts w:hint="eastAsia"/>
-        </w:rPr>
-      </w:pPr>
-      <w:r>
-        <w:rPr>
-          <w:rFonts w:hint="eastAsia"/>
-        </w:rPr>
-        <w:t># 1. 克隆插件仓库</w:t>
-      </w:r>
-    </w:p>
-    <w:p>
-      <w:pPr>
-        <w:rPr>
-          <w:rFonts w:hint="eastAsia"/>
-        </w:rPr>
-      </w:pPr>
-      <w:r>
-        <w:rPr>
-          <w:rFonts w:hint="eastAsia"/>
-        </w:rPr>
-        <w:t>git clone https://github.com/maxuebing/copaw-wechat.git</w:t>
-      </w:r>
-    </w:p>
-    <w:p>
-      <w:pPr>
-        <w:rPr>
-          <w:rFonts w:hint="eastAsia"/>
-        </w:rPr>
-      </w:pPr>
-      <w:r>
-        <w:rPr>
-          <w:rFonts w:hint="eastAsia"/>
-        </w:rPr>
-        <w:t>cd copaw-wechat</w:t>
-      </w:r>
-    </w:p>
-    <w:p>
-      <w:pPr>
-        <w:rPr>
-          <w:rFonts w:hint="eastAsia"/>
-        </w:rPr>
-      </w:pPr>
-      <w:r>
-        <w:rPr>
-          <w:rFonts w:hint="eastAsia"/>
-        </w:rPr>
-        <w:t># 2. 安装依赖</w:t>
-      </w:r>
-    </w:p>
-    <w:p>
-      <w:pPr>
-        <w:rPr>
-          <w:rFonts w:hint="eastAsia"/>
-        </w:rPr>
-      </w:pPr>
-      <w:r>
-        <w:rPr>
-          <w:rFonts w:hint="eastAsia"/>
-        </w:rPr>
-        <w:t>pip install -r requirements.txt</w:t>
-      </w:r>
-    </w:p>
-    <w:p>
-      <w:pPr>
-        <w:rPr>
-          <w:rFonts w:hint="eastAsia"/>
-        </w:rPr>
-      </w:pPr>
-      <w:r>
-        <w:rPr>
-          <w:rFonts w:hint="eastAsia"/>
-        </w:rPr>
-        <w:t># 3. 创建软链接到 CoPaw 自定义频道目录</w:t>
-      </w:r>
-    </w:p>
-    <w:p>
-      <w:pPr>
-        <w:rPr>
-          <w:rFonts w:hint="eastAsia"/>
-        </w:rPr>
-      </w:pPr>
-      <w:r>
-        <w:rPr>
-          <w:rFonts w:hint="eastAsia"/>
-        </w:rPr>
-        <w:t>mkdir -p ~/.</w:t>
-      </w:r>
-      <w:r>
-        <w:rPr>
-          <w:rFonts w:hint="eastAsia"/>
-        </w:rPr>
-        <w:t>qwen</w:t>
-      </w:r>
-      <w:r>
-        <w:rPr>
-          <w:rFonts w:hint="eastAsia"/>
-        </w:rPr>
-        <w:t>paw/custom_channels</w:t>
-      </w:r>
-    </w:p>
-    <w:p>
-      <w:pPr>
-        <w:rPr>
-          <w:rFonts w:hint="eastAsia"/>
-        </w:rPr>
-      </w:pPr>
-      <w:r>
-        <w:rPr>
-          <w:rFonts w:hint="eastAsia"/>
-        </w:rPr>
-        <w:t>ln -s $(pwd)/wecom ~/.</w:t>
-      </w:r>
-      <w:r>
-        <w:rPr>
-          <w:rFonts w:hint="eastAsia"/>
-        </w:rPr>
-        <w:t>qwen</w:t>
-      </w:r>
-      <w:r>
-        <w:rPr>
-          <w:rFonts w:hint="eastAsia"/>
-        </w:rPr>
-        <w:t>paw/custom_channels/wecom</w:t>
-      </w:r>
-    </w:p>
-    <w:p>
-      <w:pPr>
-        <w:rPr>
-          <w:rFonts w:hint="eastAsia"/>
-        </w:rPr>
-      </w:pPr>
-      <w:r>
-        <w:rPr>
-          <w:rFonts w:hint="eastAsia"/>
-        </w:rPr>
         <w:t># 4. 重启 CoPaw 服务</w:t>
       </w:r>
     </w:p>
     <w:p>
+      <w:pPr>
+        <w:rPr>
+          <w:rFonts w:hint="eastAsia"/>
+        </w:rPr>
+      </w:pPr>
       <w:r>
         <w:rPr>
           <w:rFonts w:hint="eastAsia"/>
@@ -1890,8 +3094,19 @@
         <w:t>copaw app</w:t>
       </w:r>
     </w:p>
-    <w:p/>
-    <w:p>
+    <w:p>
+      <w:pPr>
+        <w:rPr>
+          <w:rFonts w:hint="eastAsia"/>
+        </w:rPr>
+      </w:pPr>
+    </w:p>
+    <w:p>
+      <w:pPr>
+        <w:rPr>
+          <w:rFonts w:hint="eastAsia"/>
+        </w:rPr>
+      </w:pPr>
       <w:r>
         <w:rPr>
           <w:rFonts w:hint="eastAsia"/>
@@ -1918,9 +3133,26 @@
         </w:rPr>
       </w:pPr>
     </w:p>
-    <w:p/>
-    <w:p/>
-    <w:p>
+    <w:p>
+      <w:pPr>
+        <w:rPr>
+          <w:rFonts w:hint="eastAsia"/>
+        </w:rPr>
+      </w:pPr>
+    </w:p>
+    <w:p>
+      <w:pPr>
+        <w:rPr>
+          <w:rFonts w:hint="eastAsia"/>
+        </w:rPr>
+      </w:pPr>
+    </w:p>
+    <w:p>
+      <w:pPr>
+        <w:rPr>
+          <w:rFonts w:hint="eastAsia"/>
+        </w:rPr>
+      </w:pPr>
       <w:r>
         <w:rPr>
           <w:rFonts w:hint="eastAsia"/>
@@ -1946,7 +3178,7 @@
         </w:rPr>
         <w:t xml:space="preserve">1. </w:t>
       </w:r>
-      <w:hyperlink r:id="rId10" w:history="1">
+      <w:hyperlink r:id="rId9" w:history="1">
         <w:r>
           <w:t>魔法命令</w:t>
         </w:r>
@@ -2011,12 +3243,14 @@
     <w:p>
       <w:pPr>
         <w:ind w:firstLine="420"/>
-      </w:pPr>
-      <w:r>
-        <w:rPr>
-          <w:rFonts w:hint="eastAsia"/>
-        </w:rPr>
-        <w:lastRenderedPageBreak/>
+        <w:rPr>
+          <w:rFonts w:hint="eastAsia"/>
+        </w:rPr>
+      </w:pPr>
+      <w:r>
+        <w:rPr>
+          <w:rFonts w:hint="eastAsia"/>
+        </w:rPr>
         <w:t>（1）</w:t>
       </w:r>
       <w:r>
@@ -2046,6 +3280,9 @@
         </w:rPr>
       </w:pPr>
       <w:r>
+        <w:rPr>
+          <w:noProof/>
+        </w:rPr>
         <w:drawing>
           <wp:inline distT="0" distB="0" distL="0" distR="0" wp14:anchorId="6F6641DF" wp14:editId="0AE963BB">
             <wp:extent cx="5274310" cy="2790825"/>
@@ -2062,7 +3299,7 @@
                     <pic:cNvPicPr/>
                   </pic:nvPicPr>
                   <pic:blipFill>
-                    <a:blip r:embed="rId11"/>
+                    <a:blip r:embed="rId10"/>
                     <a:stretch>
                       <a:fillRect/>
                     </a:stretch>
@@ -2091,6 +3328,10 @@
         </w:rPr>
       </w:pPr>
       <w:r>
+        <w:rPr>
+          <w:noProof/>
+        </w:rPr>
+        <w:lastRenderedPageBreak/>
         <w:drawing>
           <wp:inline distT="0" distB="0" distL="0" distR="0" wp14:anchorId="2A010794" wp14:editId="0399CB86">
             <wp:extent cx="5274310" cy="2675890"/>
@@ -2107,7 +3348,7 @@
                     <pic:cNvPicPr/>
                   </pic:nvPicPr>
                   <pic:blipFill>
-                    <a:blip r:embed="rId12"/>
+                    <a:blip r:embed="rId11"/>
                     <a:stretch>
                       <a:fillRect/>
                     </a:stretch>
@@ -2139,6 +3380,9 @@
     <w:p>
       <w:pPr>
         <w:ind w:firstLine="420"/>
+        <w:rPr>
+          <w:rFonts w:hint="eastAsia"/>
+        </w:rPr>
       </w:pPr>
       <w:r>
         <w:rPr>
@@ -2173,6 +3417,9 @@
         </w:rPr>
       </w:pPr>
       <w:r>
+        <w:rPr>
+          <w:noProof/>
+        </w:rPr>
         <w:drawing>
           <wp:inline distT="0" distB="0" distL="0" distR="0" wp14:anchorId="4CDCD8BB" wp14:editId="35682C2A">
             <wp:extent cx="5274310" cy="1541145"/>
@@ -2189,7 +3436,7 @@
                     <pic:cNvPicPr/>
                   </pic:nvPicPr>
                   <pic:blipFill>
-                    <a:blip r:embed="rId13"/>
+                    <a:blip r:embed="rId12"/>
                     <a:stretch>
                       <a:fillRect/>
                     </a:stretch>
@@ -2213,6 +3460,9 @@
     <w:p>
       <w:pPr>
         <w:ind w:firstLine="420"/>
+        <w:rPr>
+          <w:rFonts w:hint="eastAsia"/>
+        </w:rPr>
       </w:pPr>
       <w:r>
         <w:rPr>
@@ -2247,7 +3497,9 @@
         </w:rPr>
       </w:pPr>
       <w:r>
-        <w:lastRenderedPageBreak/>
+        <w:rPr>
+          <w:noProof/>
+        </w:rPr>
         <w:drawing>
           <wp:inline distT="0" distB="0" distL="0" distR="0" wp14:anchorId="5F2983BC" wp14:editId="7BCEB655">
             <wp:extent cx="5274310" cy="1706245"/>
@@ -2264,7 +3516,7 @@
                     <pic:cNvPicPr/>
                   </pic:nvPicPr>
                   <pic:blipFill>
-                    <a:blip r:embed="rId14"/>
+                    <a:blip r:embed="rId13"/>
                     <a:stretch>
                       <a:fillRect/>
                     </a:stretch>
@@ -2288,6 +3540,9 @@
     <w:p>
       <w:pPr>
         <w:ind w:firstLine="420"/>
+        <w:rPr>
+          <w:rFonts w:hint="eastAsia"/>
+        </w:rPr>
       </w:pPr>
       <w:r>
         <w:rPr>
@@ -2390,6 +3645,11 @@
       </w:pPr>
     </w:p>
     <w:p>
+      <w:pPr>
+        <w:rPr>
+          <w:rFonts w:hint="eastAsia"/>
+        </w:rPr>
+      </w:pPr>
       <w:r>
         <w:rPr>
           <w:rFonts w:hint="eastAsia"/>
@@ -2428,7 +3688,12 @@
       </w:r>
     </w:p>
     <w:p>
-      <w:hyperlink r:id="rId15" w:history="1">
+      <w:pPr>
+        <w:rPr>
+          <w:rFonts w:hint="eastAsia"/>
+        </w:rPr>
+      </w:pPr>
+      <w:hyperlink r:id="rId14" w:history="1">
         <w:r>
           <w:rPr>
             <w:rStyle w:val="ae"/>
@@ -2437,8 +3702,19 @@
         </w:r>
       </w:hyperlink>
     </w:p>
-    <w:p/>
-    <w:p>
+    <w:p>
+      <w:pPr>
+        <w:rPr>
+          <w:rFonts w:hint="eastAsia"/>
+        </w:rPr>
+      </w:pPr>
+    </w:p>
+    <w:p>
+      <w:pPr>
+        <w:rPr>
+          <w:rFonts w:hint="eastAsia"/>
+        </w:rPr>
+      </w:pPr>
       <w:r>
         <w:rPr>
           <w:rFonts w:hint="eastAsia"/>
@@ -2447,11 +3723,12 @@
       </w:r>
     </w:p>
     <w:p>
-      <w:pPr>
-        <w:rPr>
-          <w:rFonts w:hint="eastAsia"/>
-        </w:rPr>
-      </w:pPr>
+      <w:r>
+        <w:rPr>
+          <w:rFonts w:hint="eastAsia"/>
+        </w:rPr>
+        <w:t xml:space="preserve">1. </w:t>
+      </w:r>
       <w:r>
         <w:rPr>
           <w:rFonts w:hint="eastAsia"/>
@@ -2474,10 +3751,131 @@
         <w:rPr>
           <w:rFonts w:hint="eastAsia"/>
         </w:rPr>
+        <w:t>，没有</w:t>
+      </w:r>
+      <w:r>
+        <w:rPr>
+          <w:rFonts w:hint="eastAsia"/>
+        </w:rPr>
+        <w:t>完整</w:t>
+      </w:r>
+      <w:r>
+        <w:rPr>
+          <w:rFonts w:hint="eastAsia"/>
+        </w:rPr>
+        <w:t>覆盖基恩士工作</w:t>
+      </w:r>
+      <w:r>
+        <w:rPr>
+          <w:rFonts w:hint="eastAsia"/>
+        </w:rPr>
+        <w:t>场景</w:t>
+      </w:r>
+      <w:r>
+        <w:rPr>
+          <w:rFonts w:hint="eastAsia"/>
+        </w:rPr>
         <w:t>。</w:t>
       </w:r>
     </w:p>
     <w:p>
+      <w:r>
+        <w:rPr>
+          <w:rFonts w:hint="eastAsia"/>
+        </w:rPr>
+        <w:t xml:space="preserve">2. </w:t>
+      </w:r>
+      <w:r>
+        <w:rPr>
+          <w:rFonts w:hint="eastAsia"/>
+        </w:rPr>
+        <w:t>技能池（Skills）</w:t>
+      </w:r>
+      <w:r>
+        <w:rPr>
+          <w:rFonts w:hint="eastAsia"/>
+        </w:rPr>
+        <w:t>、模型</w:t>
+      </w:r>
+      <w:r>
+        <w:rPr>
+          <w:rFonts w:hint="eastAsia"/>
+        </w:rPr>
+        <w:t>、工具</w:t>
+      </w:r>
+      <w:r>
+        <w:rPr>
+          <w:rFonts w:hint="eastAsia"/>
+        </w:rPr>
+        <w:t>等</w:t>
+      </w:r>
+      <w:r>
+        <w:rPr>
+          <w:rFonts w:hint="eastAsia"/>
+        </w:rPr>
+        <w:t>的供应深度绑定</w:t>
+      </w:r>
+      <w:r>
+        <w:rPr>
+          <w:rFonts w:hint="eastAsia"/>
+        </w:rPr>
+        <w:t>“阿里系”</w:t>
+      </w:r>
+      <w:r>
+        <w:rPr>
+          <w:rFonts w:hint="eastAsia"/>
+        </w:rPr>
+        <w:t>。</w:t>
+      </w:r>
+    </w:p>
+    <w:p>
+      <w:pPr>
+        <w:rPr>
+          <w:rFonts w:hint="eastAsia"/>
+        </w:rPr>
+      </w:pPr>
+      <w:r>
+        <w:rPr>
+          <w:rFonts w:hint="eastAsia"/>
+        </w:rPr>
+        <w:t xml:space="preserve">3. </w:t>
+      </w:r>
+      <w:r>
+        <w:t>未</w:t>
+      </w:r>
+      <w:r>
+        <w:rPr>
+          <w:rFonts w:hint="eastAsia"/>
+        </w:rPr>
+        <w:t>内置</w:t>
+      </w:r>
+      <w:r>
+        <w:t>好用的搜索工具，默认</w:t>
+      </w:r>
+      <w:r>
+        <w:rPr>
+          <w:rFonts w:hint="eastAsia"/>
+        </w:rPr>
+        <w:t>使用</w:t>
+      </w:r>
+      <w:r>
+        <w:t>Playwright爬取网页，效率低</w:t>
+      </w:r>
+      <w:r>
+        <w:rPr>
+          <w:rFonts w:hint="eastAsia"/>
+        </w:rPr>
+        <w:t>。需要手动配置其他搜索工具。</w:t>
+      </w:r>
+    </w:p>
+    <w:p>
+      <w:pPr>
+        <w:rPr>
+          <w:rFonts w:hint="eastAsia"/>
+        </w:rPr>
+      </w:pPr>
+    </w:p>
+    <w:p>
       <w:pPr>
         <w:rPr>
           <w:rFonts w:hint="eastAsia"/>
@@ -2586,11 +3984,6 @@
       </w:r>
     </w:p>
     <w:p>
-      <w:pPr>
-        <w:rPr>
-          <w:rFonts w:hint="eastAsia"/>
-        </w:rPr>
-      </w:pPr>
       <w:r>
         <w:rPr>
           <w:rFonts w:hint="eastAsia"/>
@@ -2608,6 +4001,67 @@
         <w:rPr>
           <w:rFonts w:hint="eastAsia"/>
         </w:rPr>
+        <w:t>| **</w:t>
+      </w:r>
+      <w:r>
+        <w:rPr>
+          <w:rFonts w:hint="eastAsia"/>
+        </w:rPr>
+        <w:t>配置信息</w:t>
+      </w:r>
+      <w:r>
+        <w:rPr>
+          <w:rFonts w:hint="eastAsia"/>
+        </w:rPr>
+        <w:t>丢失</w:t>
+      </w:r>
+      <w:r>
+        <w:rPr>
+          <w:rFonts w:hint="eastAsia"/>
+        </w:rPr>
+        <w:t xml:space="preserve">** | </w:t>
+      </w:r>
+      <w:r>
+        <w:t>早期版本（如 v0.0.3）在升级或重建容器后，模型配置信息会丢失</w:t>
+      </w:r>
+      <w:r>
+        <w:rPr>
+          <w:rFonts w:hint="eastAsia"/>
+        </w:rPr>
+        <w:t>。</w:t>
+      </w:r>
+      <w:r>
+        <w:rPr>
+          <w:rFonts w:hint="eastAsia"/>
+        </w:rPr>
+        <w:t xml:space="preserve"> | </w:t>
+      </w:r>
+      <w:r>
+        <w:t>需要手动备份</w:t>
+      </w:r>
+      <w:r>
+        <w:rPr>
+          <w:rFonts w:hint="eastAsia"/>
+        </w:rPr>
+        <w:t xml:space="preserve"> </w:t>
+      </w:r>
+      <w:r>
+        <w:rPr>
+          <w:rFonts w:hint="eastAsia"/>
+        </w:rPr>
+        <w:t>|</w:t>
+      </w:r>
+    </w:p>
+    <w:p>
+      <w:pPr>
+        <w:rPr>
+          <w:rFonts w:hint="eastAsia"/>
+        </w:rPr>
+      </w:pPr>
+      <w:r>
+        <w:rPr>
+          <w:rFonts w:hint="eastAsia"/>
+        </w:rPr>
         <w:t>| **技能包投毒** | 安装来源不明的技能（Skills）可能导致恶意代码执行，窃取信息或控制电脑。 | 仅从官方或可信渠道安装技能；可开启CoPaw内置的**技能扫描器(Skill Scanner)**，在上线前进行静态分析，检测恶意代码和硬编码密钥。 |</w:t>
       </w:r>
     </w:p>
@@ -2621,21 +4075,27 @@
         <w:rPr>
           <w:rFonts w:hint="eastAsia"/>
         </w:rPr>
+        <w:t>| **指令误读与越权** | AI可能误解模糊指令，或因“提示词注入”攻击而执行删除文件、发送隐私邮件等有害操作。 | 开启**工具守卫(Tool Guard)**，它会在执行Shell命令等危险操作前进行拦截和扫描，检测命令注入、路径遍历等高风险模式，并支持用户审批流程。 |</w:t>
+      </w:r>
+    </w:p>
+    <w:p>
+      <w:pPr>
+        <w:rPr>
+          <w:rFonts w:hint="eastAsia"/>
+        </w:rPr>
+      </w:pPr>
+      <w:r>
+        <w:rPr>
+          <w:rFonts w:hint="eastAsia"/>
+        </w:rPr>
+        <w:t>| **配置不当与公网暴露** | 将服务端口直接暴露于公网，且缺乏身份验证，黑客可直接控制你的CoPaw实例。 | **切勿将服务端口直接暴露于公网**；若需远程访问，应</w:t>
+      </w:r>
+      <w:r>
+        <w:rPr>
+          <w:rFonts w:hint="eastAsia"/>
+        </w:rPr>
         <w:lastRenderedPageBreak/>
-        <w:t>| **指令误读与越权** | AI可能误解模糊指令，或因“提示词注入”攻击而执行删除文件、发送隐私邮件等有害操作。 | 开启**工具守卫(Tool Guard)**，它会在执行Shell命令等危险操作前进行拦截和扫描，检测命令注入、路径遍历等高风险模式，并支持用户审批流程。 |</w:t>
-      </w:r>
-    </w:p>
-    <w:p>
-      <w:pPr>
-        <w:rPr>
-          <w:rFonts w:hint="eastAsia"/>
-        </w:rPr>
-      </w:pPr>
-      <w:r>
-        <w:rPr>
-          <w:rFonts w:hint="eastAsia"/>
-        </w:rPr>
-        <w:t>| **配置不当与公网暴露** | 将服务端口直接暴露于公网，且缺乏身份验证，黑客可直接控制你的CoPaw实例。 | **切勿将服务端口直接暴露于公网**；若需远程访问，应通过VPN或配置了身份验证的反向代理进行；启用Web控制台的身份验证功能。 |</w:t>
+        <w:t>通过VPN或配置了身份验证的反向代理进行；启用Web控制台的身份验证功能。 |</w:t>
       </w:r>
     </w:p>
     <w:p>
@@ -2672,6 +4132,11 @@
       </w:pPr>
     </w:p>
     <w:p>
+      <w:pPr>
+        <w:rPr>
+          <w:rFonts w:hint="eastAsia"/>
+        </w:rPr>
+      </w:pPr>
       <w:r>
         <w:rPr>
           <w:rFonts w:hint="eastAsia"/>
@@ -2679,7 +4144,13 @@
         <w:t>**核心应对思路**：CoPaw的安全模型设计为 **“单操作员信任边界”** ，即默认所有能访问该实例的人都是可信的。因此，你的所有安全策略都应围绕 **“加固运行环境”** 和 **“不轻易授权”** 展开，将其视为一个拥有高级权限的管家，而非简单的聊天机器人。</w:t>
       </w:r>
     </w:p>
-    <w:p/>
+    <w:p>
+      <w:pPr>
+        <w:rPr>
+          <w:rFonts w:hint="eastAsia"/>
+        </w:rPr>
+      </w:pPr>
+    </w:p>
     <w:p>
       <w:pPr>
         <w:rPr>
@@ -2700,6 +4171,92 @@
 <file path=word/numbering.xml><?xml version="1.0" encoding="utf-8"?>
 <w:numbering xmlns:wpc="http://schemas.microsoft.com/office/word/2010/wordprocessingCanvas" xmlns:cx="http://schemas.microsoft.com/office/drawing/2014/chartex" xmlns:cx1="http://schemas.microsoft.com/office/drawing/2015/9/8/chartex" xmlns:cx2="http://schemas.microsoft.com/office/drawing/2015/10/21/chartex" xmlns:cx3="http://schemas.microsoft.com/office/drawing/2016/5/9/chartex" xmlns:cx4="http://schemas.microsoft.com/office/drawing/2016/5/10/chartex" xmlns:cx5="http://schemas.microsoft.com/office/drawing/2016/5/11/chartex" xmlns:cx6="http://schemas.microsoft.com/office/drawing/2016/5/12/chartex" xmlns:cx7="http://schemas.microsoft.com/office/drawing/2016/5/13/chartex" xmlns:cx8="http://schemas.microsoft.com/office/drawing/2016/5/14/chartex" xmlns:mc="http://schemas.openxmlformats.org/markup-compatibility/2006" xmlns:aink="http://schemas.microsoft.com/office/drawing/2016/ink" xmlns:am3d="http://schemas.microsoft.com/office/drawing/2017/model3d" xmlns:o="urn:schemas-microsoft-com:office:office" xmlns:oel="http://schemas.microsoft.com/office/2019/extlst" xmlns:r="http://schemas.openxmlformats.org/officeDocument/2006/relationships" xmlns:m="http://schemas.openxmlformats.org/officeDocument/2006/math" xmlns:v="urn:schemas-microsoft-com:vml" xmlns:wp14="http://schemas.microsoft.com/office/word/2010/wordprocessingDrawing" xmlns:wp="http://schemas.openxmlformats.org/drawingml/2006/wordprocessingDrawing" xmlns:w10="urn:schemas-microsoft-com:office:word" xmlns:w="http://schemas.openxmlformats.org/wordprocessingml/2006/main" xmlns:w14="http://schemas.microsoft.com/office/word/2010/wordml" xmlns:w15="http://schemas.microsoft.com/office/word/2012/wordml" xmlns:w16cex="http://schemas.microsoft.com/office/word/2018/wordml/cex" xmlns:w16cid="http://schemas.microsoft.com/office/word/2016/wordml/cid" xmlns:w16="http://schemas.microsoft.com/office/word/2018/wordml" xmlns:w16du="http://schemas.microsoft.com/office/word/2023/wordml/word16du" xmlns:w16sdtdh="http://schemas.microsoft.com/office/word/2020/wordml/sdtdatahash" xmlns:w16sdtfl="http://schemas.microsoft.com/office/word/2024/wordml/sdtformatlock" xmlns:w16se="http://schemas.microsoft.com/office/word/2015/wordml/symex" xmlns:wpg="http://schemas.microsoft.com/office/word/2010/wordprocessingGroup" xmlns:wpi="http://schemas.microsoft.com/office/word/2010/wordprocessingInk" xmlns:wne="http://schemas.microsoft.com/office/word/2006/wordml" xmlns:wps="http://schemas.microsoft.com/office/word/2010/wordprocessingShape" mc:Ignorable="w14 w15 w16se w16cid w16 w16cex w16sdtdh w16sdtfl w16du wp14">
   <w:abstractNum w:abstractNumId="0" w15:restartNumberingAfterBreak="0">
+    <w:nsid w:val="03824BF3"/>
+    <w:multiLevelType w:val="hybridMultilevel"/>
+    <w:tmpl w:val="F02A3660"/>
+    <w:lvl w:ilvl="0" w:tplc="04090011">
+      <w:start w:val="1"/>
+      <w:numFmt w:val="decimal"/>
+      <w:lvlText w:val="%1)"/>
+      <w:lvlJc w:val="left"/>
+      <w:pPr>
+        <w:ind w:left="440" w:hanging="440"/>
+      </w:pPr>
+    </w:lvl>
+    <w:lvl w:ilvl="1" w:tplc="04090019" w:tentative="1">
+      <w:start w:val="1"/>
+      <w:numFmt w:val="lowerLetter"/>
+      <w:lvlText w:val="%2)"/>
+      <w:lvlJc w:val="left"/>
+      <w:pPr>
+        <w:ind w:left="880" w:hanging="440"/>
+      </w:pPr>
+    </w:lvl>
+    <w:lvl w:ilvl="2" w:tplc="0409001B" w:tentative="1">
+      <w:start w:val="1"/>
+      <w:numFmt w:val="lowerRoman"/>
+      <w:lvlText w:val="%3."/>
+      <w:lvlJc w:val="right"/>
+      <w:pPr>
+        <w:ind w:left="1320" w:hanging="440"/>
+      </w:pPr>
+    </w:lvl>
+    <w:lvl w:ilvl="3" w:tplc="0409000F" w:tentative="1">
+      <w:start w:val="1"/>
+      <w:numFmt w:val="decimal"/>
+      <w:lvlText w:val="%4."/>
+      <w:lvlJc w:val="left"/>
+      <w:pPr>
+        <w:ind w:left="1760" w:hanging="440"/>
+      </w:pPr>
+    </w:lvl>
+    <w:lvl w:ilvl="4" w:tplc="04090019" w:tentative="1">
+      <w:start w:val="1"/>
+      <w:numFmt w:val="lowerLetter"/>
+      <w:lvlText w:val="%5)"/>
+      <w:lvlJc w:val="left"/>
+      <w:pPr>
+        <w:ind w:left="2200" w:hanging="440"/>
+      </w:pPr>
+    </w:lvl>
+    <w:lvl w:ilvl="5" w:tplc="0409001B" w:tentative="1">
+      <w:start w:val="1"/>
+      <w:numFmt w:val="lowerRoman"/>
+      <w:lvlText w:val="%6."/>
+      <w:lvlJc w:val="right"/>
+      <w:pPr>
+        <w:ind w:left="2640" w:hanging="440"/>
+      </w:pPr>
+    </w:lvl>
+    <w:lvl w:ilvl="6" w:tplc="0409000F" w:tentative="1">
+      <w:start w:val="1"/>
+      <w:numFmt w:val="decimal"/>
+      <w:lvlText w:val="%7."/>
+      <w:lvlJc w:val="left"/>
+      <w:pPr>
+        <w:ind w:left="3080" w:hanging="440"/>
+      </w:pPr>
+    </w:lvl>
+    <w:lvl w:ilvl="7" w:tplc="04090019" w:tentative="1">
+      <w:start w:val="1"/>
+      <w:numFmt w:val="lowerLetter"/>
+      <w:lvlText w:val="%8)"/>
+      <w:lvlJc w:val="left"/>
+      <w:pPr>
+        <w:ind w:left="3520" w:hanging="440"/>
+      </w:pPr>
+    </w:lvl>
+    <w:lvl w:ilvl="8" w:tplc="0409001B" w:tentative="1">
+      <w:start w:val="1"/>
+      <w:numFmt w:val="lowerRoman"/>
+      <w:lvlText w:val="%9."/>
+      <w:lvlJc w:val="right"/>
+      <w:pPr>
+        <w:ind w:left="3960" w:hanging="440"/>
+      </w:pPr>
+    </w:lvl>
+  </w:abstractNum>
+  <w:abstractNum w:abstractNumId="1" w15:restartNumberingAfterBreak="0">
     <w:nsid w:val="0B2112E1"/>
     <w:multiLevelType w:val="multilevel"/>
     <w:tmpl w:val="0F582326"/>
@@ -2848,7 +4405,93 @@
       </w:rPr>
     </w:lvl>
   </w:abstractNum>
-  <w:abstractNum w:abstractNumId="1" w15:restartNumberingAfterBreak="0">
+  <w:abstractNum w:abstractNumId="2" w15:restartNumberingAfterBreak="0">
+    <w:nsid w:val="0E6D23CE"/>
+    <w:multiLevelType w:val="hybridMultilevel"/>
+    <w:tmpl w:val="41EAF7E2"/>
+    <w:lvl w:ilvl="0" w:tplc="FFFFFFFF">
+      <w:start w:val="1"/>
+      <w:numFmt w:val="decimal"/>
+      <w:lvlText w:val="%1)"/>
+      <w:lvlJc w:val="left"/>
+      <w:pPr>
+        <w:ind w:left="440" w:hanging="440"/>
+      </w:pPr>
+    </w:lvl>
+    <w:lvl w:ilvl="1" w:tplc="04090011">
+      <w:start w:val="1"/>
+      <w:numFmt w:val="decimal"/>
+      <w:lvlText w:val="%2)"/>
+      <w:lvlJc w:val="left"/>
+      <w:pPr>
+        <w:ind w:left="880" w:hanging="440"/>
+      </w:pPr>
+    </w:lvl>
+    <w:lvl w:ilvl="2" w:tplc="FFFFFFFF" w:tentative="1">
+      <w:start w:val="1"/>
+      <w:numFmt w:val="lowerRoman"/>
+      <w:lvlText w:val="%3."/>
+      <w:lvlJc w:val="right"/>
+      <w:pPr>
+        <w:ind w:left="1320" w:hanging="440"/>
+      </w:pPr>
+    </w:lvl>
+    <w:lvl w:ilvl="3" w:tplc="FFFFFFFF" w:tentative="1">
+      <w:start w:val="1"/>
+      <w:numFmt w:val="decimal"/>
+      <w:lvlText w:val="%4."/>
+      <w:lvlJc w:val="left"/>
+      <w:pPr>
+        <w:ind w:left="1760" w:hanging="440"/>
+      </w:pPr>
+    </w:lvl>
+    <w:lvl w:ilvl="4" w:tplc="FFFFFFFF" w:tentative="1">
+      <w:start w:val="1"/>
+      <w:numFmt w:val="lowerLetter"/>
+      <w:lvlText w:val="%5)"/>
+      <w:lvlJc w:val="left"/>
+      <w:pPr>
+        <w:ind w:left="2200" w:hanging="440"/>
+      </w:pPr>
+    </w:lvl>
+    <w:lvl w:ilvl="5" w:tplc="FFFFFFFF" w:tentative="1">
+      <w:start w:val="1"/>
+      <w:numFmt w:val="lowerRoman"/>
+      <w:lvlText w:val="%6."/>
+      <w:lvlJc w:val="right"/>
+      <w:pPr>
+        <w:ind w:left="2640" w:hanging="440"/>
+      </w:pPr>
+    </w:lvl>
+    <w:lvl w:ilvl="6" w:tplc="FFFFFFFF" w:tentative="1">
+      <w:start w:val="1"/>
+      <w:numFmt w:val="decimal"/>
+      <w:lvlText w:val="%7."/>
+      <w:lvlJc w:val="left"/>
+      <w:pPr>
+        <w:ind w:left="3080" w:hanging="440"/>
+      </w:pPr>
+    </w:lvl>
+    <w:lvl w:ilvl="7" w:tplc="FFFFFFFF" w:tentative="1">
+      <w:start w:val="1"/>
+      <w:numFmt w:val="lowerLetter"/>
+      <w:lvlText w:val="%8)"/>
+      <w:lvlJc w:val="left"/>
+      <w:pPr>
+        <w:ind w:left="3520" w:hanging="440"/>
+      </w:pPr>
+    </w:lvl>
+    <w:lvl w:ilvl="8" w:tplc="FFFFFFFF" w:tentative="1">
+      <w:start w:val="1"/>
+      <w:numFmt w:val="lowerRoman"/>
+      <w:lvlText w:val="%9."/>
+      <w:lvlJc w:val="right"/>
+      <w:pPr>
+        <w:ind w:left="3960" w:hanging="440"/>
+      </w:pPr>
+    </w:lvl>
+  </w:abstractNum>
+  <w:abstractNum w:abstractNumId="3" w15:restartNumberingAfterBreak="0">
     <w:nsid w:val="0F9756AE"/>
     <w:multiLevelType w:val="multilevel"/>
     <w:tmpl w:val="3A066E5A"/>
@@ -2997,7 +4640,93 @@
       </w:rPr>
     </w:lvl>
   </w:abstractNum>
-  <w:abstractNum w:abstractNumId="2" w15:restartNumberingAfterBreak="0">
+  <w:abstractNum w:abstractNumId="4" w15:restartNumberingAfterBreak="0">
+    <w:nsid w:val="13F270C0"/>
+    <w:multiLevelType w:val="hybridMultilevel"/>
+    <w:tmpl w:val="30BE3884"/>
+    <w:lvl w:ilvl="0" w:tplc="FFFFFFFF">
+      <w:start w:val="1"/>
+      <w:numFmt w:val="decimal"/>
+      <w:lvlText w:val="%1)"/>
+      <w:lvlJc w:val="left"/>
+      <w:pPr>
+        <w:ind w:left="440" w:hanging="440"/>
+      </w:pPr>
+    </w:lvl>
+    <w:lvl w:ilvl="1" w:tplc="04090011">
+      <w:start w:val="1"/>
+      <w:numFmt w:val="decimal"/>
+      <w:lvlText w:val="%2)"/>
+      <w:lvlJc w:val="left"/>
+      <w:pPr>
+        <w:ind w:left="880" w:hanging="440"/>
+      </w:pPr>
+    </w:lvl>
+    <w:lvl w:ilvl="2" w:tplc="FFFFFFFF" w:tentative="1">
+      <w:start w:val="1"/>
+      <w:numFmt w:val="lowerRoman"/>
+      <w:lvlText w:val="%3."/>
+      <w:lvlJc w:val="right"/>
+      <w:pPr>
+        <w:ind w:left="1320" w:hanging="440"/>
+      </w:pPr>
+    </w:lvl>
+    <w:lvl w:ilvl="3" w:tplc="FFFFFFFF" w:tentative="1">
+      <w:start w:val="1"/>
+      <w:numFmt w:val="decimal"/>
+      <w:lvlText w:val="%4."/>
+      <w:lvlJc w:val="left"/>
+      <w:pPr>
+        <w:ind w:left="1760" w:hanging="440"/>
+      </w:pPr>
+    </w:lvl>
+    <w:lvl w:ilvl="4" w:tplc="FFFFFFFF" w:tentative="1">
+      <w:start w:val="1"/>
+      <w:numFmt w:val="lowerLetter"/>
+      <w:lvlText w:val="%5)"/>
+      <w:lvlJc w:val="left"/>
+      <w:pPr>
+        <w:ind w:left="2200" w:hanging="440"/>
+      </w:pPr>
+    </w:lvl>
+    <w:lvl w:ilvl="5" w:tplc="FFFFFFFF" w:tentative="1">
+      <w:start w:val="1"/>
+      <w:numFmt w:val="lowerRoman"/>
+      <w:lvlText w:val="%6."/>
+      <w:lvlJc w:val="right"/>
+      <w:pPr>
+        <w:ind w:left="2640" w:hanging="440"/>
+      </w:pPr>
+    </w:lvl>
+    <w:lvl w:ilvl="6" w:tplc="FFFFFFFF" w:tentative="1">
+      <w:start w:val="1"/>
+      <w:numFmt w:val="decimal"/>
+      <w:lvlText w:val="%7."/>
+      <w:lvlJc w:val="left"/>
+      <w:pPr>
+        <w:ind w:left="3080" w:hanging="440"/>
+      </w:pPr>
+    </w:lvl>
+    <w:lvl w:ilvl="7" w:tplc="FFFFFFFF" w:tentative="1">
+      <w:start w:val="1"/>
+      <w:numFmt w:val="lowerLetter"/>
+      <w:lvlText w:val="%8)"/>
+      <w:lvlJc w:val="left"/>
+      <w:pPr>
+        <w:ind w:left="3520" w:hanging="440"/>
+      </w:pPr>
+    </w:lvl>
+    <w:lvl w:ilvl="8" w:tplc="FFFFFFFF" w:tentative="1">
+      <w:start w:val="1"/>
+      <w:numFmt w:val="lowerRoman"/>
+      <w:lvlText w:val="%9."/>
+      <w:lvlJc w:val="right"/>
+      <w:pPr>
+        <w:ind w:left="3960" w:hanging="440"/>
+      </w:pPr>
+    </w:lvl>
+  </w:abstractNum>
+  <w:abstractNum w:abstractNumId="5" w15:restartNumberingAfterBreak="0">
     <w:nsid w:val="1E2403DA"/>
     <w:multiLevelType w:val="multilevel"/>
     <w:tmpl w:val="DEB2F800"/>
@@ -3146,7 +4875,93 @@
       </w:rPr>
     </w:lvl>
   </w:abstractNum>
-  <w:abstractNum w:abstractNumId="3" w15:restartNumberingAfterBreak="0">
+  <w:abstractNum w:abstractNumId="6" w15:restartNumberingAfterBreak="0">
+    <w:nsid w:val="20995551"/>
+    <w:multiLevelType w:val="hybridMultilevel"/>
+    <w:tmpl w:val="8A4CF5D0"/>
+    <w:lvl w:ilvl="0" w:tplc="04090011">
+      <w:start w:val="1"/>
+      <w:numFmt w:val="decimal"/>
+      <w:lvlText w:val="%1)"/>
+      <w:lvlJc w:val="left"/>
+      <w:pPr>
+        <w:ind w:left="440" w:hanging="440"/>
+      </w:pPr>
+    </w:lvl>
+    <w:lvl w:ilvl="1" w:tplc="04090019">
+      <w:start w:val="1"/>
+      <w:numFmt w:val="lowerLetter"/>
+      <w:lvlText w:val="%2)"/>
+      <w:lvlJc w:val="left"/>
+      <w:pPr>
+        <w:ind w:left="880" w:hanging="440"/>
+      </w:pPr>
+    </w:lvl>
+    <w:lvl w:ilvl="2" w:tplc="0409001B" w:tentative="1">
+      <w:start w:val="1"/>
+      <w:numFmt w:val="lowerRoman"/>
+      <w:lvlText w:val="%3."/>
+      <w:lvlJc w:val="right"/>
+      <w:pPr>
+        <w:ind w:left="1320" w:hanging="440"/>
+      </w:pPr>
+    </w:lvl>
+    <w:lvl w:ilvl="3" w:tplc="0409000F" w:tentative="1">
+      <w:start w:val="1"/>
+      <w:numFmt w:val="decimal"/>
+      <w:lvlText w:val="%4."/>
+      <w:lvlJc w:val="left"/>
+      <w:pPr>
+        <w:ind w:left="1760" w:hanging="440"/>
+      </w:pPr>
+    </w:lvl>
+    <w:lvl w:ilvl="4" w:tplc="04090019" w:tentative="1">
+      <w:start w:val="1"/>
+      <w:numFmt w:val="lowerLetter"/>
+      <w:lvlText w:val="%5)"/>
+      <w:lvlJc w:val="left"/>
+      <w:pPr>
+        <w:ind w:left="2200" w:hanging="440"/>
+      </w:pPr>
+    </w:lvl>
+    <w:lvl w:ilvl="5" w:tplc="0409001B" w:tentative="1">
+      <w:start w:val="1"/>
+      <w:numFmt w:val="lowerRoman"/>
+      <w:lvlText w:val="%6."/>
+      <w:lvlJc w:val="right"/>
+      <w:pPr>
+        <w:ind w:left="2640" w:hanging="440"/>
+      </w:pPr>
+    </w:lvl>
+    <w:lvl w:ilvl="6" w:tplc="0409000F" w:tentative="1">
+      <w:start w:val="1"/>
+      <w:numFmt w:val="decimal"/>
+      <w:lvlText w:val="%7."/>
+      <w:lvlJc w:val="left"/>
+      <w:pPr>
+        <w:ind w:left="3080" w:hanging="440"/>
+      </w:pPr>
+    </w:lvl>
+    <w:lvl w:ilvl="7" w:tplc="04090019" w:tentative="1">
+      <w:start w:val="1"/>
+      <w:numFmt w:val="lowerLetter"/>
+      <w:lvlText w:val="%8)"/>
+      <w:lvlJc w:val="left"/>
+      <w:pPr>
+        <w:ind w:left="3520" w:hanging="440"/>
+      </w:pPr>
+    </w:lvl>
+    <w:lvl w:ilvl="8" w:tplc="0409001B" w:tentative="1">
+      <w:start w:val="1"/>
+      <w:numFmt w:val="lowerRoman"/>
+      <w:lvlText w:val="%9."/>
+      <w:lvlJc w:val="right"/>
+      <w:pPr>
+        <w:ind w:left="3960" w:hanging="440"/>
+      </w:pPr>
+    </w:lvl>
+  </w:abstractNum>
+  <w:abstractNum w:abstractNumId="7" w15:restartNumberingAfterBreak="0">
     <w:nsid w:val="296828F6"/>
     <w:multiLevelType w:val="multilevel"/>
     <w:tmpl w:val="416ACF62"/>
@@ -3295,7 +5110,328 @@
       </w:rPr>
     </w:lvl>
   </w:abstractNum>
-  <w:abstractNum w:abstractNumId="4" w15:restartNumberingAfterBreak="0">
+  <w:abstractNum w:abstractNumId="8" w15:restartNumberingAfterBreak="0">
+    <w:nsid w:val="2B773DDD"/>
+    <w:multiLevelType w:val="multilevel"/>
+    <w:tmpl w:val="F1D04CE2"/>
+    <w:lvl w:ilvl="0">
+      <w:start w:val="1"/>
+      <w:numFmt w:val="bullet"/>
+      <w:lvlText w:val=""/>
+      <w:lvlJc w:val="left"/>
+      <w:pPr>
+        <w:tabs>
+          <w:tab w:val="num" w:pos="720"/>
+        </w:tabs>
+        <w:ind w:left="720" w:hanging="360"/>
+      </w:pPr>
+      <w:rPr>
+        <w:rFonts w:ascii="Symbol" w:hAnsi="Symbol" w:hint="default"/>
+        <w:sz w:val="20"/>
+      </w:rPr>
+    </w:lvl>
+    <w:lvl w:ilvl="1" w:tentative="1">
+      <w:start w:val="1"/>
+      <w:numFmt w:val="bullet"/>
+      <w:lvlText w:val=""/>
+      <w:lvlJc w:val="left"/>
+      <w:pPr>
+        <w:tabs>
+          <w:tab w:val="num" w:pos="1440"/>
+        </w:tabs>
+        <w:ind w:left="1440" w:hanging="360"/>
+      </w:pPr>
+      <w:rPr>
+        <w:rFonts w:ascii="Symbol" w:hAnsi="Symbol" w:hint="default"/>
+        <w:sz w:val="20"/>
+      </w:rPr>
+    </w:lvl>
+    <w:lvl w:ilvl="2" w:tentative="1">
+      <w:start w:val="1"/>
+      <w:numFmt w:val="bullet"/>
+      <w:lvlText w:val=""/>
+      <w:lvlJc w:val="left"/>
+      <w:pPr>
+        <w:tabs>
+          <w:tab w:val="num" w:pos="2160"/>
+        </w:tabs>
+        <w:ind w:left="2160" w:hanging="360"/>
+      </w:pPr>
+      <w:rPr>
+        <w:rFonts w:ascii="Symbol" w:hAnsi="Symbol" w:hint="default"/>
+        <w:sz w:val="20"/>
+      </w:rPr>
+    </w:lvl>
+    <w:lvl w:ilvl="3" w:tentative="1">
+      <w:start w:val="1"/>
+      <w:numFmt w:val="bullet"/>
+      <w:lvlText w:val=""/>
+      <w:lvlJc w:val="left"/>
+      <w:pPr>
+        <w:tabs>
+          <w:tab w:val="num" w:pos="2880"/>
+        </w:tabs>
+        <w:ind w:left="2880" w:hanging="360"/>
+      </w:pPr>
+      <w:rPr>
+        <w:rFonts w:ascii="Symbol" w:hAnsi="Symbol" w:hint="default"/>
+        <w:sz w:val="20"/>
+      </w:rPr>
+    </w:lvl>
+    <w:lvl w:ilvl="4" w:tentative="1">
+      <w:start w:val="1"/>
+      <w:numFmt w:val="bullet"/>
+      <w:lvlText w:val=""/>
+      <w:lvlJc w:val="left"/>
+      <w:pPr>
+        <w:tabs>
+          <w:tab w:val="num" w:pos="3600"/>
+        </w:tabs>
+        <w:ind w:left="3600" w:hanging="360"/>
+      </w:pPr>
+      <w:rPr>
+        <w:rFonts w:ascii="Symbol" w:hAnsi="Symbol" w:hint="default"/>
+        <w:sz w:val="20"/>
+      </w:rPr>
+    </w:lvl>
+    <w:lvl w:ilvl="5" w:tentative="1">
+      <w:start w:val="1"/>
+      <w:numFmt w:val="bullet"/>
+      <w:lvlText w:val=""/>
+      <w:lvlJc w:val="left"/>
+      <w:pPr>
+        <w:tabs>
+          <w:tab w:val="num" w:pos="4320"/>
+        </w:tabs>
+        <w:ind w:left="4320" w:hanging="360"/>
+      </w:pPr>
+      <w:rPr>
+        <w:rFonts w:ascii="Symbol" w:hAnsi="Symbol" w:hint="default"/>
+        <w:sz w:val="20"/>
+      </w:rPr>
+    </w:lvl>
+    <w:lvl w:ilvl="6" w:tentative="1">
+      <w:start w:val="1"/>
+      <w:numFmt w:val="bullet"/>
+      <w:lvlText w:val=""/>
+      <w:lvlJc w:val="left"/>
+      <w:pPr>
+        <w:tabs>
+          <w:tab w:val="num" w:pos="5040"/>
+        </w:tabs>
+        <w:ind w:left="5040" w:hanging="360"/>
+      </w:pPr>
+      <w:rPr>
+        <w:rFonts w:ascii="Symbol" w:hAnsi="Symbol" w:hint="default"/>
+        <w:sz w:val="20"/>
+      </w:rPr>
+    </w:lvl>
+    <w:lvl w:ilvl="7" w:tentative="1">
+      <w:start w:val="1"/>
+      <w:numFmt w:val="bullet"/>
+      <w:lvlText w:val=""/>
+      <w:lvlJc w:val="left"/>
+      <w:pPr>
+        <w:tabs>
+          <w:tab w:val="num" w:pos="5760"/>
+        </w:tabs>
+        <w:ind w:left="5760" w:hanging="360"/>
+      </w:pPr>
+      <w:rPr>
+        <w:rFonts w:ascii="Symbol" w:hAnsi="Symbol" w:hint="default"/>
+        <w:sz w:val="20"/>
+      </w:rPr>
+    </w:lvl>
+    <w:lvl w:ilvl="8" w:tentative="1">
+      <w:start w:val="1"/>
+      <w:numFmt w:val="bullet"/>
+      <w:lvlText w:val=""/>
+      <w:lvlJc w:val="left"/>
+      <w:pPr>
+        <w:tabs>
+          <w:tab w:val="num" w:pos="6480"/>
+        </w:tabs>
+        <w:ind w:left="6480" w:hanging="360"/>
+      </w:pPr>
+      <w:rPr>
+        <w:rFonts w:ascii="Symbol" w:hAnsi="Symbol" w:hint="default"/>
+        <w:sz w:val="20"/>
+      </w:rPr>
+    </w:lvl>
+  </w:abstractNum>
+  <w:abstractNum w:abstractNumId="9" w15:restartNumberingAfterBreak="0">
+    <w:nsid w:val="34FD021C"/>
+    <w:multiLevelType w:val="hybridMultilevel"/>
+    <w:tmpl w:val="3A229404"/>
+    <w:lvl w:ilvl="0" w:tplc="04090011">
+      <w:start w:val="1"/>
+      <w:numFmt w:val="decimal"/>
+      <w:lvlText w:val="%1)"/>
+      <w:lvlJc w:val="left"/>
+      <w:pPr>
+        <w:ind w:left="440" w:hanging="440"/>
+      </w:pPr>
+    </w:lvl>
+    <w:lvl w:ilvl="1" w:tplc="04090019">
+      <w:start w:val="1"/>
+      <w:numFmt w:val="lowerLetter"/>
+      <w:lvlText w:val="%2)"/>
+      <w:lvlJc w:val="left"/>
+      <w:pPr>
+        <w:ind w:left="880" w:hanging="440"/>
+      </w:pPr>
+    </w:lvl>
+    <w:lvl w:ilvl="2" w:tplc="0409001B" w:tentative="1">
+      <w:start w:val="1"/>
+      <w:numFmt w:val="lowerRoman"/>
+      <w:lvlText w:val="%3."/>
+      <w:lvlJc w:val="right"/>
+      <w:pPr>
+        <w:ind w:left="1320" w:hanging="440"/>
+      </w:pPr>
+    </w:lvl>
+    <w:lvl w:ilvl="3" w:tplc="0409000F" w:tentative="1">
+      <w:start w:val="1"/>
+      <w:numFmt w:val="decimal"/>
+      <w:lvlText w:val="%4."/>
+      <w:lvlJc w:val="left"/>
+      <w:pPr>
+        <w:ind w:left="1760" w:hanging="440"/>
+      </w:pPr>
+    </w:lvl>
+    <w:lvl w:ilvl="4" w:tplc="04090019" w:tentative="1">
+      <w:start w:val="1"/>
+      <w:numFmt w:val="lowerLetter"/>
+      <w:lvlText w:val="%5)"/>
+      <w:lvlJc w:val="left"/>
+      <w:pPr>
+        <w:ind w:left="2200" w:hanging="440"/>
+      </w:pPr>
+    </w:lvl>
+    <w:lvl w:ilvl="5" w:tplc="0409001B" w:tentative="1">
+      <w:start w:val="1"/>
+      <w:numFmt w:val="lowerRoman"/>
+      <w:lvlText w:val="%6."/>
+      <w:lvlJc w:val="right"/>
+      <w:pPr>
+        <w:ind w:left="2640" w:hanging="440"/>
+      </w:pPr>
+    </w:lvl>
+    <w:lvl w:ilvl="6" w:tplc="0409000F" w:tentative="1">
+      <w:start w:val="1"/>
+      <w:numFmt w:val="decimal"/>
+      <w:lvlText w:val="%7."/>
+      <w:lvlJc w:val="left"/>
+      <w:pPr>
+        <w:ind w:left="3080" w:hanging="440"/>
+      </w:pPr>
+    </w:lvl>
+    <w:lvl w:ilvl="7" w:tplc="04090019" w:tentative="1">
+      <w:start w:val="1"/>
+      <w:numFmt w:val="lowerLetter"/>
+      <w:lvlText w:val="%8)"/>
+      <w:lvlJc w:val="left"/>
+      <w:pPr>
+        <w:ind w:left="3520" w:hanging="440"/>
+      </w:pPr>
+    </w:lvl>
+    <w:lvl w:ilvl="8" w:tplc="0409001B" w:tentative="1">
+      <w:start w:val="1"/>
+      <w:numFmt w:val="lowerRoman"/>
+      <w:lvlText w:val="%9."/>
+      <w:lvlJc w:val="right"/>
+      <w:pPr>
+        <w:ind w:left="3960" w:hanging="440"/>
+      </w:pPr>
+    </w:lvl>
+  </w:abstractNum>
+  <w:abstractNum w:abstractNumId="10" w15:restartNumberingAfterBreak="0">
+    <w:nsid w:val="36BF6A55"/>
+    <w:multiLevelType w:val="hybridMultilevel"/>
+    <w:tmpl w:val="A026625E"/>
+    <w:lvl w:ilvl="0" w:tplc="FFFFFFFF">
+      <w:start w:val="1"/>
+      <w:numFmt w:val="decimal"/>
+      <w:lvlText w:val="%1)"/>
+      <w:lvlJc w:val="left"/>
+      <w:pPr>
+        <w:ind w:left="440" w:hanging="440"/>
+      </w:pPr>
+    </w:lvl>
+    <w:lvl w:ilvl="1" w:tplc="04090011">
+      <w:start w:val="1"/>
+      <w:numFmt w:val="decimal"/>
+      <w:lvlText w:val="%2)"/>
+      <w:lvlJc w:val="left"/>
+      <w:pPr>
+        <w:ind w:left="880" w:hanging="440"/>
+      </w:pPr>
+    </w:lvl>
+    <w:lvl w:ilvl="2" w:tplc="FFFFFFFF" w:tentative="1">
+      <w:start w:val="1"/>
+      <w:numFmt w:val="lowerRoman"/>
+      <w:lvlText w:val="%3."/>
+      <w:lvlJc w:val="right"/>
+      <w:pPr>
+        <w:ind w:left="1320" w:hanging="440"/>
+      </w:pPr>
+    </w:lvl>
+    <w:lvl w:ilvl="3" w:tplc="FFFFFFFF" w:tentative="1">
+      <w:start w:val="1"/>
+      <w:numFmt w:val="decimal"/>
+      <w:lvlText w:val="%4."/>
+      <w:lvlJc w:val="left"/>
+      <w:pPr>
+        <w:ind w:left="1760" w:hanging="440"/>
+      </w:pPr>
+    </w:lvl>
+    <w:lvl w:ilvl="4" w:tplc="FFFFFFFF" w:tentative="1">
+      <w:start w:val="1"/>
+      <w:numFmt w:val="lowerLetter"/>
+      <w:lvlText w:val="%5)"/>
+      <w:lvlJc w:val="left"/>
+      <w:pPr>
+        <w:ind w:left="2200" w:hanging="440"/>
+      </w:pPr>
+    </w:lvl>
+    <w:lvl w:ilvl="5" w:tplc="FFFFFFFF" w:tentative="1">
+      <w:start w:val="1"/>
+      <w:numFmt w:val="lowerRoman"/>
+      <w:lvlText w:val="%6."/>
+      <w:lvlJc w:val="right"/>
+      <w:pPr>
+        <w:ind w:left="2640" w:hanging="440"/>
+      </w:pPr>
+    </w:lvl>
+    <w:lvl w:ilvl="6" w:tplc="FFFFFFFF" w:tentative="1">
+      <w:start w:val="1"/>
+      <w:numFmt w:val="decimal"/>
+      <w:lvlText w:val="%7."/>
+      <w:lvlJc w:val="left"/>
+      <w:pPr>
+        <w:ind w:left="3080" w:hanging="440"/>
+      </w:pPr>
+    </w:lvl>
+    <w:lvl w:ilvl="7" w:tplc="FFFFFFFF" w:tentative="1">
+      <w:start w:val="1"/>
+      <w:numFmt w:val="lowerLetter"/>
+      <w:lvlText w:val="%8)"/>
+      <w:lvlJc w:val="left"/>
+      <w:pPr>
+        <w:ind w:left="3520" w:hanging="440"/>
+      </w:pPr>
+    </w:lvl>
+    <w:lvl w:ilvl="8" w:tplc="FFFFFFFF" w:tentative="1">
+      <w:start w:val="1"/>
+      <w:numFmt w:val="lowerRoman"/>
+      <w:lvlText w:val="%9."/>
+      <w:lvlJc w:val="right"/>
+      <w:pPr>
+        <w:ind w:left="3960" w:hanging="440"/>
+      </w:pPr>
+    </w:lvl>
+  </w:abstractNum>
+  <w:abstractNum w:abstractNumId="11" w15:restartNumberingAfterBreak="0">
     <w:nsid w:val="3DC2776A"/>
     <w:multiLevelType w:val="hybridMultilevel"/>
     <w:tmpl w:val="1004D172"/>
@@ -3384,7 +5520,7 @@
       </w:pPr>
     </w:lvl>
   </w:abstractNum>
-  <w:abstractNum w:abstractNumId="5" w15:restartNumberingAfterBreak="0">
+  <w:abstractNum w:abstractNumId="12" w15:restartNumberingAfterBreak="0">
     <w:nsid w:val="415A4A24"/>
     <w:multiLevelType w:val="multilevel"/>
     <w:tmpl w:val="056080D4"/>
@@ -3529,7 +5665,265 @@
       </w:rPr>
     </w:lvl>
   </w:abstractNum>
-  <w:abstractNum w:abstractNumId="6" w15:restartNumberingAfterBreak="0">
+  <w:abstractNum w:abstractNumId="13" w15:restartNumberingAfterBreak="0">
+    <w:nsid w:val="580330AD"/>
+    <w:multiLevelType w:val="hybridMultilevel"/>
+    <w:tmpl w:val="D9DC5D32"/>
+    <w:lvl w:ilvl="0" w:tplc="FFFFFFFF">
+      <w:start w:val="1"/>
+      <w:numFmt w:val="decimal"/>
+      <w:lvlText w:val="%1)"/>
+      <w:lvlJc w:val="left"/>
+      <w:pPr>
+        <w:ind w:left="440" w:hanging="440"/>
+      </w:pPr>
+    </w:lvl>
+    <w:lvl w:ilvl="1" w:tplc="04090011">
+      <w:start w:val="1"/>
+      <w:numFmt w:val="decimal"/>
+      <w:lvlText w:val="%2)"/>
+      <w:lvlJc w:val="left"/>
+      <w:pPr>
+        <w:ind w:left="880" w:hanging="440"/>
+      </w:pPr>
+    </w:lvl>
+    <w:lvl w:ilvl="2" w:tplc="FFFFFFFF" w:tentative="1">
+      <w:start w:val="1"/>
+      <w:numFmt w:val="lowerRoman"/>
+      <w:lvlText w:val="%3."/>
+      <w:lvlJc w:val="right"/>
+      <w:pPr>
+        <w:ind w:left="1320" w:hanging="440"/>
+      </w:pPr>
+    </w:lvl>
+    <w:lvl w:ilvl="3" w:tplc="FFFFFFFF" w:tentative="1">
+      <w:start w:val="1"/>
+      <w:numFmt w:val="decimal"/>
+      <w:lvlText w:val="%4."/>
+      <w:lvlJc w:val="left"/>
+      <w:pPr>
+        <w:ind w:left="1760" w:hanging="440"/>
+      </w:pPr>
+    </w:lvl>
+    <w:lvl w:ilvl="4" w:tplc="FFFFFFFF" w:tentative="1">
+      <w:start w:val="1"/>
+      <w:numFmt w:val="lowerLetter"/>
+      <w:lvlText w:val="%5)"/>
+      <w:lvlJc w:val="left"/>
+      <w:pPr>
+        <w:ind w:left="2200" w:hanging="440"/>
+      </w:pPr>
+    </w:lvl>
+    <w:lvl w:ilvl="5" w:tplc="FFFFFFFF" w:tentative="1">
+      <w:start w:val="1"/>
+      <w:numFmt w:val="lowerRoman"/>
+      <w:lvlText w:val="%6."/>
+      <w:lvlJc w:val="right"/>
+      <w:pPr>
+        <w:ind w:left="2640" w:hanging="440"/>
+      </w:pPr>
+    </w:lvl>
+    <w:lvl w:ilvl="6" w:tplc="FFFFFFFF" w:tentative="1">
+      <w:start w:val="1"/>
+      <w:numFmt w:val="decimal"/>
+      <w:lvlText w:val="%7."/>
+      <w:lvlJc w:val="left"/>
+      <w:pPr>
+        <w:ind w:left="3080" w:hanging="440"/>
+      </w:pPr>
+    </w:lvl>
+    <w:lvl w:ilvl="7" w:tplc="FFFFFFFF" w:tentative="1">
+      <w:start w:val="1"/>
+      <w:numFmt w:val="lowerLetter"/>
+      <w:lvlText w:val="%8)"/>
+      <w:lvlJc w:val="left"/>
+      <w:pPr>
+        <w:ind w:left="3520" w:hanging="440"/>
+      </w:pPr>
+    </w:lvl>
+    <w:lvl w:ilvl="8" w:tplc="FFFFFFFF" w:tentative="1">
+      <w:start w:val="1"/>
+      <w:numFmt w:val="lowerRoman"/>
+      <w:lvlText w:val="%9."/>
+      <w:lvlJc w:val="right"/>
+      <w:pPr>
+        <w:ind w:left="3960" w:hanging="440"/>
+      </w:pPr>
+    </w:lvl>
+  </w:abstractNum>
+  <w:abstractNum w:abstractNumId="14" w15:restartNumberingAfterBreak="0">
+    <w:nsid w:val="588822E1"/>
+    <w:multiLevelType w:val="hybridMultilevel"/>
+    <w:tmpl w:val="A9408624"/>
+    <w:lvl w:ilvl="0" w:tplc="04090011">
+      <w:start w:val="1"/>
+      <w:numFmt w:val="decimal"/>
+      <w:lvlText w:val="%1)"/>
+      <w:lvlJc w:val="left"/>
+      <w:pPr>
+        <w:ind w:left="440" w:hanging="440"/>
+      </w:pPr>
+    </w:lvl>
+    <w:lvl w:ilvl="1" w:tplc="04090019" w:tentative="1">
+      <w:start w:val="1"/>
+      <w:numFmt w:val="lowerLetter"/>
+      <w:lvlText w:val="%2)"/>
+      <w:lvlJc w:val="left"/>
+      <w:pPr>
+        <w:ind w:left="880" w:hanging="440"/>
+      </w:pPr>
+    </w:lvl>
+    <w:lvl w:ilvl="2" w:tplc="0409001B" w:tentative="1">
+      <w:start w:val="1"/>
+      <w:numFmt w:val="lowerRoman"/>
+      <w:lvlText w:val="%3."/>
+      <w:lvlJc w:val="right"/>
+      <w:pPr>
+        <w:ind w:left="1320" w:hanging="440"/>
+      </w:pPr>
+    </w:lvl>
+    <w:lvl w:ilvl="3" w:tplc="0409000F" w:tentative="1">
+      <w:start w:val="1"/>
+      <w:numFmt w:val="decimal"/>
+      <w:lvlText w:val="%4."/>
+      <w:lvlJc w:val="left"/>
+      <w:pPr>
+        <w:ind w:left="1760" w:hanging="440"/>
+      </w:pPr>
+    </w:lvl>
+    <w:lvl w:ilvl="4" w:tplc="04090019" w:tentative="1">
+      <w:start w:val="1"/>
+      <w:numFmt w:val="lowerLetter"/>
+      <w:lvlText w:val="%5)"/>
+      <w:lvlJc w:val="left"/>
+      <w:pPr>
+        <w:ind w:left="2200" w:hanging="440"/>
+      </w:pPr>
+    </w:lvl>
+    <w:lvl w:ilvl="5" w:tplc="0409001B" w:tentative="1">
+      <w:start w:val="1"/>
+      <w:numFmt w:val="lowerRoman"/>
+      <w:lvlText w:val="%6."/>
+      <w:lvlJc w:val="right"/>
+      <w:pPr>
+        <w:ind w:left="2640" w:hanging="440"/>
+      </w:pPr>
+    </w:lvl>
+    <w:lvl w:ilvl="6" w:tplc="0409000F" w:tentative="1">
+      <w:start w:val="1"/>
+      <w:numFmt w:val="decimal"/>
+      <w:lvlText w:val="%7."/>
+      <w:lvlJc w:val="left"/>
+      <w:pPr>
+        <w:ind w:left="3080" w:hanging="440"/>
+      </w:pPr>
+    </w:lvl>
+    <w:lvl w:ilvl="7" w:tplc="04090019" w:tentative="1">
+      <w:start w:val="1"/>
+      <w:numFmt w:val="lowerLetter"/>
+      <w:lvlText w:val="%8)"/>
+      <w:lvlJc w:val="left"/>
+      <w:pPr>
+        <w:ind w:left="3520" w:hanging="440"/>
+      </w:pPr>
+    </w:lvl>
+    <w:lvl w:ilvl="8" w:tplc="0409001B" w:tentative="1">
+      <w:start w:val="1"/>
+      <w:numFmt w:val="lowerRoman"/>
+      <w:lvlText w:val="%9."/>
+      <w:lvlJc w:val="right"/>
+      <w:pPr>
+        <w:ind w:left="3960" w:hanging="440"/>
+      </w:pPr>
+    </w:lvl>
+  </w:abstractNum>
+  <w:abstractNum w:abstractNumId="15" w15:restartNumberingAfterBreak="0">
+    <w:nsid w:val="60846651"/>
+    <w:multiLevelType w:val="hybridMultilevel"/>
+    <w:tmpl w:val="1E0AD4FC"/>
+    <w:lvl w:ilvl="0" w:tplc="04090011">
+      <w:start w:val="1"/>
+      <w:numFmt w:val="decimal"/>
+      <w:lvlText w:val="%1)"/>
+      <w:lvlJc w:val="left"/>
+      <w:pPr>
+        <w:ind w:left="440" w:hanging="440"/>
+      </w:pPr>
+    </w:lvl>
+    <w:lvl w:ilvl="1" w:tplc="04090019">
+      <w:start w:val="1"/>
+      <w:numFmt w:val="lowerLetter"/>
+      <w:lvlText w:val="%2)"/>
+      <w:lvlJc w:val="left"/>
+      <w:pPr>
+        <w:ind w:left="880" w:hanging="440"/>
+      </w:pPr>
+    </w:lvl>
+    <w:lvl w:ilvl="2" w:tplc="0409001B" w:tentative="1">
+      <w:start w:val="1"/>
+      <w:numFmt w:val="lowerRoman"/>
+      <w:lvlText w:val="%3."/>
+      <w:lvlJc w:val="right"/>
+      <w:pPr>
+        <w:ind w:left="1320" w:hanging="440"/>
+      </w:pPr>
+    </w:lvl>
+    <w:lvl w:ilvl="3" w:tplc="0409000F" w:tentative="1">
+      <w:start w:val="1"/>
+      <w:numFmt w:val="decimal"/>
+      <w:lvlText w:val="%4."/>
+      <w:lvlJc w:val="left"/>
+      <w:pPr>
+        <w:ind w:left="1760" w:hanging="440"/>
+      </w:pPr>
+    </w:lvl>
+    <w:lvl w:ilvl="4" w:tplc="04090019" w:tentative="1">
+      <w:start w:val="1"/>
+      <w:numFmt w:val="lowerLetter"/>
+      <w:lvlText w:val="%5)"/>
+      <w:lvlJc w:val="left"/>
+      <w:pPr>
+        <w:ind w:left="2200" w:hanging="440"/>
+      </w:pPr>
+    </w:lvl>
+    <w:lvl w:ilvl="5" w:tplc="0409001B" w:tentative="1">
+      <w:start w:val="1"/>
+      <w:numFmt w:val="lowerRoman"/>
+      <w:lvlText w:val="%6."/>
+      <w:lvlJc w:val="right"/>
+      <w:pPr>
+        <w:ind w:left="2640" w:hanging="440"/>
+      </w:pPr>
+    </w:lvl>
+    <w:lvl w:ilvl="6" w:tplc="0409000F" w:tentative="1">
+      <w:start w:val="1"/>
+      <w:numFmt w:val="decimal"/>
+      <w:lvlText w:val="%7."/>
+      <w:lvlJc w:val="left"/>
+      <w:pPr>
+        <w:ind w:left="3080" w:hanging="440"/>
+      </w:pPr>
+    </w:lvl>
+    <w:lvl w:ilvl="7" w:tplc="04090019" w:tentative="1">
+      <w:start w:val="1"/>
+      <w:numFmt w:val="lowerLetter"/>
+      <w:lvlText w:val="%8)"/>
+      <w:lvlJc w:val="left"/>
+      <w:pPr>
+        <w:ind w:left="3520" w:hanging="440"/>
+      </w:pPr>
+    </w:lvl>
+    <w:lvl w:ilvl="8" w:tplc="0409001B" w:tentative="1">
+      <w:start w:val="1"/>
+      <w:numFmt w:val="lowerRoman"/>
+      <w:lvlText w:val="%9."/>
+      <w:lvlJc w:val="right"/>
+      <w:pPr>
+        <w:ind w:left="3960" w:hanging="440"/>
+      </w:pPr>
+    </w:lvl>
+  </w:abstractNum>
+  <w:abstractNum w:abstractNumId="16" w15:restartNumberingAfterBreak="0">
     <w:nsid w:val="6E5A3263"/>
     <w:multiLevelType w:val="multilevel"/>
     <w:tmpl w:val="8CF654D8"/>
@@ -3678,7 +6072,156 @@
       </w:rPr>
     </w:lvl>
   </w:abstractNum>
-  <w:abstractNum w:abstractNumId="7" w15:restartNumberingAfterBreak="0">
+  <w:abstractNum w:abstractNumId="17" w15:restartNumberingAfterBreak="0">
+    <w:nsid w:val="6F431B24"/>
+    <w:multiLevelType w:val="multilevel"/>
+    <w:tmpl w:val="EE327F76"/>
+    <w:lvl w:ilvl="0">
+      <w:start w:val="1"/>
+      <w:numFmt w:val="bullet"/>
+      <w:lvlText w:val=""/>
+      <w:lvlJc w:val="left"/>
+      <w:pPr>
+        <w:tabs>
+          <w:tab w:val="num" w:pos="720"/>
+        </w:tabs>
+        <w:ind w:left="720" w:hanging="360"/>
+      </w:pPr>
+      <w:rPr>
+        <w:rFonts w:ascii="Symbol" w:hAnsi="Symbol" w:hint="default"/>
+        <w:sz w:val="20"/>
+      </w:rPr>
+    </w:lvl>
+    <w:lvl w:ilvl="1" w:tentative="1">
+      <w:start w:val="1"/>
+      <w:numFmt w:val="bullet"/>
+      <w:lvlText w:val=""/>
+      <w:lvlJc w:val="left"/>
+      <w:pPr>
+        <w:tabs>
+          <w:tab w:val="num" w:pos="1440"/>
+        </w:tabs>
+        <w:ind w:left="1440" w:hanging="360"/>
+      </w:pPr>
+      <w:rPr>
+        <w:rFonts w:ascii="Symbol" w:hAnsi="Symbol" w:hint="default"/>
+        <w:sz w:val="20"/>
+      </w:rPr>
+    </w:lvl>
+    <w:lvl w:ilvl="2" w:tentative="1">
+      <w:start w:val="1"/>
+      <w:numFmt w:val="bullet"/>
+      <w:lvlText w:val=""/>
+      <w:lvlJc w:val="left"/>
+      <w:pPr>
+        <w:tabs>
+          <w:tab w:val="num" w:pos="2160"/>
+        </w:tabs>
+        <w:ind w:left="2160" w:hanging="360"/>
+      </w:pPr>
+      <w:rPr>
+        <w:rFonts w:ascii="Symbol" w:hAnsi="Symbol" w:hint="default"/>
+        <w:sz w:val="20"/>
+      </w:rPr>
+    </w:lvl>
+    <w:lvl w:ilvl="3" w:tentative="1">
+      <w:start w:val="1"/>
+      <w:numFmt w:val="bullet"/>
+      <w:lvlText w:val=""/>
+      <w:lvlJc w:val="left"/>
+      <w:pPr>
+        <w:tabs>
+          <w:tab w:val="num" w:pos="2880"/>
+        </w:tabs>
+        <w:ind w:left="2880" w:hanging="360"/>
+      </w:pPr>
+      <w:rPr>
+        <w:rFonts w:ascii="Symbol" w:hAnsi="Symbol" w:hint="default"/>
+        <w:sz w:val="20"/>
+      </w:rPr>
+    </w:lvl>
+    <w:lvl w:ilvl="4" w:tentative="1">
+      <w:start w:val="1"/>
+      <w:numFmt w:val="bullet"/>
+      <w:lvlText w:val=""/>
+      <w:lvlJc w:val="left"/>
+      <w:pPr>
+        <w:tabs>
+          <w:tab w:val="num" w:pos="3600"/>
+        </w:tabs>
+        <w:ind w:left="3600" w:hanging="360"/>
+      </w:pPr>
+      <w:rPr>
+        <w:rFonts w:ascii="Symbol" w:hAnsi="Symbol" w:hint="default"/>
+        <w:sz w:val="20"/>
+      </w:rPr>
+    </w:lvl>
+    <w:lvl w:ilvl="5" w:tentative="1">
+      <w:start w:val="1"/>
+      <w:numFmt w:val="bullet"/>
+      <w:lvlText w:val=""/>
+      <w:lvlJc w:val="left"/>
+      <w:pPr>
+        <w:tabs>
+          <w:tab w:val="num" w:pos="4320"/>
+        </w:tabs>
+        <w:ind w:left="4320" w:hanging="360"/>
+      </w:pPr>
+      <w:rPr>
+        <w:rFonts w:ascii="Symbol" w:hAnsi="Symbol" w:hint="default"/>
+        <w:sz w:val="20"/>
+      </w:rPr>
+    </w:lvl>
+    <w:lvl w:ilvl="6" w:tentative="1">
+      <w:start w:val="1"/>
+      <w:numFmt w:val="bullet"/>
+      <w:lvlText w:val=""/>
+      <w:lvlJc w:val="left"/>
+      <w:pPr>
+        <w:tabs>
+          <w:tab w:val="num" w:pos="5040"/>
+        </w:tabs>
+        <w:ind w:left="5040" w:hanging="360"/>
+      </w:pPr>
+      <w:rPr>
+        <w:rFonts w:ascii="Symbol" w:hAnsi="Symbol" w:hint="default"/>
+        <w:sz w:val="20"/>
+      </w:rPr>
+    </w:lvl>
+    <w:lvl w:ilvl="7" w:tentative="1">
+      <w:start w:val="1"/>
+      <w:numFmt w:val="bullet"/>
+      <w:lvlText w:val=""/>
+      <w:lvlJc w:val="left"/>
+      <w:pPr>
+        <w:tabs>
+          <w:tab w:val="num" w:pos="5760"/>
+        </w:tabs>
+        <w:ind w:left="5760" w:hanging="360"/>
+      </w:pPr>
+      <w:rPr>
+        <w:rFonts w:ascii="Symbol" w:hAnsi="Symbol" w:hint="default"/>
+        <w:sz w:val="20"/>
+      </w:rPr>
+    </w:lvl>
+    <w:lvl w:ilvl="8" w:tentative="1">
+      <w:start w:val="1"/>
+      <w:numFmt w:val="bullet"/>
+      <w:lvlText w:val=""/>
+      <w:lvlJc w:val="left"/>
+      <w:pPr>
+        <w:tabs>
+          <w:tab w:val="num" w:pos="6480"/>
+        </w:tabs>
+        <w:ind w:left="6480" w:hanging="360"/>
+      </w:pPr>
+      <w:rPr>
+        <w:rFonts w:ascii="Symbol" w:hAnsi="Symbol" w:hint="default"/>
+        <w:sz w:val="20"/>
+      </w:rPr>
+    </w:lvl>
+  </w:abstractNum>
+  <w:abstractNum w:abstractNumId="18" w15:restartNumberingAfterBreak="0">
     <w:nsid w:val="6FA30343"/>
     <w:multiLevelType w:val="multilevel"/>
     <w:tmpl w:val="A4A013AA"/>
@@ -3827,29 +6370,151 @@
       </w:rPr>
     </w:lvl>
   </w:abstractNum>
+  <w:abstractNum w:abstractNumId="19" w15:restartNumberingAfterBreak="0">
+    <w:nsid w:val="770C4AEE"/>
+    <w:multiLevelType w:val="hybridMultilevel"/>
+    <w:tmpl w:val="BA063134"/>
+    <w:lvl w:ilvl="0" w:tplc="04090011">
+      <w:start w:val="1"/>
+      <w:numFmt w:val="decimal"/>
+      <w:lvlText w:val="%1)"/>
+      <w:lvlJc w:val="left"/>
+      <w:pPr>
+        <w:ind w:left="440" w:hanging="440"/>
+      </w:pPr>
+    </w:lvl>
+    <w:lvl w:ilvl="1" w:tplc="04090019">
+      <w:start w:val="1"/>
+      <w:numFmt w:val="lowerLetter"/>
+      <w:lvlText w:val="%2)"/>
+      <w:lvlJc w:val="left"/>
+      <w:pPr>
+        <w:ind w:left="880" w:hanging="440"/>
+      </w:pPr>
+    </w:lvl>
+    <w:lvl w:ilvl="2" w:tplc="0409001B" w:tentative="1">
+      <w:start w:val="1"/>
+      <w:numFmt w:val="lowerRoman"/>
+      <w:lvlText w:val="%3."/>
+      <w:lvlJc w:val="right"/>
+      <w:pPr>
+        <w:ind w:left="1320" w:hanging="440"/>
+      </w:pPr>
+    </w:lvl>
+    <w:lvl w:ilvl="3" w:tplc="0409000F" w:tentative="1">
+      <w:start w:val="1"/>
+      <w:numFmt w:val="decimal"/>
+      <w:lvlText w:val="%4."/>
+      <w:lvlJc w:val="left"/>
+      <w:pPr>
+        <w:ind w:left="1760" w:hanging="440"/>
+      </w:pPr>
+    </w:lvl>
+    <w:lvl w:ilvl="4" w:tplc="04090019" w:tentative="1">
+      <w:start w:val="1"/>
+      <w:numFmt w:val="lowerLetter"/>
+      <w:lvlText w:val="%5)"/>
+      <w:lvlJc w:val="left"/>
+      <w:pPr>
+        <w:ind w:left="2200" w:hanging="440"/>
+      </w:pPr>
+    </w:lvl>
+    <w:lvl w:ilvl="5" w:tplc="0409001B" w:tentative="1">
+      <w:start w:val="1"/>
+      <w:numFmt w:val="lowerRoman"/>
+      <w:lvlText w:val="%6."/>
+      <w:lvlJc w:val="right"/>
+      <w:pPr>
+        <w:ind w:left="2640" w:hanging="440"/>
+      </w:pPr>
+    </w:lvl>
+    <w:lvl w:ilvl="6" w:tplc="0409000F" w:tentative="1">
+      <w:start w:val="1"/>
+      <w:numFmt w:val="decimal"/>
+      <w:lvlText w:val="%7."/>
+      <w:lvlJc w:val="left"/>
+      <w:pPr>
+        <w:ind w:left="3080" w:hanging="440"/>
+      </w:pPr>
+    </w:lvl>
+    <w:lvl w:ilvl="7" w:tplc="04090019" w:tentative="1">
+      <w:start w:val="1"/>
+      <w:numFmt w:val="lowerLetter"/>
+      <w:lvlText w:val="%8)"/>
+      <w:lvlJc w:val="left"/>
+      <w:pPr>
+        <w:ind w:left="3520" w:hanging="440"/>
+      </w:pPr>
+    </w:lvl>
+    <w:lvl w:ilvl="8" w:tplc="0409001B" w:tentative="1">
+      <w:start w:val="1"/>
+      <w:numFmt w:val="lowerRoman"/>
+      <w:lvlText w:val="%9."/>
+      <w:lvlJc w:val="right"/>
+      <w:pPr>
+        <w:ind w:left="3960" w:hanging="440"/>
+      </w:pPr>
+    </w:lvl>
+  </w:abstractNum>
   <w:num w:numId="1" w16cid:durableId="967081417">
+    <w:abstractNumId w:val="16"/>
+  </w:num>
+  <w:num w:numId="2" w16cid:durableId="1674065668">
+    <w:abstractNumId w:val="11"/>
+  </w:num>
+  <w:num w:numId="3" w16cid:durableId="1082222647">
+    <w:abstractNumId w:val="12"/>
+  </w:num>
+  <w:num w:numId="4" w16cid:durableId="2037534494">
+    <w:abstractNumId w:val="1"/>
+  </w:num>
+  <w:num w:numId="5" w16cid:durableId="1144008002">
+    <w:abstractNumId w:val="7"/>
+  </w:num>
+  <w:num w:numId="6" w16cid:durableId="1978993475">
+    <w:abstractNumId w:val="3"/>
+  </w:num>
+  <w:num w:numId="7" w16cid:durableId="1613053716">
+    <w:abstractNumId w:val="18"/>
+  </w:num>
+  <w:num w:numId="8" w16cid:durableId="1442338630">
+    <w:abstractNumId w:val="5"/>
+  </w:num>
+  <w:num w:numId="9" w16cid:durableId="428697070">
+    <w:abstractNumId w:val="17"/>
+  </w:num>
+  <w:num w:numId="10" w16cid:durableId="2084523016">
+    <w:abstractNumId w:val="8"/>
+  </w:num>
+  <w:num w:numId="11" w16cid:durableId="1519614317">
     <w:abstractNumId w:val="6"/>
   </w:num>
-  <w:num w:numId="2" w16cid:durableId="1674065668">
+  <w:num w:numId="12" w16cid:durableId="273293249">
+    <w:abstractNumId w:val="13"/>
+  </w:num>
+  <w:num w:numId="13" w16cid:durableId="1158349513">
+    <w:abstractNumId w:val="0"/>
+  </w:num>
+  <w:num w:numId="14" w16cid:durableId="709116093">
+    <w:abstractNumId w:val="14"/>
+  </w:num>
+  <w:num w:numId="15" w16cid:durableId="1766029981">
+    <w:abstractNumId w:val="9"/>
+  </w:num>
+  <w:num w:numId="16" w16cid:durableId="1232231256">
     <w:abstractNumId w:val="4"/>
   </w:num>
-  <w:num w:numId="3" w16cid:durableId="1082222647">
-    <w:abstractNumId w:val="5"/>
+  <w:num w:numId="17" w16cid:durableId="1982421263">
+    <w:abstractNumId w:val="15"/>
   </w:num>
-  <w:num w:numId="4" w16cid:durableId="2037534494">
-    <w:abstractNumId w:val="0"/>
+  <w:num w:numId="18" w16cid:durableId="1389693495">
+    <w:abstractNumId w:val="2"/>
   </w:num>
-  <w:num w:numId="5" w16cid:durableId="1144008002">
-    <w:abstractNumId w:val="3"/>
+  <w:num w:numId="19" w16cid:durableId="114754412">
+    <w:abstractNumId w:val="19"/>
   </w:num>
-  <w:num w:numId="6" w16cid:durableId="1978993475">
-    <w:abstractNumId w:val="1"/>
-  </w:num>
-  <w:num w:numId="7" w16cid:durableId="1613053716">
-    <w:abstractNumId w:val="7"/>
-  </w:num>
-  <w:num w:numId="8" w16cid:durableId="1442338630">
-    <w:abstractNumId w:val="2"/>
+  <w:num w:numId="20" w16cid:durableId="355430122">
+    <w:abstractNumId w:val="10"/>
   </w:num>
 </w:numbering>
 </file>
@@ -4309,7 +6974,6 @@
     <w:next w:val="a"/>
     <w:link w:val="30"/>
     <w:uiPriority w:val="9"/>
-    <w:semiHidden/>
     <w:unhideWhenUsed/>
     <w:qFormat/>
     <w:rsid w:val="00337AB4"/>
@@ -4517,7 +7181,6 @@
     <w:basedOn w:val="a0"/>
     <w:link w:val="3"/>
     <w:uiPriority w:val="9"/>
-    <w:semiHidden/>
     <w:rsid w:val="00337AB4"/>
     <w:rPr>
       <w:rFonts w:asciiTheme="majorHAnsi" w:eastAsiaTheme="majorEastAsia" w:hAnsiTheme="majorHAnsi" w:cstheme="majorBidi"/>
@@ -4799,6 +7462,17 @@
     <w:rPr>
       <w:color w:val="605E5C"/>
       <w:shd w:val="clear" w:color="auto" w:fill="E1DFDD"/>
+    </w:rPr>
+  </w:style>
+  <w:style w:type="character" w:styleId="af0">
+    <w:name w:val="Strong"/>
+    <w:basedOn w:val="a0"/>
+    <w:uiPriority w:val="22"/>
+    <w:qFormat/>
+    <w:rsid w:val="00903440"/>
+    <w:rPr>
+      <w:b/>
+      <w:bCs/>
     </w:rPr>
   </w:style>
 </w:styles>

--- a/CoPaw操作手册.docx
+++ b/CoPaw操作手册.docx
@@ -12,7 +12,21 @@
         <w:rPr>
           <w:rFonts w:hint="eastAsia"/>
         </w:rPr>
-        <w:t>一、CoPaw部署</w:t>
+        <w:t>一、</w:t>
+      </w:r>
+      <w:proofErr w:type="spellStart"/>
+      <w:r>
+        <w:rPr>
+          <w:rFonts w:hint="eastAsia"/>
+        </w:rPr>
+        <w:t>CoPaw</w:t>
+      </w:r>
+      <w:proofErr w:type="spellEnd"/>
+      <w:r>
+        <w:rPr>
+          <w:rFonts w:hint="eastAsia"/>
+        </w:rPr>
+        <w:t>部署</w:t>
       </w:r>
     </w:p>
     <w:p>
@@ -127,7 +141,15 @@
         <w:t>✅</w:t>
       </w:r>
       <w:r>
-        <w:t xml:space="preserve"> 不依赖 GitHub、PyPI 等网络的稳定性</w:t>
+        <w:t xml:space="preserve"> 不依赖 GitHub、</w:t>
+      </w:r>
+      <w:proofErr w:type="spellStart"/>
+      <w:r>
+        <w:t>PyPI</w:t>
+      </w:r>
+      <w:proofErr w:type="spellEnd"/>
+      <w:r>
+        <w:t xml:space="preserve"> 等网络的稳定性</w:t>
       </w:r>
     </w:p>
     <w:p>
@@ -358,8 +380,16 @@
         <w:rPr>
           <w:rFonts w:hint="eastAsia"/>
         </w:rPr>
-        <w:t>脚本安装：CMD/Powershell</w:t>
-      </w:r>
+        <w:t>脚本安装：CMD/</w:t>
+      </w:r>
+      <w:proofErr w:type="spellStart"/>
+      <w:r>
+        <w:rPr>
+          <w:rFonts w:hint="eastAsia"/>
+        </w:rPr>
+        <w:t>Powershell</w:t>
+      </w:r>
+      <w:proofErr w:type="spellEnd"/>
     </w:p>
     <w:p>
       <w:pPr>
@@ -388,7 +418,21 @@
         <w:rPr>
           <w:rFonts w:hint="eastAsia"/>
         </w:rPr>
-        <w:t>curl -fsSL https://qwenpaw.agentscope.io/install.bat -o install.bat &amp;&amp; install.bat</w:t>
+        <w:t>curl -</w:t>
+      </w:r>
+      <w:proofErr w:type="spellStart"/>
+      <w:r>
+        <w:rPr>
+          <w:rFonts w:hint="eastAsia"/>
+        </w:rPr>
+        <w:t>fsSL</w:t>
+      </w:r>
+      <w:proofErr w:type="spellEnd"/>
+      <w:r>
+        <w:rPr>
+          <w:rFonts w:hint="eastAsia"/>
+        </w:rPr>
+        <w:t xml:space="preserve"> https://qwenpaw.agentscope.io/install.bat -o install.bat &amp;&amp; install.bat</w:t>
       </w:r>
       <w:r>
         <w:rPr>
@@ -403,7 +447,23 @@
         <w:t>“</w:t>
       </w:r>
       <w:r>
-        <w:t>Caused by: invalid peer certificate: UnknownIssuer [qwenpaw] ERROR: Failed to create virtual environment</w:t>
+        <w:t xml:space="preserve">Caused by: invalid peer certificate: </w:t>
+      </w:r>
+      <w:proofErr w:type="spellStart"/>
+      <w:r>
+        <w:t>UnknownIssuer</w:t>
+      </w:r>
+      <w:proofErr w:type="spellEnd"/>
+      <w:r>
+        <w:t xml:space="preserve"> [</w:t>
+      </w:r>
+      <w:proofErr w:type="spellStart"/>
+      <w:r>
+        <w:t>qwenpaw</w:t>
+      </w:r>
+      <w:proofErr w:type="spellEnd"/>
+      <w:r>
+        <w:t>] ERROR: Failed to create virtual environment</w:t>
       </w:r>
       <w:r>
         <w:rPr>
@@ -462,7 +522,25 @@
           <w:b/>
           <w:bCs/>
         </w:rPr>
-        <w:t>curl -fsSL https://qwenpaw.agentscope.io/install.bat -o install.bat &amp;&amp; install.bat</w:t>
+        <w:t>curl -</w:t>
+      </w:r>
+      <w:proofErr w:type="spellStart"/>
+      <w:r>
+        <w:rPr>
+          <w:rFonts w:hint="eastAsia"/>
+          <w:b/>
+          <w:bCs/>
+        </w:rPr>
+        <w:t>fsSL</w:t>
+      </w:r>
+      <w:proofErr w:type="spellEnd"/>
+      <w:r>
+        <w:rPr>
+          <w:rFonts w:hint="eastAsia"/>
+          <w:b/>
+          <w:bCs/>
+        </w:rPr>
+        <w:t xml:space="preserve"> https://qwenpaw.agentscope.io/install.bat -o install.bat &amp;&amp; install.bat</w:t>
       </w:r>
     </w:p>
     <w:p>
@@ -506,7 +584,31 @@
         <w:t>”后报错“</w:t>
       </w:r>
       <w:r>
-        <w:t>Caused by: HTTP status server error (502 ) for url (https://pypi.org/simple/segno/) [qwenpaw] ERROR: Installation failed</w:t>
+        <w:t>Caused by: HTTP status server error (</w:t>
+      </w:r>
+      <w:proofErr w:type="gramStart"/>
+      <w:r>
+        <w:t>502 )</w:t>
+      </w:r>
+      <w:proofErr w:type="gramEnd"/>
+      <w:r>
+        <w:t xml:space="preserve"> for </w:t>
+      </w:r>
+      <w:proofErr w:type="spellStart"/>
+      <w:r>
+        <w:t>url</w:t>
+      </w:r>
+      <w:proofErr w:type="spellEnd"/>
+      <w:r>
+        <w:t xml:space="preserve"> (https://pypi.org/simple/segno/) [</w:t>
+      </w:r>
+      <w:proofErr w:type="spellStart"/>
+      <w:r>
+        <w:t>qwenpaw</w:t>
+      </w:r>
+      <w:proofErr w:type="spellEnd"/>
+      <w:r>
+        <w:t>] ERROR: Installation failed</w:t>
       </w:r>
     </w:p>
     <w:p>
@@ -544,6 +646,7 @@
         </w:rPr>
         <w:t xml:space="preserve">4. </w:t>
       </w:r>
+      <w:proofErr w:type="spellStart"/>
       <w:r>
         <w:rPr>
           <w:rFonts w:hint="eastAsia"/>
@@ -558,7 +661,16 @@
           <w:b/>
           <w:bCs/>
         </w:rPr>
-        <w:t>v脚本安装</w:t>
+        <w:t>v</w:t>
+      </w:r>
+      <w:proofErr w:type="spellEnd"/>
+      <w:r>
+        <w:rPr>
+          <w:rFonts w:hint="eastAsia"/>
+          <w:b/>
+          <w:bCs/>
+        </w:rPr>
+        <w:t>脚本安装</w:t>
       </w:r>
       <w:r>
         <w:rPr>
@@ -598,6 +710,7 @@
           <w:rFonts w:hint="eastAsia"/>
         </w:rPr>
       </w:pPr>
+      <w:proofErr w:type="spellStart"/>
       <w:r>
         <w:rPr>
           <w:rFonts w:hint="eastAsia"/>
@@ -608,7 +721,14 @@
         <w:rPr>
           <w:rFonts w:hint="eastAsia"/>
         </w:rPr>
-        <w:t>v脚本</w:t>
+        <w:t>v</w:t>
+      </w:r>
+      <w:proofErr w:type="spellEnd"/>
+      <w:r>
+        <w:rPr>
+          <w:rFonts w:hint="eastAsia"/>
+        </w:rPr>
+        <w:t>脚本</w:t>
       </w:r>
       <w:r>
         <w:rPr>
@@ -627,7 +747,21 @@
         <w:rPr>
           <w:rFonts w:hint="eastAsia"/>
         </w:rPr>
-        <w:t>:: 1. 设置系统证书（新版本 uv 的变量）</w:t>
+        <w:t xml:space="preserve">:: 1. 设置系统证书（新版本 </w:t>
+      </w:r>
+      <w:proofErr w:type="spellStart"/>
+      <w:r>
+        <w:rPr>
+          <w:rFonts w:hint="eastAsia"/>
+        </w:rPr>
+        <w:t>uv</w:t>
+      </w:r>
+      <w:proofErr w:type="spellEnd"/>
+      <w:r>
+        <w:rPr>
+          <w:rFonts w:hint="eastAsia"/>
+        </w:rPr>
+        <w:t xml:space="preserve"> 的变量）</w:t>
       </w:r>
     </w:p>
     <w:p>
@@ -666,21 +800,53 @@
         <w:rPr>
           <w:rFonts w:hint="eastAsia"/>
         </w:rPr>
-        <w:t>cd %USERPROFILE%\.qwenpaw</w:t>
-      </w:r>
-    </w:p>
-    <w:p>
-      <w:pPr>
-        <w:rPr>
-          <w:rFonts w:hint="eastAsia"/>
-        </w:rPr>
-      </w:pPr>
-      <w:r>
-        <w:rPr>
-          <w:rFonts w:hint="eastAsia"/>
-        </w:rPr>
-        <w:t>uv venv</w:t>
-      </w:r>
+        <w:t>cd %USERPROFILE%</w:t>
+      </w:r>
+      <w:proofErr w:type="gramStart"/>
+      <w:r>
+        <w:rPr>
+          <w:rFonts w:hint="eastAsia"/>
+        </w:rPr>
+        <w:t>\.</w:t>
+      </w:r>
+      <w:proofErr w:type="spellStart"/>
+      <w:r>
+        <w:rPr>
+          <w:rFonts w:hint="eastAsia"/>
+        </w:rPr>
+        <w:t>qwenpaw</w:t>
+      </w:r>
+      <w:proofErr w:type="spellEnd"/>
+      <w:proofErr w:type="gramEnd"/>
+    </w:p>
+    <w:p>
+      <w:pPr>
+        <w:rPr>
+          <w:rFonts w:hint="eastAsia"/>
+        </w:rPr>
+      </w:pPr>
+      <w:proofErr w:type="spellStart"/>
+      <w:r>
+        <w:rPr>
+          <w:rFonts w:hint="eastAsia"/>
+        </w:rPr>
+        <w:t>uv</w:t>
+      </w:r>
+      <w:proofErr w:type="spellEnd"/>
+      <w:r>
+        <w:rPr>
+          <w:rFonts w:hint="eastAsia"/>
+        </w:rPr>
+        <w:t xml:space="preserve"> </w:t>
+      </w:r>
+      <w:proofErr w:type="spellStart"/>
+      <w:r>
+        <w:rPr>
+          <w:rFonts w:hint="eastAsia"/>
+        </w:rPr>
+        <w:t>venv</w:t>
+      </w:r>
+      <w:proofErr w:type="spellEnd"/>
     </w:p>
     <w:p>
       <w:pPr>
@@ -705,33 +871,105 @@
         <w:rPr>
           <w:rFonts w:hint="eastAsia"/>
         </w:rPr>
-        <w:t>%USERPROFILE%\.qwenpaw\.venv\Scripts\activate</w:t>
-      </w:r>
-    </w:p>
-    <w:p>
-      <w:pPr>
-        <w:rPr>
-          <w:rFonts w:hint="eastAsia"/>
-        </w:rPr>
-      </w:pPr>
-      <w:r>
-        <w:rPr>
-          <w:rFonts w:hint="eastAsia"/>
-        </w:rPr>
-        <w:t>:: 4. 从清华源安装 qwenpaw</w:t>
-      </w:r>
-    </w:p>
-    <w:p>
-      <w:pPr>
-        <w:rPr>
-          <w:rFonts w:hint="eastAsia"/>
-        </w:rPr>
-      </w:pPr>
-      <w:r>
-        <w:rPr>
-          <w:rFonts w:hint="eastAsia"/>
-        </w:rPr>
-        <w:t>uv pip install qwenpaw --index-url https://pypi.tuna.tsinghua.edu.cn/simple</w:t>
+        <w:t>%USERPROFILE%\.</w:t>
+      </w:r>
+      <w:proofErr w:type="spellStart"/>
+      <w:r>
+        <w:rPr>
+          <w:rFonts w:hint="eastAsia"/>
+        </w:rPr>
+        <w:t>qwenpaw</w:t>
+      </w:r>
+      <w:proofErr w:type="spellEnd"/>
+      <w:r>
+        <w:rPr>
+          <w:rFonts w:hint="eastAsia"/>
+        </w:rPr>
+        <w:t>\.</w:t>
+      </w:r>
+      <w:proofErr w:type="spellStart"/>
+      <w:r>
+        <w:rPr>
+          <w:rFonts w:hint="eastAsia"/>
+        </w:rPr>
+        <w:t>venv</w:t>
+      </w:r>
+      <w:proofErr w:type="spellEnd"/>
+      <w:r>
+        <w:rPr>
+          <w:rFonts w:hint="eastAsia"/>
+        </w:rPr>
+        <w:t>\Scripts\activate</w:t>
+      </w:r>
+    </w:p>
+    <w:p>
+      <w:pPr>
+        <w:rPr>
+          <w:rFonts w:hint="eastAsia"/>
+        </w:rPr>
+      </w:pPr>
+      <w:r>
+        <w:rPr>
+          <w:rFonts w:hint="eastAsia"/>
+        </w:rPr>
+        <w:t xml:space="preserve">:: 4. 从清华源安装 </w:t>
+      </w:r>
+      <w:proofErr w:type="spellStart"/>
+      <w:r>
+        <w:rPr>
+          <w:rFonts w:hint="eastAsia"/>
+        </w:rPr>
+        <w:t>qwenpaw</w:t>
+      </w:r>
+      <w:proofErr w:type="spellEnd"/>
+    </w:p>
+    <w:p>
+      <w:pPr>
+        <w:rPr>
+          <w:rFonts w:hint="eastAsia"/>
+        </w:rPr>
+      </w:pPr>
+      <w:proofErr w:type="spellStart"/>
+      <w:r>
+        <w:rPr>
+          <w:rFonts w:hint="eastAsia"/>
+        </w:rPr>
+        <w:t>uv</w:t>
+      </w:r>
+      <w:proofErr w:type="spellEnd"/>
+      <w:r>
+        <w:rPr>
+          <w:rFonts w:hint="eastAsia"/>
+        </w:rPr>
+        <w:t xml:space="preserve"> pip install </w:t>
+      </w:r>
+      <w:proofErr w:type="spellStart"/>
+      <w:r>
+        <w:rPr>
+          <w:rFonts w:hint="eastAsia"/>
+        </w:rPr>
+        <w:t>qwenpaw</w:t>
+      </w:r>
+      <w:proofErr w:type="spellEnd"/>
+      <w:r>
+        <w:rPr>
+          <w:rFonts w:hint="eastAsia"/>
+        </w:rPr>
+        <w:t xml:space="preserve"> --index-</w:t>
+      </w:r>
+      <w:proofErr w:type="spellStart"/>
+      <w:r>
+        <w:rPr>
+          <w:rFonts w:hint="eastAsia"/>
+        </w:rPr>
+        <w:t>url</w:t>
+      </w:r>
+      <w:proofErr w:type="spellEnd"/>
+      <w:r>
+        <w:rPr>
+          <w:rFonts w:hint="eastAsia"/>
+        </w:rPr>
+        <w:t xml:space="preserve"> https://pypi.tuna.tsinghua.edu.cn/simple</w:t>
       </w:r>
     </w:p>
     <w:p>
@@ -753,11 +991,19 @@
           <w:rFonts w:hint="eastAsia"/>
         </w:rPr>
       </w:pPr>
-      <w:r>
-        <w:rPr>
-          <w:rFonts w:hint="eastAsia"/>
-        </w:rPr>
-        <w:t xml:space="preserve">qwenpaw </w:t>
+      <w:proofErr w:type="spellStart"/>
+      <w:r>
+        <w:rPr>
+          <w:rFonts w:hint="eastAsia"/>
+        </w:rPr>
+        <w:t>qwenpaw</w:t>
+      </w:r>
+      <w:proofErr w:type="spellEnd"/>
+      <w:r>
+        <w:rPr>
+          <w:rFonts w:hint="eastAsia"/>
+        </w:rPr>
+        <w:t xml:space="preserve"> </w:t>
       </w:r>
       <w:r>
         <w:t>–</w:t>
@@ -795,7 +1041,15 @@
         <w:t>出现类似“</w:t>
       </w:r>
       <w:r>
-        <w:t>x Failed to download `onnxruntime==1.23.2` |-&gt; Request failed after 4 retries in 277.2s |-&gt; Failed to fetch:</w:t>
+        <w:t>x Failed to download `</w:t>
+      </w:r>
+      <w:proofErr w:type="spellStart"/>
+      <w:r>
+        <w:t>onnxruntime</w:t>
+      </w:r>
+      <w:proofErr w:type="spellEnd"/>
+      <w:r>
+        <w:t>==1.23.2` |-&gt; Request failed after 4 retries in 277.2s |-&gt; Failed to fetch:</w:t>
       </w:r>
       <w:r>
         <w:rPr>
@@ -842,58 +1096,178 @@
           <w:b/>
           <w:bCs/>
         </w:rPr>
-        <w:t>:: 先单独安装 onnxruntime（使用更长超时时间）</w:t>
-      </w:r>
-    </w:p>
-    <w:p>
-      <w:pPr>
-        <w:rPr>
-          <w:rFonts w:hint="eastAsia"/>
-          <w:b/>
-          <w:bCs/>
-        </w:rPr>
-      </w:pPr>
-      <w:r>
-        <w:rPr>
-          <w:rFonts w:hint="eastAsia"/>
-          <w:b/>
-          <w:bCs/>
-        </w:rPr>
-        <w:t>uv pip install onnxruntime --index-url https://pypi.tuna.tsinghua.edu.cn/simple --timeout 300</w:t>
-      </w:r>
-    </w:p>
-    <w:p>
-      <w:pPr>
-        <w:rPr>
-          <w:rFonts w:hint="eastAsia"/>
-          <w:b/>
-          <w:bCs/>
-        </w:rPr>
-      </w:pPr>
-      <w:r>
-        <w:rPr>
-          <w:rFonts w:hint="eastAsia"/>
-          <w:b/>
-          <w:bCs/>
-        </w:rPr>
-        <w:t>:: 成功后再安装 qwenpaw</w:t>
-      </w:r>
-    </w:p>
-    <w:p>
-      <w:pPr>
-        <w:rPr>
-          <w:rFonts w:hint="eastAsia"/>
-          <w:b/>
-          <w:bCs/>
-        </w:rPr>
-      </w:pPr>
-      <w:r>
-        <w:rPr>
-          <w:rFonts w:hint="eastAsia"/>
-          <w:b/>
-          <w:bCs/>
-        </w:rPr>
-        <w:t>uv pip install qwenpaw --index-url https://pypi.tuna.tsinghua.edu.cn/simple</w:t>
+        <w:t xml:space="preserve">:: 先单独安装 </w:t>
+      </w:r>
+      <w:proofErr w:type="spellStart"/>
+      <w:r>
+        <w:rPr>
+          <w:rFonts w:hint="eastAsia"/>
+          <w:b/>
+          <w:bCs/>
+        </w:rPr>
+        <w:t>onnxruntime</w:t>
+      </w:r>
+      <w:proofErr w:type="spellEnd"/>
+      <w:r>
+        <w:rPr>
+          <w:rFonts w:hint="eastAsia"/>
+          <w:b/>
+          <w:bCs/>
+        </w:rPr>
+        <w:t>（使用更长超时时间）</w:t>
+      </w:r>
+    </w:p>
+    <w:p>
+      <w:pPr>
+        <w:rPr>
+          <w:rFonts w:hint="eastAsia"/>
+          <w:b/>
+          <w:bCs/>
+        </w:rPr>
+      </w:pPr>
+      <w:proofErr w:type="spellStart"/>
+      <w:r>
+        <w:rPr>
+          <w:rFonts w:hint="eastAsia"/>
+          <w:b/>
+          <w:bCs/>
+        </w:rPr>
+        <w:t>uv</w:t>
+      </w:r>
+      <w:proofErr w:type="spellEnd"/>
+      <w:r>
+        <w:rPr>
+          <w:rFonts w:hint="eastAsia"/>
+          <w:b/>
+          <w:bCs/>
+        </w:rPr>
+        <w:t xml:space="preserve"> pip install </w:t>
+      </w:r>
+      <w:proofErr w:type="spellStart"/>
+      <w:r>
+        <w:rPr>
+          <w:rFonts w:hint="eastAsia"/>
+          <w:b/>
+          <w:bCs/>
+        </w:rPr>
+        <w:t>onnxruntime</w:t>
+      </w:r>
+      <w:proofErr w:type="spellEnd"/>
+      <w:r>
+        <w:rPr>
+          <w:rFonts w:hint="eastAsia"/>
+          <w:b/>
+          <w:bCs/>
+        </w:rPr>
+        <w:t xml:space="preserve"> --index-</w:t>
+      </w:r>
+      <w:proofErr w:type="spellStart"/>
+      <w:r>
+        <w:rPr>
+          <w:rFonts w:hint="eastAsia"/>
+          <w:b/>
+          <w:bCs/>
+        </w:rPr>
+        <w:t>url</w:t>
+      </w:r>
+      <w:proofErr w:type="spellEnd"/>
+      <w:r>
+        <w:rPr>
+          <w:rFonts w:hint="eastAsia"/>
+          <w:b/>
+          <w:bCs/>
+        </w:rPr>
+        <w:t xml:space="preserve"> https://pypi.tuna.tsinghua.edu.cn/simple --timeout 300</w:t>
+      </w:r>
+    </w:p>
+    <w:p>
+      <w:pPr>
+        <w:rPr>
+          <w:rFonts w:hint="eastAsia"/>
+          <w:b/>
+          <w:bCs/>
+        </w:rPr>
+      </w:pPr>
+      <w:r>
+        <w:rPr>
+          <w:rFonts w:hint="eastAsia"/>
+          <w:b/>
+          <w:bCs/>
+        </w:rPr>
+        <w:t xml:space="preserve">:: 成功后再安装 </w:t>
+      </w:r>
+      <w:proofErr w:type="spellStart"/>
+      <w:r>
+        <w:rPr>
+          <w:rFonts w:hint="eastAsia"/>
+          <w:b/>
+          <w:bCs/>
+        </w:rPr>
+        <w:t>qwenpaw</w:t>
+      </w:r>
+      <w:proofErr w:type="spellEnd"/>
+    </w:p>
+    <w:p>
+      <w:pPr>
+        <w:rPr>
+          <w:rFonts w:hint="eastAsia"/>
+          <w:b/>
+          <w:bCs/>
+        </w:rPr>
+      </w:pPr>
+      <w:proofErr w:type="spellStart"/>
+      <w:r>
+        <w:rPr>
+          <w:rFonts w:hint="eastAsia"/>
+          <w:b/>
+          <w:bCs/>
+        </w:rPr>
+        <w:t>uv</w:t>
+      </w:r>
+      <w:proofErr w:type="spellEnd"/>
+      <w:r>
+        <w:rPr>
+          <w:rFonts w:hint="eastAsia"/>
+          <w:b/>
+          <w:bCs/>
+        </w:rPr>
+        <w:t xml:space="preserve"> pip install </w:t>
+      </w:r>
+      <w:proofErr w:type="spellStart"/>
+      <w:r>
+        <w:rPr>
+          <w:rFonts w:hint="eastAsia"/>
+          <w:b/>
+          <w:bCs/>
+        </w:rPr>
+        <w:t>qwenpaw</w:t>
+      </w:r>
+      <w:proofErr w:type="spellEnd"/>
+      <w:r>
+        <w:rPr>
+          <w:rFonts w:hint="eastAsia"/>
+          <w:b/>
+          <w:bCs/>
+        </w:rPr>
+        <w:t xml:space="preserve"> --index-</w:t>
+      </w:r>
+      <w:proofErr w:type="spellStart"/>
+      <w:r>
+        <w:rPr>
+          <w:rFonts w:hint="eastAsia"/>
+          <w:b/>
+          <w:bCs/>
+        </w:rPr>
+        <w:t>url</w:t>
+      </w:r>
+      <w:proofErr w:type="spellEnd"/>
+      <w:r>
+        <w:rPr>
+          <w:rFonts w:hint="eastAsia"/>
+          <w:b/>
+          <w:bCs/>
+        </w:rPr>
+        <w:t xml:space="preserve"> https://pypi.tuna.tsinghua.edu.cn/simple</w:t>
       </w:r>
     </w:p>
     <w:p>
@@ -942,7 +1316,25 @@
           <w:b/>
           <w:bCs/>
         </w:rPr>
-        <w:t>不建议，因为对于公司无影云电脑而言，Docker的：</w:t>
+        <w:t>不建议，因为对于公司无影</w:t>
+      </w:r>
+      <w:proofErr w:type="gramStart"/>
+      <w:r>
+        <w:rPr>
+          <w:rFonts w:hint="eastAsia"/>
+          <w:b/>
+          <w:bCs/>
+        </w:rPr>
+        <w:t>云电脑</w:t>
+      </w:r>
+      <w:proofErr w:type="gramEnd"/>
+      <w:r>
+        <w:rPr>
+          <w:rFonts w:hint="eastAsia"/>
+          <w:b/>
+          <w:bCs/>
+        </w:rPr>
+        <w:t>而言，Docker的：</w:t>
       </w:r>
     </w:p>
     <w:p>
@@ -1027,11 +1419,19 @@
           <w:rFonts w:hint="eastAsia"/>
         </w:rPr>
       </w:pPr>
-      <w:r>
-        <w:rPr>
-          <w:rFonts w:hint="eastAsia"/>
-        </w:rPr>
-        <w:t>算力强大，不依赖本地</w:t>
+      <w:proofErr w:type="gramStart"/>
+      <w:r>
+        <w:rPr>
+          <w:rFonts w:hint="eastAsia"/>
+        </w:rPr>
+        <w:t>算力强大</w:t>
+      </w:r>
+      <w:proofErr w:type="gramEnd"/>
+      <w:r>
+        <w:rPr>
+          <w:rFonts w:hint="eastAsia"/>
+        </w:rPr>
+        <w:t>，不依赖本地</w:t>
       </w:r>
       <w:r>
         <w:rPr>
@@ -1068,7 +1468,21 @@
         <w:rPr>
           <w:rFonts w:hint="eastAsia"/>
         </w:rPr>
-        <w:t>可配置交换机子网网段</w:t>
+        <w:t>可配置交换机子网</w:t>
+      </w:r>
+      <w:proofErr w:type="gramStart"/>
+      <w:r>
+        <w:rPr>
+          <w:rFonts w:hint="eastAsia"/>
+        </w:rPr>
+        <w:t>网</w:t>
+      </w:r>
+      <w:proofErr w:type="gramEnd"/>
+      <w:r>
+        <w:rPr>
+          <w:rFonts w:hint="eastAsia"/>
+        </w:rPr>
+        <w:t>段</w:t>
       </w:r>
       <w:r>
         <w:rPr>
@@ -1258,12 +1672,14 @@
         </w:rPr>
         <w:t>、</w:t>
       </w:r>
+      <w:proofErr w:type="spellStart"/>
       <w:r>
         <w:rPr>
           <w:rFonts w:hint="eastAsia"/>
         </w:rPr>
         <w:t>CoPaw</w:t>
       </w:r>
+      <w:proofErr w:type="spellEnd"/>
       <w:r>
         <w:rPr>
           <w:rFonts w:hint="eastAsia"/>
@@ -1765,7 +2181,25 @@
           <w:b/>
           <w:bCs/>
         </w:rPr>
-        <w:t>智能体主动判断</w:t>
+        <w:t>智能</w:t>
+      </w:r>
+      <w:proofErr w:type="gramStart"/>
+      <w:r>
+        <w:rPr>
+          <w:rFonts w:hint="eastAsia"/>
+          <w:b/>
+          <w:bCs/>
+        </w:rPr>
+        <w:t>体主动</w:t>
+      </w:r>
+      <w:proofErr w:type="gramEnd"/>
+      <w:r>
+        <w:rPr>
+          <w:rFonts w:hint="eastAsia"/>
+          <w:b/>
+          <w:bCs/>
+        </w:rPr>
+        <w:t>判断</w:t>
       </w:r>
     </w:p>
     <w:p>
@@ -1901,7 +2335,23 @@
           <w:b/>
           <w:bCs/>
         </w:rPr>
-        <w:t>场景一：跨领域协作</w:t>
+        <w:t>场景</w:t>
+      </w:r>
+      <w:proofErr w:type="gramStart"/>
+      <w:r>
+        <w:rPr>
+          <w:b/>
+          <w:bCs/>
+        </w:rPr>
+        <w:t>一</w:t>
+      </w:r>
+      <w:proofErr w:type="gramEnd"/>
+      <w:r>
+        <w:rPr>
+          <w:b/>
+          <w:bCs/>
+        </w:rPr>
+        <w:t>：跨领域协作</w:t>
       </w:r>
     </w:p>
     <w:p>
@@ -1928,7 +2378,15 @@
         </w:numPr>
       </w:pPr>
       <w:r>
-        <w:t>代码智能体分析项目结构</w:t>
+        <w:t>代码智能</w:t>
+      </w:r>
+      <w:proofErr w:type="gramStart"/>
+      <w:r>
+        <w:t>体分析</w:t>
+      </w:r>
+      <w:proofErr w:type="gramEnd"/>
+      <w:r>
+        <w:t>项目结构</w:t>
       </w:r>
     </w:p>
     <w:p>
@@ -2156,7 +2614,15 @@
         </w:numPr>
       </w:pPr>
       <w:r>
-        <w:t>综合两方意见返回给用户</w:t>
+        <w:t>综合两</w:t>
+      </w:r>
+      <w:proofErr w:type="gramStart"/>
+      <w:r>
+        <w:t>方意见</w:t>
+      </w:r>
+      <w:proofErr w:type="gramEnd"/>
+      <w:r>
+        <w:t>返回给用户</w:t>
       </w:r>
     </w:p>
     <w:p>
@@ -2532,7 +2998,21 @@
         <w:rPr>
           <w:rFonts w:hint="eastAsia"/>
         </w:rPr>
-        <w:t>. 搜资料、写</w:t>
+        <w:t xml:space="preserve">. </w:t>
+      </w:r>
+      <w:proofErr w:type="gramStart"/>
+      <w:r>
+        <w:rPr>
+          <w:rFonts w:hint="eastAsia"/>
+        </w:rPr>
+        <w:t>搜</w:t>
+      </w:r>
+      <w:proofErr w:type="gramEnd"/>
+      <w:r>
+        <w:rPr>
+          <w:rFonts w:hint="eastAsia"/>
+        </w:rPr>
+        <w:t>资料、写</w:t>
       </w:r>
       <w:r>
         <w:rPr>
@@ -2615,7 +3095,15 @@
         <w:t>，</w:t>
       </w:r>
       <w:r>
-        <w:t>和 QwenPaw 对话的「场所」（钉钉、飞书、QQ、Discord、iMessage 等）</w:t>
+        <w:t xml:space="preserve">和 </w:t>
+      </w:r>
+      <w:proofErr w:type="spellStart"/>
+      <w:r>
+        <w:t>QwenPaw</w:t>
+      </w:r>
+      <w:proofErr w:type="spellEnd"/>
+      <w:r>
+        <w:t xml:space="preserve"> 对话的「场所」（钉钉、飞书、QQ、Discord、iMessage 等）</w:t>
       </w:r>
       <w:r>
         <w:rPr>
@@ -2716,10 +3204,43 @@
           <w:b/>
           <w:bCs/>
         </w:rPr>
-        <w:t>手动编辑 agent.json</w:t>
-      </w:r>
-      <w:r>
-        <w:t> — 在智能体工作区的 agent.json 中（如 ~/.qwenpaw/workspaces/default/agent.json），将需要的频道设 enabled: true 并填好鉴权信息；保存后自动重载，无需重启。</w:t>
+        <w:t>手动编辑 </w:t>
+      </w:r>
+      <w:proofErr w:type="spellStart"/>
+      <w:r>
+        <w:rPr>
+          <w:b/>
+          <w:bCs/>
+        </w:rPr>
+        <w:t>agent.json</w:t>
+      </w:r>
+      <w:proofErr w:type="spellEnd"/>
+      <w:r>
+        <w:t> — 在智能体工作区的 </w:t>
+      </w:r>
+      <w:proofErr w:type="spellStart"/>
+      <w:r>
+        <w:t>agent.json</w:t>
+      </w:r>
+      <w:proofErr w:type="spellEnd"/>
+      <w:r>
+        <w:t> 中（如 ~/.</w:t>
+      </w:r>
+      <w:proofErr w:type="spellStart"/>
+      <w:r>
+        <w:t>qwenpaw</w:t>
+      </w:r>
+      <w:proofErr w:type="spellEnd"/>
+      <w:r>
+        <w:t>/workspaces/default/</w:t>
+      </w:r>
+      <w:proofErr w:type="spellStart"/>
+      <w:r>
+        <w:t>agent.json</w:t>
+      </w:r>
+      <w:proofErr w:type="spellEnd"/>
+      <w:r>
+        <w:t>），将需要的频道设 enabled: true 并填好鉴权信息；保存后自动重载，无需重启。</w:t>
       </w:r>
     </w:p>
     <w:p>
@@ -2741,7 +3262,15 @@
         </w:rPr>
       </w:pPr>
       <w:r>
-        <w:t>定时向 QwenPaw 提问并将回答发到指定频道（如每小时问</w:t>
+        <w:t xml:space="preserve">定时向 </w:t>
+      </w:r>
+      <w:proofErr w:type="spellStart"/>
+      <w:r>
+        <w:t>QwenPaw</w:t>
+      </w:r>
+      <w:proofErr w:type="spellEnd"/>
+      <w:r>
+        <w:t xml:space="preserve"> 提问并将回答发到指定频道（如每小时问</w:t>
       </w:r>
       <w:r>
         <w:rPr>
@@ -2752,12 +3281,14 @@
       <w:r>
         <w:t>我有什么待办</w:t>
       </w:r>
+      <w:proofErr w:type="gramStart"/>
       <w:r>
         <w:rPr>
           <w:rFonts w:hint="eastAsia"/>
         </w:rPr>
         <w:t>”</w:t>
       </w:r>
+      <w:proofErr w:type="gramEnd"/>
       <w:r>
         <w:t>并发到</w:t>
       </w:r>
@@ -2800,7 +3331,15 @@
         <w:t>将</w:t>
       </w:r>
       <w:r>
-        <w:t>写好的一串问题问 QwenPaw，把回答发到上次</w:t>
+        <w:t xml:space="preserve">写好的一串问题问 </w:t>
+      </w:r>
+      <w:proofErr w:type="spellStart"/>
+      <w:r>
+        <w:t>QwenPaw</w:t>
+      </w:r>
+      <w:proofErr w:type="spellEnd"/>
+      <w:r>
+        <w:t>，把回答发到上次</w:t>
       </w:r>
       <w:r>
         <w:rPr>
@@ -2975,8 +3514,16 @@
         <w:rPr>
           <w:rFonts w:hint="eastAsia"/>
         </w:rPr>
-        <w:t>cd copaw-wechat</w:t>
-      </w:r>
+        <w:t xml:space="preserve">cd </w:t>
+      </w:r>
+      <w:proofErr w:type="spellStart"/>
+      <w:r>
+        <w:rPr>
+          <w:rFonts w:hint="eastAsia"/>
+        </w:rPr>
+        <w:t>copaw-wechat</w:t>
+      </w:r>
+      <w:proofErr w:type="spellEnd"/>
     </w:p>
     <w:p>
       <w:pPr>
@@ -3014,21 +3561,51 @@
         <w:rPr>
           <w:rFonts w:hint="eastAsia"/>
         </w:rPr>
-        <w:t># 3. 创建软链接到 CoPaw 自定义频道目录</w:t>
-      </w:r>
-    </w:p>
-    <w:p>
-      <w:pPr>
-        <w:rPr>
-          <w:rFonts w:hint="eastAsia"/>
-        </w:rPr>
-      </w:pPr>
-      <w:r>
-        <w:rPr>
-          <w:rFonts w:hint="eastAsia"/>
-        </w:rPr>
-        <w:t>mkdir -p ~/.</w:t>
-      </w:r>
+        <w:t xml:space="preserve"># 3. 创建软链接到 </w:t>
+      </w:r>
+      <w:proofErr w:type="spellStart"/>
+      <w:r>
+        <w:rPr>
+          <w:rFonts w:hint="eastAsia"/>
+        </w:rPr>
+        <w:t>CoPaw</w:t>
+      </w:r>
+      <w:proofErr w:type="spellEnd"/>
+      <w:r>
+        <w:rPr>
+          <w:rFonts w:hint="eastAsia"/>
+        </w:rPr>
+        <w:t xml:space="preserve"> 自定义频道目录</w:t>
+      </w:r>
+    </w:p>
+    <w:p>
+      <w:pPr>
+        <w:rPr>
+          <w:rFonts w:hint="eastAsia"/>
+        </w:rPr>
+      </w:pPr>
+      <w:proofErr w:type="spellStart"/>
+      <w:r>
+        <w:rPr>
+          <w:rFonts w:hint="eastAsia"/>
+        </w:rPr>
+        <w:t>mkdir</w:t>
+      </w:r>
+      <w:proofErr w:type="spellEnd"/>
+      <w:r>
+        <w:rPr>
+          <w:rFonts w:hint="eastAsia"/>
+        </w:rPr>
+        <w:t xml:space="preserve"> -p ~</w:t>
+      </w:r>
+      <w:proofErr w:type="gramStart"/>
+      <w:r>
+        <w:rPr>
+          <w:rFonts w:hint="eastAsia"/>
+        </w:rPr>
+        <w:t>/.</w:t>
+      </w:r>
+      <w:proofErr w:type="spellStart"/>
       <w:r>
         <w:rPr>
           <w:rFonts w:hint="eastAsia"/>
@@ -3039,21 +3616,73 @@
         <w:rPr>
           <w:rFonts w:hint="eastAsia"/>
         </w:rPr>
-        <w:t>paw/custom_channels</w:t>
-      </w:r>
-    </w:p>
-    <w:p>
-      <w:pPr>
-        <w:rPr>
-          <w:rFonts w:hint="eastAsia"/>
-        </w:rPr>
-      </w:pPr>
-      <w:r>
-        <w:rPr>
-          <w:rFonts w:hint="eastAsia"/>
-        </w:rPr>
-        <w:t>ln -s $(pwd)/wecom ~/.</w:t>
-      </w:r>
+        <w:t>paw</w:t>
+      </w:r>
+      <w:proofErr w:type="spellEnd"/>
+      <w:proofErr w:type="gramEnd"/>
+      <w:r>
+        <w:rPr>
+          <w:rFonts w:hint="eastAsia"/>
+        </w:rPr>
+        <w:t>/</w:t>
+      </w:r>
+      <w:proofErr w:type="spellStart"/>
+      <w:r>
+        <w:rPr>
+          <w:rFonts w:hint="eastAsia"/>
+        </w:rPr>
+        <w:t>custom_channels</w:t>
+      </w:r>
+      <w:proofErr w:type="spellEnd"/>
+    </w:p>
+    <w:p>
+      <w:pPr>
+        <w:rPr>
+          <w:rFonts w:hint="eastAsia"/>
+        </w:rPr>
+      </w:pPr>
+      <w:r>
+        <w:rPr>
+          <w:rFonts w:hint="eastAsia"/>
+        </w:rPr>
+        <w:t>ln -s $(</w:t>
+      </w:r>
+      <w:proofErr w:type="spellStart"/>
+      <w:r>
+        <w:rPr>
+          <w:rFonts w:hint="eastAsia"/>
+        </w:rPr>
+        <w:t>pwd</w:t>
+      </w:r>
+      <w:proofErr w:type="spellEnd"/>
+      <w:r>
+        <w:rPr>
+          <w:rFonts w:hint="eastAsia"/>
+        </w:rPr>
+        <w:t>)/</w:t>
+      </w:r>
+      <w:proofErr w:type="spellStart"/>
+      <w:r>
+        <w:rPr>
+          <w:rFonts w:hint="eastAsia"/>
+        </w:rPr>
+        <w:t>wecom</w:t>
+      </w:r>
+      <w:proofErr w:type="spellEnd"/>
+      <w:r>
+        <w:rPr>
+          <w:rFonts w:hint="eastAsia"/>
+        </w:rPr>
+        <w:t xml:space="preserve"> ~</w:t>
+      </w:r>
+      <w:proofErr w:type="gramStart"/>
+      <w:r>
+        <w:rPr>
+          <w:rFonts w:hint="eastAsia"/>
+        </w:rPr>
+        <w:t>/.</w:t>
+      </w:r>
+      <w:proofErr w:type="spellStart"/>
       <w:r>
         <w:rPr>
           <w:rFonts w:hint="eastAsia"/>
@@ -3064,8 +3693,38 @@
         <w:rPr>
           <w:rFonts w:hint="eastAsia"/>
         </w:rPr>
-        <w:t>paw/custom_channels/wecom</w:t>
-      </w:r>
+        <w:t>paw</w:t>
+      </w:r>
+      <w:proofErr w:type="spellEnd"/>
+      <w:proofErr w:type="gramEnd"/>
+      <w:r>
+        <w:rPr>
+          <w:rFonts w:hint="eastAsia"/>
+        </w:rPr>
+        <w:t>/</w:t>
+      </w:r>
+      <w:proofErr w:type="spellStart"/>
+      <w:r>
+        <w:rPr>
+          <w:rFonts w:hint="eastAsia"/>
+        </w:rPr>
+        <w:t>custom_channels</w:t>
+      </w:r>
+      <w:proofErr w:type="spellEnd"/>
+      <w:r>
+        <w:rPr>
+          <w:rFonts w:hint="eastAsia"/>
+        </w:rPr>
+        <w:t>/</w:t>
+      </w:r>
+      <w:proofErr w:type="spellStart"/>
+      <w:r>
+        <w:rPr>
+          <w:rFonts w:hint="eastAsia"/>
+        </w:rPr>
+        <w:t>wecom</w:t>
+      </w:r>
+      <w:proofErr w:type="spellEnd"/>
     </w:p>
     <w:p>
       <w:pPr>
@@ -3078,20 +3737,42 @@
           <w:rFonts w:hint="eastAsia"/>
         </w:rPr>
         <w:lastRenderedPageBreak/>
-        <w:t># 4. 重启 CoPaw 服务</w:t>
-      </w:r>
-    </w:p>
-    <w:p>
-      <w:pPr>
-        <w:rPr>
-          <w:rFonts w:hint="eastAsia"/>
-        </w:rPr>
-      </w:pPr>
-      <w:r>
-        <w:rPr>
-          <w:rFonts w:hint="eastAsia"/>
-        </w:rPr>
-        <w:t>copaw app</w:t>
+        <w:t xml:space="preserve"># 4. 重启 </w:t>
+      </w:r>
+      <w:proofErr w:type="spellStart"/>
+      <w:r>
+        <w:rPr>
+          <w:rFonts w:hint="eastAsia"/>
+        </w:rPr>
+        <w:t>CoPaw</w:t>
+      </w:r>
+      <w:proofErr w:type="spellEnd"/>
+      <w:r>
+        <w:rPr>
+          <w:rFonts w:hint="eastAsia"/>
+        </w:rPr>
+        <w:t xml:space="preserve"> 服务</w:t>
+      </w:r>
+    </w:p>
+    <w:p>
+      <w:pPr>
+        <w:rPr>
+          <w:rFonts w:hint="eastAsia"/>
+        </w:rPr>
+      </w:pPr>
+      <w:proofErr w:type="spellStart"/>
+      <w:r>
+        <w:rPr>
+          <w:rFonts w:hint="eastAsia"/>
+        </w:rPr>
+        <w:t>copaw</w:t>
+      </w:r>
+      <w:proofErr w:type="spellEnd"/>
+      <w:r>
+        <w:rPr>
+          <w:rFonts w:hint="eastAsia"/>
+        </w:rPr>
+        <w:t xml:space="preserve"> app</w:t>
       </w:r>
     </w:p>
     <w:p>
@@ -3157,8 +3838,16 @@
         <w:rPr>
           <w:rFonts w:hint="eastAsia"/>
         </w:rPr>
-        <w:t>三、CoPaw</w:t>
-      </w:r>
+        <w:t>三、</w:t>
+      </w:r>
+      <w:proofErr w:type="spellStart"/>
+      <w:r>
+        <w:rPr>
+          <w:rFonts w:hint="eastAsia"/>
+        </w:rPr>
+        <w:t>CoPaw</w:t>
+      </w:r>
+      <w:proofErr w:type="spellEnd"/>
       <w:r>
         <w:rPr>
           <w:rFonts w:hint="eastAsia"/>
@@ -3184,7 +3873,15 @@
         </w:r>
       </w:hyperlink>
       <w:r>
-        <w:t> — 使用特殊命令快速控制对话状态（如 /new 开启新对话、/clear 清空历史、/stop 停止任务、/restart 重启服务等），无需等待</w:t>
+        <w:t> — 使用特殊命令快速控制对话状态（如 /new 开启新对话、/clear 清空历史、/stop 停止任务、/restart 重</w:t>
+      </w:r>
+      <w:proofErr w:type="gramStart"/>
+      <w:r>
+        <w:t>启服务</w:t>
+      </w:r>
+      <w:proofErr w:type="gramEnd"/>
+      <w:r>
+        <w:t>等），无需等待</w:t>
       </w:r>
       <w:r>
         <w:rPr>
@@ -3269,7 +3966,21 @@
         <w:rPr>
           <w:rFonts w:hint="eastAsia"/>
         </w:rPr>
-        <w:t>运行时工具调用检测</w:t>
+        <w:t>运行</w:t>
+      </w:r>
+      <w:proofErr w:type="gramStart"/>
+      <w:r>
+        <w:rPr>
+          <w:rFonts w:hint="eastAsia"/>
+        </w:rPr>
+        <w:t>时工具</w:t>
+      </w:r>
+      <w:proofErr w:type="gramEnd"/>
+      <w:r>
+        <w:rPr>
+          <w:rFonts w:hint="eastAsia"/>
+        </w:rPr>
+        <w:t>调用检测</w:t>
       </w:r>
     </w:p>
     <w:p>
@@ -3662,12 +4373,14 @@
         </w:rPr>
         <w:t>、</w:t>
       </w:r>
+      <w:proofErr w:type="spellStart"/>
       <w:r>
         <w:rPr>
           <w:rFonts w:hint="eastAsia"/>
         </w:rPr>
         <w:t>CoPaw</w:t>
       </w:r>
+      <w:proofErr w:type="spellEnd"/>
       <w:r>
         <w:rPr>
           <w:rFonts w:hint="eastAsia"/>
@@ -3698,28 +4411,51 @@
           <w:rPr>
             <w:rStyle w:val="ae"/>
           </w:rPr>
-          <w:t>CoPaw 故障排查指南 - 运维术</w:t>
+          <w:t xml:space="preserve">CoPaw 故障排查指南 - </w:t>
         </w:r>
+        <w:proofErr w:type="gramStart"/>
+        <w:r>
+          <w:rPr>
+            <w:rStyle w:val="ae"/>
+          </w:rPr>
+          <w:t>运维术</w:t>
+        </w:r>
+        <w:proofErr w:type="gramEnd"/>
       </w:hyperlink>
     </w:p>
-    <w:p>
-      <w:pPr>
-        <w:rPr>
-          <w:rFonts w:hint="eastAsia"/>
-        </w:rPr>
-      </w:pPr>
-    </w:p>
-    <w:p>
-      <w:pPr>
-        <w:rPr>
-          <w:rFonts w:hint="eastAsia"/>
-        </w:rPr>
-      </w:pPr>
-      <w:r>
-        <w:rPr>
-          <w:rFonts w:hint="eastAsia"/>
-        </w:rPr>
-        <w:t>五、CoPaw缺陷：</w:t>
+    <w:p/>
+    <w:p>
+      <w:pPr>
+        <w:rPr>
+          <w:rFonts w:hint="eastAsia"/>
+        </w:rPr>
+      </w:pPr>
+    </w:p>
+    <w:p>
+      <w:pPr>
+        <w:rPr>
+          <w:rFonts w:hint="eastAsia"/>
+        </w:rPr>
+      </w:pPr>
+      <w:r>
+        <w:rPr>
+          <w:rFonts w:hint="eastAsia"/>
+        </w:rPr>
+        <w:t>五、</w:t>
+      </w:r>
+      <w:proofErr w:type="spellStart"/>
+      <w:r>
+        <w:rPr>
+          <w:rFonts w:hint="eastAsia"/>
+        </w:rPr>
+        <w:t>CoPaw</w:t>
+      </w:r>
+      <w:proofErr w:type="spellEnd"/>
+      <w:r>
+        <w:rPr>
+          <w:rFonts w:hint="eastAsia"/>
+        </w:rPr>
+        <w:t>缺陷：</w:t>
       </w:r>
     </w:p>
     <w:p>
@@ -3763,8 +4499,16 @@
         <w:rPr>
           <w:rFonts w:hint="eastAsia"/>
         </w:rPr>
-        <w:t>覆盖基恩士工作</w:t>
-      </w:r>
+        <w:t>覆盖</w:t>
+      </w:r>
+      <w:proofErr w:type="gramStart"/>
+      <w:r>
+        <w:rPr>
+          <w:rFonts w:hint="eastAsia"/>
+        </w:rPr>
+        <w:t>基恩士工作</w:t>
+      </w:r>
+      <w:proofErr w:type="gramEnd"/>
       <w:r>
         <w:rPr>
           <w:rFonts w:hint="eastAsia"/>
@@ -3829,11 +4573,6 @@
       </w:r>
     </w:p>
     <w:p>
-      <w:pPr>
-        <w:rPr>
-          <w:rFonts w:hint="eastAsia"/>
-        </w:rPr>
-      </w:pPr>
       <w:r>
         <w:rPr>
           <w:rFonts w:hint="eastAsia"/>
@@ -3859,7 +4598,15 @@
         <w:t>使用</w:t>
       </w:r>
       <w:r>
-        <w:t>Playwright爬取网页，效率低</w:t>
+        <w:t>Playwright</w:t>
+      </w:r>
+      <w:proofErr w:type="gramStart"/>
+      <w:r>
+        <w:t>爬取网页</w:t>
+      </w:r>
+      <w:proofErr w:type="gramEnd"/>
+      <w:r>
+        <w:t>，效率低</w:t>
       </w:r>
       <w:r>
         <w:rPr>
@@ -3870,10 +4617,293 @@
     </w:p>
     <w:p>
       <w:pPr>
-        <w:rPr>
-          <w:rFonts w:hint="eastAsia"/>
-        </w:rPr>
-      </w:pPr>
+        <w:ind w:firstLineChars="100" w:firstLine="220"/>
+        <w:rPr>
+          <w:rFonts w:hint="eastAsia"/>
+        </w:rPr>
+      </w:pPr>
+      <w:r>
+        <w:rPr>
+          <w:rFonts w:hint="eastAsia"/>
+        </w:rPr>
+        <w:t>并且</w:t>
+      </w:r>
+      <w:r>
+        <w:rPr>
+          <w:rFonts w:hint="eastAsia"/>
+        </w:rPr>
+        <w:t>，</w:t>
+      </w:r>
+      <w:r>
+        <w:rPr>
+          <w:rFonts w:hint="eastAsia"/>
+        </w:rPr>
+        <w:t>搜索结束后这些 Playwright 创建的shell进程不会被正常回收</w:t>
+      </w:r>
+      <w:r>
+        <w:rPr>
+          <w:rFonts w:hint="eastAsia"/>
+        </w:rPr>
+        <w:t>，导致CPU被异常占用。</w:t>
+      </w:r>
+    </w:p>
+    <w:p>
+      <w:pPr>
+        <w:rPr>
+          <w:rFonts w:hint="eastAsia"/>
+        </w:rPr>
+      </w:pPr>
+      <w:r>
+        <w:drawing>
+          <wp:inline distT="0" distB="0" distL="0" distR="0" wp14:anchorId="23D1D03B" wp14:editId="52560AF6">
+            <wp:extent cx="5274310" cy="1111885"/>
+            <wp:effectExtent l="0" t="0" r="2540" b="0"/>
+            <wp:docPr id="592844366" name="图片 1"/>
+            <wp:cNvGraphicFramePr>
+              <a:graphicFrameLocks xmlns:a="http://schemas.openxmlformats.org/drawingml/2006/main" noChangeAspect="1"/>
+            </wp:cNvGraphicFramePr>
+            <a:graphic xmlns:a="http://schemas.openxmlformats.org/drawingml/2006/main">
+              <a:graphicData uri="http://schemas.openxmlformats.org/drawingml/2006/picture">
+                <pic:pic xmlns:pic="http://schemas.openxmlformats.org/drawingml/2006/picture">
+                  <pic:nvPicPr>
+                    <pic:cNvPr id="592844366" name=""/>
+                    <pic:cNvPicPr/>
+                  </pic:nvPicPr>
+                  <pic:blipFill>
+                    <a:blip r:embed="rId15"/>
+                    <a:stretch>
+                      <a:fillRect/>
+                    </a:stretch>
+                  </pic:blipFill>
+                  <pic:spPr>
+                    <a:xfrm>
+                      <a:off x="0" y="0"/>
+                      <a:ext cx="5274310" cy="1111885"/>
+                    </a:xfrm>
+                    <a:prstGeom prst="rect">
+                      <a:avLst/>
+                    </a:prstGeom>
+                  </pic:spPr>
+                </pic:pic>
+              </a:graphicData>
+            </a:graphic>
+          </wp:inline>
+        </w:drawing>
+      </w:r>
+    </w:p>
+    <w:p>
+      <w:r>
+        <w:rPr>
+          <w:rFonts w:hint="eastAsia"/>
+        </w:rPr>
+        <w:t>4. 企业级审计日志</w:t>
+      </w:r>
+      <w:r>
+        <w:rPr>
+          <w:rFonts w:hint="eastAsia"/>
+        </w:rPr>
+        <w:t>不完善。</w:t>
+      </w:r>
+    </w:p>
+    <w:p>
+      <w:pPr>
+        <w:rPr>
+          <w:rFonts w:hint="eastAsia"/>
+        </w:rPr>
+      </w:pPr>
+      <w:r>
+        <w:rPr>
+          <w:rFonts w:hint="eastAsia"/>
+        </w:rPr>
+        <w:t xml:space="preserve">5. </w:t>
+      </w:r>
+      <w:r>
+        <w:t>回复经常突然卡住或中断，且没有任何错误提示</w:t>
+      </w:r>
+    </w:p>
+    <w:p>
+      <w:pPr>
+        <w:rPr>
+          <w:rFonts w:hint="eastAsia"/>
+        </w:rPr>
+      </w:pPr>
+      <w:r>
+        <w:lastRenderedPageBreak/>
+        <w:drawing>
+          <wp:inline distT="0" distB="0" distL="0" distR="0" wp14:anchorId="05F817A1" wp14:editId="3C294A43">
+            <wp:extent cx="5274310" cy="4258310"/>
+            <wp:effectExtent l="0" t="0" r="2540" b="8890"/>
+            <wp:docPr id="160942762" name="图片 1"/>
+            <wp:cNvGraphicFramePr>
+              <a:graphicFrameLocks xmlns:a="http://schemas.openxmlformats.org/drawingml/2006/main" noChangeAspect="1"/>
+            </wp:cNvGraphicFramePr>
+            <a:graphic xmlns:a="http://schemas.openxmlformats.org/drawingml/2006/main">
+              <a:graphicData uri="http://schemas.openxmlformats.org/drawingml/2006/picture">
+                <pic:pic xmlns:pic="http://schemas.openxmlformats.org/drawingml/2006/picture">
+                  <pic:nvPicPr>
+                    <pic:cNvPr id="160942762" name=""/>
+                    <pic:cNvPicPr/>
+                  </pic:nvPicPr>
+                  <pic:blipFill>
+                    <a:blip r:embed="rId16"/>
+                    <a:stretch>
+                      <a:fillRect/>
+                    </a:stretch>
+                  </pic:blipFill>
+                  <pic:spPr>
+                    <a:xfrm>
+                      <a:off x="0" y="0"/>
+                      <a:ext cx="5274310" cy="4258310"/>
+                    </a:xfrm>
+                    <a:prstGeom prst="rect">
+                      <a:avLst/>
+                    </a:prstGeom>
+                  </pic:spPr>
+                </pic:pic>
+              </a:graphicData>
+            </a:graphic>
+          </wp:inline>
+        </w:drawing>
+      </w:r>
+    </w:p>
+    <w:p>
+      <w:r>
+        <w:rPr>
+          <w:rFonts w:hint="eastAsia"/>
+        </w:rPr>
+        <w:t>6</w:t>
+      </w:r>
+      <w:r>
+        <w:rPr>
+          <w:rFonts w:hint="eastAsia"/>
+        </w:rPr>
+        <w:t xml:space="preserve">. </w:t>
+      </w:r>
+      <w:r>
+        <w:t>手动中止消息后，后续对话容易出现响应内容与当前问题脱节的现象</w:t>
+      </w:r>
+      <w:r>
+        <w:rPr>
+          <w:rFonts w:hint="eastAsia"/>
+        </w:rPr>
+        <w:t>。</w:t>
+      </w:r>
+    </w:p>
+    <w:p>
+      <w:pPr>
+        <w:rPr>
+          <w:rFonts w:hint="eastAsia"/>
+        </w:rPr>
+      </w:pPr>
+      <w:r>
+        <w:drawing>
+          <wp:inline distT="0" distB="0" distL="0" distR="0" wp14:anchorId="018A4DFB" wp14:editId="2D397C0A">
+            <wp:extent cx="5274310" cy="3158490"/>
+            <wp:effectExtent l="0" t="0" r="2540" b="3810"/>
+            <wp:docPr id="2140710039" name="图片 1"/>
+            <wp:cNvGraphicFramePr>
+              <a:graphicFrameLocks xmlns:a="http://schemas.openxmlformats.org/drawingml/2006/main" noChangeAspect="1"/>
+            </wp:cNvGraphicFramePr>
+            <a:graphic xmlns:a="http://schemas.openxmlformats.org/drawingml/2006/main">
+              <a:graphicData uri="http://schemas.openxmlformats.org/drawingml/2006/picture">
+                <pic:pic xmlns:pic="http://schemas.openxmlformats.org/drawingml/2006/picture">
+                  <pic:nvPicPr>
+                    <pic:cNvPr id="2140710039" name=""/>
+                    <pic:cNvPicPr/>
+                  </pic:nvPicPr>
+                  <pic:blipFill>
+                    <a:blip r:embed="rId17"/>
+                    <a:stretch>
+                      <a:fillRect/>
+                    </a:stretch>
+                  </pic:blipFill>
+                  <pic:spPr>
+                    <a:xfrm>
+                      <a:off x="0" y="0"/>
+                      <a:ext cx="5274310" cy="3158490"/>
+                    </a:xfrm>
+                    <a:prstGeom prst="rect">
+                      <a:avLst/>
+                    </a:prstGeom>
+                  </pic:spPr>
+                </pic:pic>
+              </a:graphicData>
+            </a:graphic>
+          </wp:inline>
+        </w:drawing>
+      </w:r>
+    </w:p>
+    <w:p/>
+    <w:p>
+      <w:pPr>
+        <w:rPr>
+          <w:rFonts w:hint="eastAsia"/>
+        </w:rPr>
+      </w:pPr>
+      <w:r>
+        <w:rPr>
+          <w:rFonts w:hint="eastAsia"/>
+        </w:rPr>
+        <w:t xml:space="preserve">7. </w:t>
+      </w:r>
+      <w:r>
+        <w:t>在等待回复时切换到其他窗口再切回，</w:t>
+      </w:r>
+      <w:r>
+        <w:rPr>
+          <w:rFonts w:hint="eastAsia"/>
+        </w:rPr>
+        <w:t>有时出现</w:t>
+      </w:r>
+      <w:r>
+        <w:t>响应消失、聊天卡死</w:t>
+      </w:r>
+      <w:r>
+        <w:rPr>
+          <w:rFonts w:hint="eastAsia"/>
+        </w:rPr>
+        <w:t>的现象。</w:t>
+      </w:r>
+    </w:p>
+    <w:p>
+      <w:r>
+        <w:lastRenderedPageBreak/>
+        <w:drawing>
+          <wp:inline distT="0" distB="0" distL="0" distR="0" wp14:anchorId="2BF77337" wp14:editId="46ED8FD2">
+            <wp:extent cx="5274310" cy="3187700"/>
+            <wp:effectExtent l="0" t="0" r="2540" b="0"/>
+            <wp:docPr id="449580037" name="图片 1"/>
+            <wp:cNvGraphicFramePr>
+              <a:graphicFrameLocks xmlns:a="http://schemas.openxmlformats.org/drawingml/2006/main" noChangeAspect="1"/>
+            </wp:cNvGraphicFramePr>
+            <a:graphic xmlns:a="http://schemas.openxmlformats.org/drawingml/2006/main">
+              <a:graphicData uri="http://schemas.openxmlformats.org/drawingml/2006/picture">
+                <pic:pic xmlns:pic="http://schemas.openxmlformats.org/drawingml/2006/picture">
+                  <pic:nvPicPr>
+                    <pic:cNvPr id="449580037" name=""/>
+                    <pic:cNvPicPr/>
+                  </pic:nvPicPr>
+                  <pic:blipFill>
+                    <a:blip r:embed="rId18"/>
+                    <a:stretch>
+                      <a:fillRect/>
+                    </a:stretch>
+                  </pic:blipFill>
+                  <pic:spPr>
+                    <a:xfrm>
+                      <a:off x="0" y="0"/>
+                      <a:ext cx="5274310" cy="3187700"/>
+                    </a:xfrm>
+                    <a:prstGeom prst="rect">
+                      <a:avLst/>
+                    </a:prstGeom>
+                  </pic:spPr>
+                </pic:pic>
+              </a:graphicData>
+            </a:graphic>
+          </wp:inline>
+        </w:drawing>
+      </w:r>
     </w:p>
     <w:p>
       <w:pPr>
@@ -3900,12 +4930,14 @@
         </w:rPr>
         <w:t>、</w:t>
       </w:r>
+      <w:proofErr w:type="spellStart"/>
       <w:r>
         <w:rPr>
           <w:rFonts w:hint="eastAsia"/>
         </w:rPr>
         <w:t>CoPaw</w:t>
       </w:r>
+      <w:proofErr w:type="spellEnd"/>
       <w:r>
         <w:rPr>
           <w:rFonts w:hint="eastAsia"/>
@@ -3943,31 +4975,53 @@
           <w:rFonts w:hint="eastAsia"/>
         </w:rPr>
       </w:pPr>
-      <w:r>
-        <w:rPr>
-          <w:rFonts w:hint="eastAsia"/>
-        </w:rPr>
-        <w:t>CoPaw作为一个能操控本地电脑的AI智能体，在极大提升效率的同时，也带来了显著的安全风险。其核心风险源于 **“高度自主权”与“本地化部署”** 的结合，如果配置不当，个人数据就如同对AI敞开了大门。</w:t>
-      </w:r>
-    </w:p>
-    <w:p>
-      <w:pPr>
-        <w:rPr>
-          <w:rFonts w:hint="eastAsia"/>
-        </w:rPr>
-      </w:pPr>
-    </w:p>
-    <w:p>
-      <w:pPr>
-        <w:rPr>
-          <w:rFonts w:hint="eastAsia"/>
-        </w:rPr>
-      </w:pPr>
-      <w:r>
-        <w:rPr>
-          <w:rFonts w:hint="eastAsia"/>
-        </w:rPr>
-        <w:t>以下是CoPaw主要风险的梳理及应对建议：</w:t>
+      <w:proofErr w:type="spellStart"/>
+      <w:r>
+        <w:rPr>
+          <w:rFonts w:hint="eastAsia"/>
+        </w:rPr>
+        <w:t>CoPaw</w:t>
+      </w:r>
+      <w:proofErr w:type="spellEnd"/>
+      <w:r>
+        <w:rPr>
+          <w:rFonts w:hint="eastAsia"/>
+        </w:rPr>
+        <w:t>作为一个能操控本地电脑的AI智能体，在极大提升效率的同时，也带来了显著的安全风险。其核心风险源于 **“高度自主权”与“本地化部署”** 的结合，如果配置不当，个人数据就如同对AI敞开了大门。</w:t>
+      </w:r>
+    </w:p>
+    <w:p>
+      <w:pPr>
+        <w:rPr>
+          <w:rFonts w:hint="eastAsia"/>
+        </w:rPr>
+      </w:pPr>
+    </w:p>
+    <w:p>
+      <w:pPr>
+        <w:rPr>
+          <w:rFonts w:hint="eastAsia"/>
+        </w:rPr>
+      </w:pPr>
+      <w:r>
+        <w:rPr>
+          <w:rFonts w:hint="eastAsia"/>
+        </w:rPr>
+        <w:t>以下是</w:t>
+      </w:r>
+      <w:proofErr w:type="spellStart"/>
+      <w:r>
+        <w:rPr>
+          <w:rFonts w:hint="eastAsia"/>
+        </w:rPr>
+        <w:t>CoPaw</w:t>
+      </w:r>
+      <w:proofErr w:type="spellEnd"/>
+      <w:r>
+        <w:rPr>
+          <w:rFonts w:hint="eastAsia"/>
+        </w:rPr>
+        <w:t>主要风险的梳理及应对建议：</w:t>
       </w:r>
     </w:p>
     <w:p>
@@ -4062,7 +5116,21 @@
         <w:rPr>
           <w:rFonts w:hint="eastAsia"/>
         </w:rPr>
-        <w:t>| **技能包投毒** | 安装来源不明的技能（Skills）可能导致恶意代码执行，窃取信息或控制电脑。 | 仅从官方或可信渠道安装技能；可开启CoPaw内置的**技能扫描器(Skill Scanner)**，在上线前进行静态分析，检测恶意代码和硬编码密钥。 |</w:t>
+        <w:t>| **技能包投毒** | 安装来源不明的技能（Skills）可能导致恶意代码执行，窃取信息或控制电脑。 | 仅从官方或可信渠道安装技能；可开启</w:t>
+      </w:r>
+      <w:proofErr w:type="spellStart"/>
+      <w:r>
+        <w:rPr>
+          <w:rFonts w:hint="eastAsia"/>
+        </w:rPr>
+        <w:t>CoPaw</w:t>
+      </w:r>
+      <w:proofErr w:type="spellEnd"/>
+      <w:r>
+        <w:rPr>
+          <w:rFonts w:hint="eastAsia"/>
+        </w:rPr>
+        <w:t>内置的**技能扫描器(Skill Scanner)**，在上线前进行静态分析，检测恶意代码和硬编码密钥。 |</w:t>
       </w:r>
     </w:p>
     <w:p>
@@ -4088,60 +5156,158 @@
         <w:rPr>
           <w:rFonts w:hint="eastAsia"/>
         </w:rPr>
-        <w:t>| **配置不当与公网暴露** | 将服务端口直接暴露于公网，且缺乏身份验证，黑客可直接控制你的CoPaw实例。 | **切勿将服务端口直接暴露于公网**；若需远程访问，应</w:t>
+        <w:t>| **配置不当与公网暴露** | 将服务端口直接暴露于公网，且缺乏身份验证，黑客可直</w:t>
       </w:r>
       <w:r>
         <w:rPr>
           <w:rFonts w:hint="eastAsia"/>
         </w:rPr>
         <w:lastRenderedPageBreak/>
-        <w:t>通过VPN或配置了身份验证的反向代理进行；启用Web控制台的身份验证功能。 |</w:t>
-      </w:r>
-    </w:p>
-    <w:p>
-      <w:pPr>
-        <w:rPr>
-          <w:rFonts w:hint="eastAsia"/>
-        </w:rPr>
-      </w:pPr>
-      <w:r>
-        <w:rPr>
-          <w:rFonts w:hint="eastAsia"/>
-        </w:rPr>
-        <w:t>| **权限过高与数据泄露** | 以管理员权限运行，CoPaw将拥有访问和修改所有系统文件的权力，可能误删系统文件或泄露敏感数据。 | 遵循**最小权限原则**，在容器或专用用户账户中运行CoPaw；配置**文件守卫(File Guard)**，限制其对系统敏感目录（如`/etc`、系统配置文件）的访问权限。 |</w:t>
-      </w:r>
-    </w:p>
-    <w:p>
-      <w:pPr>
-        <w:rPr>
-          <w:rFonts w:hint="eastAsia"/>
-        </w:rPr>
-      </w:pPr>
-      <w:r>
-        <w:rPr>
-          <w:rFonts w:hint="eastAsia"/>
-        </w:rPr>
-        <w:t>| **成本失控** | AI运行需消耗大量API Token，若不加管控可能产生高昂费用；有报告称部分实例消耗巨大，长期使用成本不菲。 | 设置API提供商的**用量上限或预算告警**；在CoPaw中可配置**全局速率限制**，通过调整`LLM_MAX_QPM`等参数控制每分钟查询数，避免超额调用。 |</w:t>
-      </w:r>
-    </w:p>
-    <w:p>
-      <w:pPr>
-        <w:rPr>
-          <w:rFonts w:hint="eastAsia"/>
-        </w:rPr>
-      </w:pPr>
-    </w:p>
-    <w:p>
-      <w:pPr>
-        <w:rPr>
-          <w:rFonts w:hint="eastAsia"/>
-        </w:rPr>
-      </w:pPr>
-      <w:r>
-        <w:rPr>
-          <w:rFonts w:hint="eastAsia"/>
-        </w:rPr>
-        <w:t>**核心应对思路**：CoPaw的安全模型设计为 **“单操作员信任边界”** ，即默认所有能访问该实例的人都是可信的。因此，你的所有安全策略都应围绕 **“加固运行环境”** 和 **“不轻易授权”** 展开，将其视为一个拥有高级权限的管家，而非简单的聊天机器人。</w:t>
+        <w:t>接控制你的</w:t>
+      </w:r>
+      <w:proofErr w:type="spellStart"/>
+      <w:r>
+        <w:rPr>
+          <w:rFonts w:hint="eastAsia"/>
+        </w:rPr>
+        <w:t>CoPaw</w:t>
+      </w:r>
+      <w:proofErr w:type="spellEnd"/>
+      <w:r>
+        <w:rPr>
+          <w:rFonts w:hint="eastAsia"/>
+        </w:rPr>
+        <w:t>实例。 | **切勿将服务端口直接暴露于公网**；若需远程访问，应通过VPN或配置了身份验证的反向代理进行；启用Web控制台的身份验证功能。 |</w:t>
+      </w:r>
+    </w:p>
+    <w:p>
+      <w:pPr>
+        <w:rPr>
+          <w:rFonts w:hint="eastAsia"/>
+        </w:rPr>
+      </w:pPr>
+      <w:r>
+        <w:rPr>
+          <w:rFonts w:hint="eastAsia"/>
+        </w:rPr>
+        <w:t>| **权限过高与数据泄露** | 以管理员权限运行，</w:t>
+      </w:r>
+      <w:proofErr w:type="spellStart"/>
+      <w:r>
+        <w:rPr>
+          <w:rFonts w:hint="eastAsia"/>
+        </w:rPr>
+        <w:t>CoPaw</w:t>
+      </w:r>
+      <w:proofErr w:type="spellEnd"/>
+      <w:r>
+        <w:rPr>
+          <w:rFonts w:hint="eastAsia"/>
+        </w:rPr>
+        <w:t>将拥有访问和修改所有系统文件的权力，可能误删系统文件或泄露敏感数据。 | 遵循**最小权限原则**，在容器或专用用户账户中运行</w:t>
+      </w:r>
+      <w:proofErr w:type="spellStart"/>
+      <w:r>
+        <w:rPr>
+          <w:rFonts w:hint="eastAsia"/>
+        </w:rPr>
+        <w:t>CoPaw</w:t>
+      </w:r>
+      <w:proofErr w:type="spellEnd"/>
+      <w:r>
+        <w:rPr>
+          <w:rFonts w:hint="eastAsia"/>
+        </w:rPr>
+        <w:t>；配置**文件守卫(File Guard)**，限制其对系统敏感目录（如`/</w:t>
+      </w:r>
+      <w:proofErr w:type="spellStart"/>
+      <w:r>
+        <w:rPr>
+          <w:rFonts w:hint="eastAsia"/>
+        </w:rPr>
+        <w:t>etc</w:t>
+      </w:r>
+      <w:proofErr w:type="spellEnd"/>
+      <w:r>
+        <w:rPr>
+          <w:rFonts w:hint="eastAsia"/>
+        </w:rPr>
+        <w:t>`、系统配置文件）的访问权限。 |</w:t>
+      </w:r>
+    </w:p>
+    <w:p>
+      <w:pPr>
+        <w:rPr>
+          <w:rFonts w:hint="eastAsia"/>
+        </w:rPr>
+      </w:pPr>
+      <w:r>
+        <w:rPr>
+          <w:rFonts w:hint="eastAsia"/>
+        </w:rPr>
+        <w:t>| **成本失控** | AI运行需消耗大量API Token，若不加管</w:t>
+      </w:r>
+      <w:proofErr w:type="gramStart"/>
+      <w:r>
+        <w:rPr>
+          <w:rFonts w:hint="eastAsia"/>
+        </w:rPr>
+        <w:t>控可能</w:t>
+      </w:r>
+      <w:proofErr w:type="gramEnd"/>
+      <w:r>
+        <w:rPr>
+          <w:rFonts w:hint="eastAsia"/>
+        </w:rPr>
+        <w:t>产生高昂费用；有报告称部分实例消耗巨大，长期使用成本不菲。 | 设置API提供商的**用量上限或预算告警**；在</w:t>
+      </w:r>
+      <w:proofErr w:type="spellStart"/>
+      <w:r>
+        <w:rPr>
+          <w:rFonts w:hint="eastAsia"/>
+        </w:rPr>
+        <w:t>CoPaw</w:t>
+      </w:r>
+      <w:proofErr w:type="spellEnd"/>
+      <w:r>
+        <w:rPr>
+          <w:rFonts w:hint="eastAsia"/>
+        </w:rPr>
+        <w:t>中可配置**全局速率限制**，通过调整`LLM_MAX_QPM`等参数控制每分钟查询数，避免超额调用。 |</w:t>
+      </w:r>
+    </w:p>
+    <w:p>
+      <w:pPr>
+        <w:rPr>
+          <w:rFonts w:hint="eastAsia"/>
+        </w:rPr>
+      </w:pPr>
+    </w:p>
+    <w:p>
+      <w:pPr>
+        <w:rPr>
+          <w:rFonts w:hint="eastAsia"/>
+        </w:rPr>
+      </w:pPr>
+      <w:r>
+        <w:rPr>
+          <w:rFonts w:hint="eastAsia"/>
+        </w:rPr>
+        <w:t>**核心应对思路**：</w:t>
+      </w:r>
+      <w:proofErr w:type="spellStart"/>
+      <w:r>
+        <w:rPr>
+          <w:rFonts w:hint="eastAsia"/>
+        </w:rPr>
+        <w:t>CoPaw</w:t>
+      </w:r>
+      <w:proofErr w:type="spellEnd"/>
+      <w:r>
+        <w:rPr>
+          <w:rFonts w:hint="eastAsia"/>
+        </w:rPr>
+        <w:t>的安全模型设计为 **“单操作员信任边界”** ，即默认所有能访问该实例的人都是可信的。因此，你的所有安全策略都应围绕 **“加固运行环境”** 和 **“不轻易授权”** 展开，将其视为一个拥有高级权限的管家，而非简单的聊天机器人。</w:t>
       </w:r>
     </w:p>
     <w:p>

--- a/CoPaw操作手册.docx
+++ b/CoPaw操作手册.docx
@@ -4406,6 +4406,12 @@
           <w:rFonts w:hint="eastAsia"/>
         </w:rPr>
       </w:pPr>
+      <w:r>
+        <w:rPr>
+          <w:rFonts w:hint="eastAsia"/>
+        </w:rPr>
+        <w:t>参考</w:t>
+      </w:r>
       <w:hyperlink r:id="rId14" w:history="1">
         <w:r>
           <w:rPr>
@@ -8641,6 +8647,18 @@
       <w:bCs/>
     </w:rPr>
   </w:style>
+  <w:style w:type="character" w:styleId="af1">
+    <w:name w:val="FollowedHyperlink"/>
+    <w:basedOn w:val="a0"/>
+    <w:uiPriority w:val="99"/>
+    <w:semiHidden/>
+    <w:unhideWhenUsed/>
+    <w:rsid w:val="00762534"/>
+    <w:rPr>
+      <w:color w:val="96607D" w:themeColor="followedHyperlink"/>
+      <w:u w:val="single"/>
+    </w:rPr>
+  </w:style>
 </w:styles>
 </file>
 
